--- a/proposal/thesis-proposal-draft.docx
+++ b/proposal/thesis-proposal-draft.docx
@@ -103,10 +103,10 @@
         <w:jc w:val="center"/>
         <w:rPr>
           <w:b/>
-          <w:sz w:val="30"/>
+          <w:sz w:val="4"/>
           <w:szCs w:val="30"/>
         </w:rPr>
-        <w:spacing w:line="60" w:lineRule="exact" w:before="0" w:after="0"/>
+        <w:spacing w:before="0" w:after="0" w:line="40" w:lineRule="exact"/>
       </w:pPr>
     </w:p>
     <w:tbl>
@@ -193,17 +193,20 @@
           </w:tcPr>
           <w:p>
             <w:pPr>
-              <w:spacing w:before="120" w:after="120"/>
               <w:rPr>
                 <w:rFonts w:eastAsia="华文仿宋"/>
                 <w:sz w:val="24"/>
                 <w:szCs w:val="24"/>
               </w:rPr>
+              <w:spacing w:before="0" w:after="0" w:line="300" w:lineRule="auto"/>
+              <w:jc w:val="left"/>
             </w:pPr>
             <w:r>
               <w:rPr>
-                <w:rFonts w:eastAsia="华文楷体"/>
-                <w:sz w:val="24"/>
+                <w:rFonts w:ascii="Times New Roman" w:hAnsi="Times New Roman" w:eastAsia="华文楷体"/>
+                <w:sz w:val="24"/>
+                <w:color w:val="000000"/>
+                <w:lang w:val="en-US"/>
               </w:rPr>
               <w:t xml:space="preserve">125120990077</w:t>
             </w:r>
@@ -263,17 +266,20 @@
           </w:tcPr>
           <w:p>
             <w:pPr>
-              <w:spacing w:before="120" w:after="120"/>
               <w:rPr>
                 <w:rFonts w:eastAsia="华文仿宋"/>
                 <w:sz w:val="24"/>
                 <w:szCs w:val="24"/>
               </w:rPr>
+              <w:spacing w:before="0" w:after="0" w:line="300" w:lineRule="auto"/>
+              <w:jc w:val="left"/>
             </w:pPr>
             <w:r>
               <w:rPr>
-                <w:rFonts w:eastAsia="华文楷体"/>
-                <w:sz w:val="24"/>
+                <w:rFonts w:ascii="Times New Roman" w:hAnsi="Times New Roman" w:eastAsia="华文楷体"/>
+                <w:sz w:val="24"/>
+                <w:color w:val="000000"/>
+                <w:lang w:val="en-US"/>
               </w:rPr>
               <w:t xml:space="preserve">Mikhail Dushkin</w:t>
             </w:r>
@@ -377,7 +383,7 @@
                     <w:sz w:val="24"/>
                     <w:szCs w:val="24"/>
                   </w:rPr>
-                  <w:t>[Degree category to confirm]</w:t>
+                  <w:t>学术型硕士生 Academic Master Student</w:t>
                 </w:r>
               </w:sdtContent>
             </w:sdt>
@@ -480,7 +486,7 @@
                     <w:sz w:val="24"/>
                     <w:szCs w:val="24"/>
                   </w:rPr>
-                  <w:t>[Study mode to confirm]</w:t>
+                  <w:t>全日制 Full-time</w:t>
                 </w:r>
                 <w:permEnd w:id="262226271"/>
               </w:sdtContent>
@@ -549,26 +555,29 @@
           </w:tcPr>
           <w:p>
             <w:pPr>
-              <w:spacing w:before="120" w:after="120"/>
               <w:rPr>
                 <w:rFonts w:eastAsia="华文仿宋"/>
                 <w:sz w:val="24"/>
                 <w:szCs w:val="24"/>
               </w:rPr>
+              <w:spacing w:before="0" w:after="0" w:line="300" w:lineRule="auto"/>
+              <w:jc w:val="left"/>
             </w:pPr>
             <w:r>
               <w:rPr>
-                <w:rFonts w:eastAsia="华文楷体"/>
-                <w:sz w:val="24"/>
-              </w:rPr>
-              <w:t xml:space="preserve">Prof. Liu Jialu (刘佳璐)</w:t>
+                <w:rFonts w:ascii="Times New Roman" w:hAnsi="Times New Roman" w:eastAsia="华文楷体"/>
+                <w:sz w:val="24"/>
+                <w:color w:val="000000"/>
+                <w:lang w:val="en-US"/>
+              </w:rPr>
+              <w:t xml:space="preserve">Professor Liu Jialu (刘佳璐)</w:t>
             </w:r>
           </w:p>
         </w:tc>
       </w:tr>
       <w:tr>
         <w:trPr>
-          <w:trHeight w:val="810"/>
+          <w:trHeight w:val="810" w:hRule="atLeast"/>
           <w:jc w:val="center"/>
         </w:trPr>
         <w:tc>
@@ -620,19 +629,22 @@
           </w:tcPr>
           <w:p>
             <w:pPr>
-              <w:spacing w:before="120" w:after="120"/>
               <w:rPr>
                 <w:rFonts w:eastAsia="华文仿宋"/>
                 <w:sz w:val="24"/>
                 <w:szCs w:val="24"/>
               </w:rPr>
+              <w:spacing w:before="0" w:after="0" w:line="300" w:lineRule="auto"/>
+              <w:jc w:val="left"/>
             </w:pPr>
             <w:r>
               <w:rPr>
-                <w:rFonts w:eastAsia="华文楷体"/>
-                <w:sz w:val="24"/>
-              </w:rPr>
-              <w:t xml:space="preserve">Coordinating Distributed Business Knowledge in Multi-Agent Analytics: A Controlled Study of Shared Memory and Conflict Resolution</w:t>
+                <w:rFonts w:ascii="Times New Roman" w:hAnsi="Times New Roman" w:eastAsia="华文楷体"/>
+                <w:sz w:val="24"/>
+                <w:color w:val="000000"/>
+                <w:lang w:val="en-US"/>
+              </w:rPr>
+              <w:t xml:space="preserve">Improving Evidence Use and Semantic Verification in Multi-Agent Business Analytics: A Failure-Guided Controlled Study</w:t>
             </w:r>
           </w:p>
         </w:tc>
@@ -779,17 +791,20 @@
           </w:tcPr>
           <w:p>
             <w:pPr>
-              <w:spacing w:before="120" w:after="120"/>
               <w:rPr>
                 <w:rFonts w:eastAsia="华文仿宋"/>
                 <w:sz w:val="24"/>
                 <w:szCs w:val="24"/>
               </w:rPr>
+              <w:spacing w:before="0" w:after="0" w:line="300" w:lineRule="auto"/>
+              <w:jc w:val="left"/>
             </w:pPr>
             <w:r>
               <w:rPr>
-                <w:rFonts w:eastAsia="华文楷体"/>
-                <w:sz w:val="24"/>
+                <w:rFonts w:ascii="Times New Roman" w:hAnsi="Times New Roman" w:eastAsia="华文楷体"/>
+                <w:sz w:val="24"/>
+                <w:color w:val="000000"/>
+                <w:lang w:val="en-US"/>
               </w:rPr>
               <w:t xml:space="preserve">Master of International Business</w:t>
             </w:r>
@@ -858,17 +873,20 @@
           </w:tcPr>
           <w:p>
             <w:pPr>
-              <w:spacing w:before="120" w:after="120"/>
               <w:rPr>
                 <w:rFonts w:eastAsia="华文仿宋"/>
                 <w:sz w:val="24"/>
                 <w:szCs w:val="24"/>
               </w:rPr>
+              <w:spacing w:before="0" w:after="0" w:line="300" w:lineRule="auto"/>
+              <w:jc w:val="left"/>
             </w:pPr>
             <w:r>
               <w:rPr>
-                <w:rFonts w:eastAsia="华文楷体"/>
-                <w:sz w:val="24"/>
+                <w:rFonts w:ascii="Times New Roman" w:hAnsi="Times New Roman" w:eastAsia="华文楷体"/>
+                <w:sz w:val="24"/>
+                <w:color w:val="000000"/>
+                <w:lang w:val="en-US"/>
               </w:rPr>
               <w:t xml:space="preserve">22 October 2026</w:t>
             </w:r>
@@ -946,19 +964,22 @@
           </w:tcPr>
           <w:p>
             <w:pPr>
-              <w:spacing w:before="120" w:after="120"/>
               <w:rPr>
                 <w:rFonts w:eastAsia="华文仿宋"/>
                 <w:sz w:val="24"/>
                 <w:szCs w:val="24"/>
               </w:rPr>
+              <w:spacing w:before="0" w:after="0" w:line="300" w:lineRule="auto"/>
+              <w:jc w:val="left"/>
             </w:pPr>
             <w:r>
               <w:rPr>
-                <w:rFonts w:eastAsia="华文楷体"/>
-                <w:sz w:val="24"/>
-              </w:rPr>
-              <w:t xml:space="preserve">[Venue to confirm]</w:t>
+                <w:rFonts w:ascii="Times New Roman" w:hAnsi="Times New Roman" w:eastAsia="华文楷体"/>
+                <w:sz w:val="24"/>
+                <w:color w:val="000000"/>
+                <w:lang w:val="en-US"/>
+              </w:rPr>
+              <w:t xml:space="preserve"/>
             </w:r>
           </w:p>
         </w:tc>
@@ -1637,19 +1658,22 @@
           </w:tcPr>
           <w:p>
             <w:pPr>
-              <w:spacing w:line="360" w:lineRule="auto"/>
               <w:rPr>
                 <w:rFonts w:eastAsia="华文仿宋"/>
                 <w:b/>
                 <w:sz w:val="24"/>
               </w:rPr>
+              <w:spacing w:before="0" w:after="0" w:line="300" w:lineRule="auto"/>
+              <w:jc w:val="left"/>
             </w:pPr>
             <w:r>
               <w:rPr>
-                <w:rFonts w:eastAsia="华文楷体"/>
-                <w:sz w:val="24"/>
-              </w:rPr>
-              <w:t xml:space="preserve">Coordinating Distributed Business Knowledge in Multi-Agent Analytics: A Controlled Study of Shared Memory and Conflict Resolution</w:t>
+                <w:rFonts w:ascii="Times New Roman" w:hAnsi="Times New Roman" w:eastAsia="华文楷体"/>
+                <w:sz w:val="24"/>
+                <w:color w:val="000000"/>
+                <w:lang w:val="en-US"/>
+              </w:rPr>
+              <w:t xml:space="preserve">Improving Evidence Use and Semantic Verification in Multi-Agent Business Analytics: A Failure-Guided Controlled Study</w:t>
             </w:r>
           </w:p>
         </w:tc>
@@ -2063,7 +2087,7 @@
                 <w:tag w:val="source"/>
                 <w:id w:val="990681279"/>
                 <w14:checkbox>
-                  <w14:checked w14:val="0"/>
+                  <w14:checked w14:val="1"/>
                   <w14:checkedState w14:val="221A" w14:font="宋体"/>
                   <w14:uncheckedState w14:val="2610" w14:font="MS Gothic"/>
                 </w14:checkbox>
@@ -2075,7 +2099,7 @@
                     <w:rFonts w:ascii="MS Gothic" w:eastAsia="MS Gothic" w:hAnsi="MS Gothic" w:hint="eastAsia"/>
                     <w:sz w:val="24"/>
                   </w:rPr>
-                  <w:t>☐</w:t>
+                  <w:t>☒</w:t>
                 </w:r>
                 <w:permEnd w:id="456815036"/>
               </w:sdtContent>
@@ -2179,6 +2203,8 @@
           <w:sz w:val="24"/>
         </w:rPr>
         <w:keepNext/>
+        <w:keepLines/>
+        <w:widowControl/>
       </w:pPr>
       <w:r>
         <w:rPr>
@@ -2323,567 +2349,603 @@
     </w:p>
     <w:p>
       <w:pPr>
-        <w:snapToGrid w:val="0"/>
-        <w:spacing w:beforeLines="50" w:before="156" w:line="300" w:lineRule="auto"/>
+        <w:jc w:val="left"/>
+        <w:snapToGrid w:val="0"/>
+        <w:widowControl/>
+        <w:keepNext/>
+        <w:keepLines/>
+        <w:spacing w:before="180" w:after="80" w:line="300" w:lineRule="auto"/>
+        <w:outlineLvl w:val="1"/>
+      </w:pPr>
+      <w:permStart w:id="108286397" w:edGrp="everyone"/>
+      <w:r>
+        <w:rPr>
+          <w:rFonts w:ascii="Times New Roman" w:hAnsi="Times New Roman" w:eastAsia="华文楷体"/>
+          <w:sz w:val="24"/>
+          <w:color w:val="000000"/>
+          <w:b/>
+          <w:lang w:val="en-US"/>
+        </w:rPr>
+        <w:t xml:space="preserve">1.1 Why business-correct analytics requires knowledge</w:t>
+      </w:r>
+    </w:p>
+    <w:p>
+      <w:pPr>
+        <w:jc w:val="left"/>
+        <w:snapToGrid w:val="0"/>
+        <w:widowControl/>
+        <w:spacing w:before="100" w:after="0" w:line="300" w:lineRule="auto"/>
+        <w:ind w:firstLine="480"/>
+      </w:pPr>
+      <w:r>
+        <w:rPr>
+          <w:rFonts w:ascii="Times New Roman" w:hAnsi="Times New Roman" w:eastAsia="华文楷体"/>
+          <w:sz w:val="24"/>
+          <w:color w:val="000000"/>
+          <w:lang w:val="en-US"/>
+        </w:rPr>
+        <w:t xml:space="preserve">An analytics agent is a program that uses a language model to read sources, write and execute analysis code, and revise its work. It can produce code that runs successfully and still answer the wrong business question. Consider a request for average sales per customer. Before calculating anything, the agent must establish which customers count, which reporting period applies, and how returns or cancelled orders should be treated. Different choices can produce different, plausible answers from the same tables. Business-correct analytics therefore requires both an accurate calculation and the correct use of the knowledge defining the requested measure.</w:t>
+      </w:r>
+    </w:p>
+    <w:p>
+      <w:pPr>
+        <w:jc w:val="left"/>
+        <w:snapToGrid w:val="0"/>
+        <w:widowControl/>
+        <w:spacing w:before="100" w:after="0" w:line="300" w:lineRule="auto"/>
+        <w:ind w:firstLine="480"/>
+      </w:pPr>
+      <w:r>
+        <w:rPr>
+          <w:rFonts w:ascii="Times New Roman" w:hAnsi="Times New Roman" w:eastAsia="华文楷体"/>
+          <w:sz w:val="24"/>
+          <w:color w:val="000000"/>
+          <w:lang w:val="en-US"/>
+        </w:rPr>
+        <w:t xml:space="preserve">My professional experience in banking analytics motivates this problem. Tables can have clear schemas and column descriptions while the rules needed to interpret them remain in separate documents. Providing those documents makes the knowledge available, but the agent must still identify the applicable rule and implement it correctly.</w:t>
+      </w:r>
+    </w:p>
+    <w:p>
+      <w:pPr>
+        <w:jc w:val="left"/>
+        <w:snapToGrid w:val="0"/>
+        <w:widowControl/>
+        <w:spacing w:before="100" w:after="0" w:line="300" w:lineRule="auto"/>
+        <w:ind w:firstLine="480"/>
+      </w:pPr>
+      <w:r>
+        <w:rPr>
+          <w:rFonts w:ascii="Times New Roman" w:hAnsi="Times New Roman" w:eastAsia="华文楷体"/>
+          <w:sz w:val="24"/>
+          <w:color w:val="000000"/>
+          <w:lang w:val="en-US"/>
+        </w:rPr>
+        <w:t xml:space="preserve">This distinction also makes accuracy difficult to assess. A technical check can establish that code runs; matching an expected number can establish success on a particular task; examining the governing rules can establish whether the calculation answers the intended question. These checks address different aspects of quality. Comparing systems requires shared tasks, rules and evaluation criteria, as well as an understanding of how each system reaches its answer. This leads to existing analytics benchmarks and the systems evaluated on them.</w:t>
+      </w:r>
+    </w:p>
+    <w:p>
+      <w:pPr>
+        <w:jc w:val="left"/>
+        <w:snapToGrid w:val="0"/>
+        <w:widowControl/>
+        <w:keepNext/>
+        <w:keepLines/>
+        <w:spacing w:before="180" w:after="80" w:line="300" w:lineRule="auto"/>
+        <w:outlineLvl w:val="1"/>
+      </w:pPr>
+      <w:r>
+        <w:rPr>
+          <w:rFonts w:ascii="Times New Roman" w:hAnsi="Times New Roman" w:eastAsia="华文楷体"/>
+          <w:sz w:val="24"/>
+          <w:color w:val="000000"/>
+          <w:b/>
+          <w:lang w:val="en-US"/>
+        </w:rPr>
+        <w:t xml:space="preserve">1.2 What leading analytics systems show</w:t>
+      </w:r>
+    </w:p>
+    <w:p>
+      <w:pPr>
+        <w:jc w:val="left"/>
+        <w:snapToGrid w:val="0"/>
+        <w:widowControl/>
+        <w:spacing w:before="100" w:after="0" w:line="300" w:lineRule="auto"/>
+        <w:ind w:firstLine="480"/>
+      </w:pPr>
+      <w:r>
+        <w:rPr>
+          <w:rFonts w:ascii="Times New Roman" w:hAnsi="Times New Roman" w:eastAsia="华文楷体"/>
+          <w:sz w:val="24"/>
+          <w:color w:val="000000"/>
+          <w:lang w:val="en-US"/>
+        </w:rPr>
+        <w:t xml:space="preserve">DABstep provides a common benchmark for multi-step data analysis using tables and supporting documentation [1]. It allows different systems to be evaluated on the same questions. Final-answer accuracy is an important starting point, but does not explain why an answer is wrong or which system component needs improvement.</w:t>
+      </w:r>
+    </w:p>
+    <w:p>
+      <w:pPr>
+        <w:jc w:val="left"/>
+        <w:snapToGrid w:val="0"/>
+        <w:widowControl/>
+        <w:spacing w:before="100" w:after="0" w:line="300" w:lineRule="auto"/>
+        <w:ind w:firstLine="480"/>
+      </w:pPr>
+      <w:r>
+        <w:rPr>
+          <w:rFonts w:ascii="Times New Roman" w:hAnsi="Times New Roman" w:eastAsia="华文楷体"/>
+          <w:sz w:val="24"/>
+          <w:color w:val="000000"/>
+          <w:lang w:val="en-US"/>
+        </w:rPr>
+        <w:t xml:space="preserve">This study focuses on DataPilot, DS-STAR and NVIDIA Data Explorer because they are among the leading validated DABstep entries and publish technical descriptions relevant to knowledge use and checking. On 14 October 2026, NVIDIA ranked first on hard-task accuracy at 89.95%, DataPilot second at 87.57%, and DS-STAR fifth at 45.24% [2]. These are rankings on the hard subset, not a claim that these are the top three systems. Their descriptions also provide complementary starting points for this research.</w:t>
+      </w:r>
+    </w:p>
+    <w:p>
+      <w:pPr>
+        <w:jc w:val="left"/>
+        <w:snapToGrid w:val="0"/>
+        <w:widowControl/>
+        <w:spacing w:before="100" w:after="0" w:line="300" w:lineRule="auto"/>
+        <w:ind w:firstLine="480"/>
+      </w:pPr>
+      <w:r>
+        <w:rPr>
+          <w:rFonts w:ascii="Times New Roman" w:hAnsi="Times New Roman" w:eastAsia="华文楷体"/>
+          <w:sz w:val="24"/>
+          <w:color w:val="000000"/>
+          <w:lang w:val="en-US"/>
+        </w:rPr>
+        <w:t xml:space="preserve">DataPilot emphasises reusable knowledge: it stores versioned procedures, metric definitions and executable assets, then brings relevant assets into the current task. Its main agent can delegate competing interpretations to subagents [3]. It is an important reference for studying how previously acquired knowledge informs a new calculation.</w:t>
+      </w:r>
+    </w:p>
+    <w:p>
+      <w:pPr>
+        <w:jc w:val="left"/>
+        <w:snapToGrid w:val="0"/>
+        <w:widowControl/>
+        <w:spacing w:before="100" w:after="0" w:line="300" w:lineRule="auto"/>
+        <w:ind w:firstLine="480"/>
+      </w:pPr>
+      <w:r>
+        <w:rPr>
+          <w:rFonts w:ascii="Times New Roman" w:hAnsi="Times New Roman" w:eastAsia="华文楷体"/>
+          <w:sz w:val="24"/>
+          <w:color w:val="000000"/>
+          <w:lang w:val="en-US"/>
+        </w:rPr>
+        <w:t xml:space="preserve">DS-STAR divides analysis into activities including understanding files, planning, coding and verification. Its reviewer assesses whether a proposed solution is sufficient and can trigger refinement [4]. It is an important reference for studying how an analytical result is checked before delivery.</w:t>
+      </w:r>
+    </w:p>
+    <w:p>
+      <w:pPr>
+        <w:jc w:val="left"/>
+        <w:snapToGrid w:val="0"/>
+        <w:widowControl/>
+        <w:spacing w:before="100" w:after="0" w:line="300" w:lineRule="auto"/>
+        <w:ind w:firstLine="480"/>
+      </w:pPr>
+      <w:r>
+        <w:rPr>
+          <w:rFonts w:ascii="Times New Roman" w:hAnsi="Times New Roman" w:eastAsia="华文楷体"/>
+          <w:sz w:val="24"/>
+          <w:color w:val="000000"/>
+          <w:lang w:val="en-US"/>
+        </w:rPr>
+        <w:t xml:space="preserve">NVIDIA combines substantial preparation of reusable functions and examples with a single tool-calling agent during inference and separate offline reflection [5]. Its leading result makes it a necessary counterpoint: high accuracy does not require a large team during each query. It also shows why prepared knowledge and the cost of creating it must be considered alongside runtime behaviour.</w:t>
+      </w:r>
+    </w:p>
+    <w:p>
+      <w:pPr>
+        <w:jc w:val="left"/>
+        <w:snapToGrid w:val="0"/>
+        <w:widowControl/>
+        <w:spacing w:before="100" w:after="0" w:line="300" w:lineRule="auto"/>
+        <w:ind w:firstLine="480"/>
+      </w:pPr>
+      <w:r>
+        <w:rPr>
+          <w:rFonts w:ascii="Times New Roman" w:hAnsi="Times New Roman" w:eastAsia="华文楷体"/>
+          <w:sz w:val="24"/>
+          <w:color w:val="000000"/>
+          <w:lang w:val="en-US"/>
+        </w:rPr>
+        <w:t xml:space="preserve">These systems motivate the study; their leaderboard scores do not isolate the effect of agent count, memory or review. Models, tools and preparation differ. DataPilot and DS-STAR will therefore guide the research design, while controlled experiments will use one reproducible adaptation with clearly stated differences from the original systems.</w:t>
+      </w:r>
+    </w:p>
+    <w:p>
+      <w:pPr>
+        <w:jc w:val="left"/>
+        <w:snapToGrid w:val="0"/>
+        <w:widowControl/>
+        <w:keepNext/>
+        <w:keepLines/>
+        <w:spacing w:before="180" w:after="80" w:line="300" w:lineRule="auto"/>
+        <w:outlineLvl w:val="1"/>
+      </w:pPr>
+      <w:r>
+        <w:rPr>
+          <w:rFonts w:ascii="Times New Roman" w:hAnsi="Times New Roman" w:eastAsia="华文楷体"/>
+          <w:sz w:val="24"/>
+          <w:color w:val="000000"/>
+          <w:b/>
+          <w:lang w:val="en-US"/>
+        </w:rPr>
+        <w:t xml:space="preserve">1.3 Why study a multi-agent system?</w:t>
+      </w:r>
+    </w:p>
+    <w:p>
+      <w:pPr>
+        <w:jc w:val="left"/>
+        <w:snapToGrid w:val="0"/>
+        <w:widowControl/>
+        <w:spacing w:before="100" w:after="0" w:line="300" w:lineRule="auto"/>
+        <w:ind w:firstLine="480"/>
+      </w:pPr>
+      <w:r>
+        <w:rPr>
+          <w:rFonts w:ascii="Times New Roman" w:hAnsi="Times New Roman" w:eastAsia="华文楷体"/>
+          <w:sz w:val="24"/>
+          <w:color w:val="000000"/>
+          <w:lang w:val="en-US"/>
+        </w:rPr>
+        <w:t xml:space="preserve">A multi-agent system (MAS) consists of agents that coordinate their work. This study uses a hierarchy: a main agent delegates tasks to subagents with separate working conversations, or contexts. Although NVIDIA leads DABstep with a single agent during inference, a hierarchy offers two relevant opportunities.</w:t>
+      </w:r>
+    </w:p>
+    <w:p>
+      <w:pPr>
+        <w:jc w:val="left"/>
+        <w:snapToGrid w:val="0"/>
+        <w:widowControl/>
+        <w:spacing w:before="100" w:after="0" w:line="300" w:lineRule="auto"/>
+        <w:ind w:firstLine="480"/>
+      </w:pPr>
+      <w:r>
+        <w:rPr>
+          <w:rFonts w:ascii="Times New Roman" w:hAnsi="Times New Roman" w:eastAsia="华文楷体"/>
+          <w:sz w:val="24"/>
+          <w:color w:val="000000"/>
+          <w:lang w:val="en-US"/>
+        </w:rPr>
+        <w:t xml:space="preserve">First, an evidence worker can assess a retrieved procedure before passing it to a computational agent, keeping inapplicable instructions out of the calculation context. Second, a reviewer can read the question and sources before seeing the proposed answer, then challenge the solver's interpretation. These boundaries motivate studying knowledge use and review in MAS.</w:t>
+      </w:r>
+    </w:p>
+    <w:p>
+      <w:pPr>
+        <w:jc w:val="left"/>
+        <w:snapToGrid w:val="0"/>
+        <w:widowControl/>
+        <w:spacing w:before="100" w:after="0" w:line="300" w:lineRule="auto"/>
+        <w:ind w:firstLine="480"/>
+      </w:pPr>
+      <w:r>
+        <w:rPr>
+          <w:rFonts w:ascii="Times New Roman" w:hAnsi="Times New Roman" w:eastAsia="华文楷体"/>
+          <w:sz w:val="24"/>
+          <w:color w:val="000000"/>
+          <w:lang w:val="en-US"/>
+        </w:rPr>
+        <w:t xml:space="preserve">Their value must be tested: collaboration can add overhead [6], and a single agent can perform comparable procedures [7]. The experiment will therefore compare the hierarchy with similarly equipped single agents, measuring whether reliability gains justify the additional cost.</w:t>
+      </w:r>
+    </w:p>
+    <w:p>
+      <w:pPr>
+        <w:jc w:val="left"/>
+        <w:snapToGrid w:val="0"/>
+        <w:widowControl/>
+        <w:keepNext/>
+        <w:keepLines/>
+        <w:spacing w:before="180" w:after="80" w:line="300" w:lineRule="auto"/>
+        <w:outlineLvl w:val="1"/>
+      </w:pPr>
+      <w:r>
+        <w:rPr>
+          <w:rFonts w:ascii="Times New Roman" w:hAnsi="Times New Roman" w:eastAsia="华文楷体"/>
+          <w:sz w:val="24"/>
+          <w:color w:val="000000"/>
+          <w:b/>
+          <w:lang w:val="en-US"/>
+        </w:rPr>
+        <w:t xml:space="preserve">1.4 Using MAST to identify two research problems</w:t>
+      </w:r>
+    </w:p>
+    <w:p>
+      <w:pPr>
+        <w:jc w:val="left"/>
+        <w:snapToGrid w:val="0"/>
+        <w:widowControl/>
+        <w:spacing w:before="100" w:after="0" w:line="300" w:lineRule="auto"/>
+        <w:ind w:firstLine="480"/>
+      </w:pPr>
+      <w:r>
+        <w:rPr>
+          <w:rFonts w:ascii="Times New Roman" w:hAnsi="Times New Roman" w:eastAsia="华文楷体"/>
+          <w:sz w:val="24"/>
+          <w:color w:val="000000"/>
+          <w:lang w:val="en-US"/>
+        </w:rPr>
+        <w:t xml:space="preserve">To investigate a multi-agent workflow, it is necessary to describe where it fails. The Multi-Agent System Failure Taxonomy, or MAST, groups failures into system design, inter-agent misalignment and task verification [8]. It provides a vocabulary for examining execution traces rather than treating every wrong final answer as the same error. This study will use it to organise diagnosis, then focus on two problems relevant to business analytics.</w:t>
+      </w:r>
+    </w:p>
+    <w:p>
+      <w:pPr>
+        <w:jc w:val="left"/>
+        <w:snapToGrid w:val="0"/>
+        <w:widowControl/>
+        <w:spacing w:before="100" w:after="0" w:line="300" w:lineRule="auto"/>
+        <w:ind w:firstLine="480"/>
+      </w:pPr>
+      <w:r>
+        <w:rPr>
+          <w:rFonts w:ascii="Times New Roman" w:hAnsi="Times New Roman" w:eastAsia="华文楷体"/>
+          <w:sz w:val="24"/>
+          <w:color w:val="000000"/>
+          <w:b/>
+          <w:lang w:val="en-US"/>
+        </w:rPr>
+        <w:t xml:space="preserve">Problem one: available knowledge or experience is not used appropriately.</w:t>
+      </w:r>
+      <w:r>
+        <w:rPr>
+          <w:rFonts w:ascii="Times New Roman" w:hAnsi="Times New Roman" w:eastAsia="华文楷体"/>
+          <w:sz w:val="24"/>
+          <w:color w:val="000000"/>
+          <w:lang w:val="en-US"/>
+        </w:rPr>
+        <w:t xml:space="preserve"> A worker may find a relevant rule but fail to pass it on; another agent may receive it but disregard it. A remembered procedure may also be applied outside its valid business scope. For example, a previous sales calculation may exclude cancelled orders, while the current measure requires a different treatment. The research will examine the wider information-use problem but intervene specifically when retrieved experience is admitted for use. ReasoningBank provides a precedent for retrieving past experience to support new tasks [9]; our question is whether its applicability should be checked explicitly against current sources.</w:t>
+      </w:r>
+    </w:p>
+    <w:p>
+      <w:pPr>
+        <w:jc w:val="left"/>
+        <w:snapToGrid w:val="0"/>
+        <w:widowControl/>
+        <w:spacing w:before="100" w:after="0" w:line="300" w:lineRule="auto"/>
+        <w:ind w:firstLine="480"/>
+      </w:pPr>
+      <w:r>
+        <w:rPr>
+          <w:rFonts w:ascii="Times New Roman" w:hAnsi="Times New Roman" w:eastAsia="华文楷体"/>
+          <w:sz w:val="24"/>
+          <w:color w:val="000000"/>
+          <w:b/>
+          <w:lang w:val="en-US"/>
+        </w:rPr>
+        <w:t xml:space="preserve">Problem two: review accepts an incorrect business interpretation.</w:t>
+      </w:r>
+      <w:r>
+        <w:rPr>
+          <w:rFonts w:ascii="Times New Roman" w:hAnsi="Times New Roman" w:eastAsia="华文楷体"/>
+          <w:sz w:val="24"/>
+          <w:color w:val="000000"/>
+          <w:lang w:val="en-US"/>
+        </w:rPr>
+        <w:t xml:space="preserve"> There are two important cases. The reviewer may check arithmetic while omitting a required eligibility or denominator check, corresponding to incomplete verification. Alternatively, it may examine the disputed rule and wrongly approve its use, corresponding to incorrect verification. These are different targets: performing more checks does not necessarily improve the judgement made by each check.</w:t>
+      </w:r>
+    </w:p>
+    <w:p>
+      <w:pPr>
+        <w:jc w:val="left"/>
+        <w:snapToGrid w:val="0"/>
+        <w:widowControl/>
+        <w:spacing w:before="100" w:after="0" w:line="300" w:lineRule="auto"/>
+        <w:ind w:firstLine="480"/>
+      </w:pPr>
+      <w:r>
+        <w:rPr>
+          <w:rFonts w:ascii="Times New Roman" w:hAnsi="Times New Roman" w:eastAsia="华文楷体"/>
+          <w:sz w:val="24"/>
+          <w:color w:val="000000"/>
+          <w:lang w:val="en-US"/>
+        </w:rPr>
+        <w:t xml:space="preserve">MAST will provide the starting classification. Where its categories do not adequately distinguish recurring analytics failures, the study will propose domain-specific refinements or additional subtypes, supported by definitions and trace examples. Their contribution will be assessed through coding consistency and usefulness in identifying targets for improvement.</w:t>
+      </w:r>
+    </w:p>
+    <w:p>
+      <w:pPr>
+        <w:jc w:val="left"/>
+        <w:snapToGrid w:val="0"/>
+        <w:widowControl/>
+        <w:keepNext/>
+        <w:keepLines/>
+        <w:spacing w:before="180" w:after="80" w:line="300" w:lineRule="auto"/>
+        <w:outlineLvl w:val="1"/>
+      </w:pPr>
+      <w:r>
+        <w:rPr>
+          <w:rFonts w:ascii="Times New Roman" w:hAnsi="Times New Roman" w:eastAsia="华文楷体"/>
+          <w:sz w:val="24"/>
+          <w:color w:val="000000"/>
+          <w:b/>
+          <w:lang w:val="en-US"/>
+        </w:rPr>
+        <w:t xml:space="preserve">1.5 Building on existing solutions</w:t>
+      </w:r>
+    </w:p>
+    <w:p>
+      <w:pPr>
+        <w:jc w:val="left"/>
+        <w:snapToGrid w:val="0"/>
+        <w:widowControl/>
+        <w:spacing w:before="100" w:after="0" w:line="300" w:lineRule="auto"/>
+        <w:ind w:firstLine="480"/>
+      </w:pPr>
+      <w:r>
+        <w:rPr>
+          <w:rFonts w:ascii="Times New Roman" w:hAnsi="Times New Roman" w:eastAsia="华文楷体"/>
+          <w:sz w:val="24"/>
+          <w:color w:val="000000"/>
+          <w:lang w:val="en-US"/>
+        </w:rPr>
+        <w:t xml:space="preserve">The two proposed changes address different stages of the workflow. First, </w:t>
+      </w:r>
+      <w:r>
+        <w:rPr>
+          <w:rFonts w:ascii="Times New Roman" w:hAnsi="Times New Roman" w:eastAsia="华文楷体"/>
+          <w:sz w:val="24"/>
+          <w:color w:val="000000"/>
+          <w:b/>
+          <w:lang w:val="en-US"/>
+        </w:rPr>
+        <w:t xml:space="preserve">evidence-checked experience reuse</w:t>
+      </w:r>
+      <w:r>
+        <w:rPr>
+          <w:rFonts w:ascii="Times New Roman" w:hAnsi="Times New Roman" w:eastAsia="华文楷体"/>
+          <w:sz w:val="24"/>
+          <w:color w:val="000000"/>
+          <w:lang w:val="en-US"/>
+        </w:rPr>
+        <w:t xml:space="preserve"> will assess whether a retrieved procedure's conditions are supported by current documents before passing it to the computational agent. Useful compatible procedures should remain available. The question is whether this additional check improves ordinary retrieval and source use, not whether memory is beneficial in every task.</w:t>
+      </w:r>
+    </w:p>
+    <w:p>
+      <w:pPr>
+        <w:jc w:val="left"/>
+        <w:snapToGrid w:val="0"/>
+        <w:widowControl/>
+        <w:spacing w:before="100" w:after="0" w:line="300" w:lineRule="auto"/>
+        <w:ind w:firstLine="480"/>
+      </w:pPr>
+      <w:r>
+        <w:rPr>
+          <w:rFonts w:ascii="Times New Roman" w:hAnsi="Times New Roman" w:eastAsia="华文楷体"/>
+          <w:sz w:val="24"/>
+          <w:color w:val="000000"/>
+          <w:lang w:val="en-US"/>
+        </w:rPr>
+        <w:t xml:space="preserve">Second, </w:t>
+      </w:r>
+      <w:r>
+        <w:rPr>
+          <w:rFonts w:ascii="Times New Roman" w:hAnsi="Times New Roman" w:eastAsia="华文楷体"/>
+          <w:sz w:val="24"/>
+          <w:color w:val="000000"/>
+          <w:b/>
+          <w:lang w:val="en-US"/>
+        </w:rPr>
+        <w:t xml:space="preserve">source-grounded counterexample review</w:t>
+      </w:r>
+      <w:r>
+        <w:rPr>
+          <w:rFonts w:ascii="Times New Roman" w:hAnsi="Times New Roman" w:eastAsia="华文楷体"/>
+          <w:sz w:val="24"/>
+          <w:color w:val="000000"/>
+          <w:lang w:val="en-US"/>
+        </w:rPr>
+        <w:t xml:space="preserve"> will challenge a candidate interpretation with a small executable example. For instance, if two calculations treat cancelled orders differently, test data containing such an order can expose the difference. The documents determine which interpretation is correct; disagreement between calculations alone cannot do so.</w:t>
+      </w:r>
+    </w:p>
+    <w:p>
+      <w:pPr>
+        <w:jc w:val="left"/>
+        <w:snapToGrid w:val="0"/>
+        <w:widowControl/>
+        <w:spacing w:before="100" w:after="0" w:line="300" w:lineRule="auto"/>
+        <w:ind w:firstLine="480"/>
+      </w:pPr>
+      <w:r>
+        <w:rPr>
+          <w:rFonts w:ascii="Times New Roman" w:hAnsi="Times New Roman" w:eastAsia="华文楷体"/>
+          <w:sz w:val="24"/>
+          <w:color w:val="000000"/>
+          <w:lang w:val="en-US"/>
+        </w:rPr>
+        <w:t xml:space="preserve">SQLDriller provides a methodological precedent for using small databases to distinguish alternative SQL interpretations [10]. TS-SQL studies executable tests for refinement [11]. QueryProof connects business rules, verification and reliability-aware analytics evaluation [12]. These works establish that memory, rule checks and executable tests are existing ideas. Our contribution must come from their carefully specified adaptation and controlled evaluation.</w:t>
+      </w:r>
+    </w:p>
+    <w:p>
+      <w:pPr>
+        <w:jc w:val="left"/>
+        <w:snapToGrid w:val="0"/>
+        <w:widowControl/>
+        <w:spacing w:before="100" w:after="0" w:line="300" w:lineRule="auto"/>
+        <w:ind w:firstLine="480"/>
+      </w:pPr>
+      <w:r>
+        <w:rPr>
+          <w:rFonts w:ascii="Times New Roman" w:hAnsi="Times New Roman" w:eastAsia="华文楷体"/>
+          <w:sz w:val="24"/>
+          <w:color w:val="000000"/>
+          <w:lang w:val="en-US"/>
+        </w:rPr>
+        <w:t xml:space="preserve">Additional checking also needs an economic justification. FinHelm's author reports a small development comparison in which verification added cost without improving mean accuracy [13]. This does not settle the value of checking, but makes its benefit an empirical question. Detailed protocols, implementation controls and measurements are presented in Section 3.</w:t>
+      </w:r>
+    </w:p>
+    <w:p>
+      <w:pPr>
+        <w:jc w:val="left"/>
+        <w:snapToGrid w:val="0"/>
+        <w:widowControl/>
+        <w:keepNext/>
+        <w:keepLines/>
+        <w:spacing w:before="180" w:after="80" w:line="300" w:lineRule="auto"/>
+        <w:outlineLvl w:val="1"/>
+      </w:pPr>
+      <w:r>
+        <w:rPr>
+          <w:rFonts w:ascii="Times New Roman" w:hAnsi="Times New Roman" w:eastAsia="华文楷体"/>
+          <w:sz w:val="24"/>
+          <w:color w:val="000000"/>
+          <w:b/>
+          <w:lang w:val="en-US"/>
+        </w:rPr>
+        <w:t xml:space="preserve">1.6 Research contribution and practical significance</w:t>
+      </w:r>
+    </w:p>
+    <w:p>
+      <w:pPr>
+        <w:jc w:val="left"/>
+        <w:snapToGrid w:val="0"/>
+        <w:widowControl/>
+        <w:spacing w:before="100" w:after="0" w:line="300" w:lineRule="auto"/>
+        <w:ind w:firstLine="480"/>
+      </w:pPr>
+      <w:r>
+        <w:rPr>
+          <w:rFonts w:ascii="Times New Roman" w:hAnsi="Times New Roman" w:eastAsia="华文楷体"/>
+          <w:sz w:val="24"/>
+          <w:color w:val="000000"/>
+          <w:lang w:val="en-US"/>
+        </w:rPr>
+        <w:t xml:space="preserve">This thesis will investigate evidence-checked experience reuse and source-grounded counterexample review separately and together in one hierarchical analytics system. It will connect changes in final-answer quality with evidence about inappropriate reuse, omitted checks and incorrect review decisions. Strong single-agent comparisons will test whether the hierarchy adds value beyond the procedures themselves.</w:t>
+      </w:r>
+    </w:p>
+    <w:p>
+      <w:pPr>
+        <w:jc w:val="left"/>
+        <w:snapToGrid w:val="0"/>
+        <w:widowControl/>
+        <w:spacing w:before="100" w:after="0" w:line="300" w:lineRule="auto"/>
+        <w:ind w:firstLine="480"/>
+      </w:pPr>
+      <w:r>
+        <w:rPr>
+          <w:rFonts w:ascii="Times New Roman" w:hAnsi="Times New Roman" w:eastAsia="华文楷体"/>
+          <w:sz w:val="24"/>
+          <w:color w:val="000000"/>
+          <w:lang w:val="en-US"/>
+        </w:rPr>
+        <w:t xml:space="preserve">The practical significance is guidance for choosing how much effort to invest in knowledge preparation, reuse and checking. Better handling of documented rules could make analytical systems more useful and reduce adaptation work, but deployment across arbitrary businesses is not an objective of this study. Accuracy, coverage, preparation effort and operating cost will be reported together. The research will not claim realised productivity savings or return on investment without workplace evidence.</w:t>
+      </w:r>
+    </w:p>
+    <w:permEnd w:id="108286397"/>
+    <w:p>
+      <w:pPr>
+        <w:snapToGrid w:val="0"/>
+        <w:ind w:firstLineChars="200" w:firstLine="480"/>
         <w:jc w:val="left"/>
         <w:rPr>
           <w:rFonts w:eastAsia="华文楷体"/>
           <w:sz w:val="24"/>
         </w:rPr>
-        <w:widowControl w:val="1"/>
         <w:keepNext/>
-      </w:pPr>
-      <w:permStart w:id="108286397" w:edGrp="everyone"/>
+        <w:keepLines/>
+        <w:widowControl/>
+      </w:pPr>
       <w:r>
         <w:rPr>
           <w:rFonts w:eastAsia="华文楷体"/>
           <w:sz w:val="24"/>
-          <w:b/>
-        </w:rPr>
-        <w:t xml:space="preserve">Business analytics requires both calculation and interpretation</w:t>
-      </w:r>
-    </w:p>
-    <w:p>
-      <w:pPr>
-        <w:snapToGrid w:val="0"/>
-        <w:spacing w:beforeLines="50" w:before="156" w:line="300" w:lineRule="auto"/>
-        <w:ind w:firstLineChars="200" w:firstLine="480"/>
-        <w:jc w:val="left"/>
-        <w:rPr>
-          <w:rFonts w:eastAsia="华文楷体"/>
-          <w:sz w:val="24"/>
-        </w:rPr>
-        <w:widowControl w:val="1"/>
-      </w:pPr>
-      <w:r>
-        <w:rPr>
-          <w:rFonts w:eastAsia="华文楷体"/>
-          <w:sz w:val="24"/>
-        </w:rPr>
-        <w:t xml:space="preserve">My professional experience in banking analytics motivates this study: tables may have schemas and column descriptions while the knowledge needed to construct a business-correct query remains distributed across documentation. In this experience, additional context can still contain conflicting or unclear definitions, and even organised documentation may leave the appropriate relationships and filters uncertain. This motivates the research question; it is not a measured workplace result or evidence that additional context is generally ineffective. The proposed experiments use public sources rather than internal bank material.</w:t>
-      </w:r>
-    </w:p>
-    <w:p>
-      <w:pPr>
-        <w:snapToGrid w:val="0"/>
-        <w:spacing w:beforeLines="50" w:before="156" w:line="300" w:lineRule="auto"/>
-        <w:ind w:firstLineChars="200" w:firstLine="480"/>
-        <w:jc w:val="left"/>
-        <w:rPr>
-          <w:rFonts w:eastAsia="华文楷体"/>
-          <w:sz w:val="24"/>
-        </w:rPr>
-        <w:widowControl w:val="1"/>
-      </w:pPr>
-      <w:r>
-        <w:rPr>
-          <w:rFonts w:eastAsia="华文楷体"/>
-          <w:sz w:val="24"/>
-        </w:rPr>
-        <w:t xml:space="preserve">Business analytics often appears to be a calculation problem: select records, apply a formula and report a number. In practice, the calculation is governed by definitions distributed across tables and documents. A report may depend on which reporting period is applicable, whether a transaction is eligible, which exceptions take precedence, and whether a percentage is calculated from transaction counts or monetary amounts. Code can execute successfully while implementing a rule that does not apply to the requested report. Reliable analytical assistance therefore requires both computational correctness and an interpretation supported by the governing documentation.</w:t>
-      </w:r>
-    </w:p>
-    <w:p>
-      <w:pPr>
-        <w:snapToGrid w:val="0"/>
-        <w:spacing w:beforeLines="50" w:before="156" w:line="300" w:lineRule="auto"/>
-        <w:ind w:firstLineChars="200" w:firstLine="480"/>
-        <w:jc w:val="left"/>
-        <w:rPr>
-          <w:rFonts w:eastAsia="华文楷体"/>
-          <w:sz w:val="24"/>
-        </w:rPr>
-        <w:widowControl w:val="1"/>
-      </w:pPr>
-      <w:r>
-        <w:rPr>
-          <w:rFonts w:eastAsia="华文楷体"/>
-          <w:sz w:val="24"/>
-        </w:rPr>
-        <w:t xml:space="preserve">This distinction also concerns joins and aggregation grain. A technically valid join can count the same business entity several times, while a plausible filter can omit records that the intended definition includes. These are illustrative risks, not reported workplace cases. A further illustration from this experience concerns trade-finance limit utilisation: subtracting unused balances from total capacity requires a justified active-limit definition at the reporting date and a documented treatment of umbrella and company-level limits. Where records share underlying capacity, a simple row sum could count it more than once. The exact workplace rules and calculation are not established by this illustration. It motivates checking population and hierarchy semantics before execution; it is not an experiment result or a bank case study. The proposed procedures can organise and check available evidence; they cannot guarantee recovery of a governing rule absent from the sources. The core experiment therefore requires sufficient accessible evidence to determine the answer, including in its resolvable-conflict variants.</w:t>
-      </w:r>
-    </w:p>
-    <w:p>
-      <w:pPr>
-        <w:snapToGrid w:val="0"/>
-        <w:spacing w:beforeLines="50" w:before="156" w:line="300" w:lineRule="auto"/>
-        <w:ind w:firstLineChars="200" w:firstLine="480"/>
-        <w:jc w:val="left"/>
-        <w:rPr>
-          <w:rFonts w:eastAsia="华文楷体"/>
-          <w:sz w:val="24"/>
-        </w:rPr>
-        <w:widowControl w:val="1"/>
-      </w:pPr>
-      <w:r>
-        <w:rPr>
-          <w:rFonts w:eastAsia="华文楷体"/>
-          <w:sz w:val="24"/>
-        </w:rPr>
-        <w:t xml:space="preserve">Consider an illustrative fraud-rate report. One document defines the rate as the number of fraudulent transactions divided by the number of eligible transactions. Another defines a monetary exposure measure using transaction amounts. Both formulas can be implemented correctly and produce plausible percentages from the same table. The relevant reporting definition determines which answer is correct. Agreement between two calculations is insufficient if both use the wrong definition. This example is a motivation for the proposed experiment, rather than a failure observed in an existing agent run. The practical question is how checking effort should be allocated between recomputing a result and establishing the applicable business rule.</w:t>
-      </w:r>
-    </w:p>
-    <w:p>
-      <w:pPr>
-        <w:snapToGrid w:val="0"/>
-        <w:spacing w:beforeLines="50" w:before="156" w:line="300" w:lineRule="auto"/>
-        <w:ind w:firstLineChars="200" w:firstLine="480"/>
-        <w:jc w:val="left"/>
-        <w:rPr>
-          <w:rFonts w:eastAsia="华文楷体"/>
-          <w:sz w:val="24"/>
-        </w:rPr>
-        <w:widowControl w:val="1"/>
-      </w:pPr>
-      <w:r>
-        <w:rPr>
-          <w:rFonts w:eastAsia="华文楷体"/>
-          <w:sz w:val="24"/>
-        </w:rPr>
-        <w:t xml:space="preserve">Existing benchmarks already recognise the importance of documentary knowledge. DABstep supplies multi-step analytical tasks with payment-domain context and executable data access [1]. LongDA studies analytical tasks requiring extensive documentation [2]. These precedents rule out a claim that combining tables and business documentation is itself new. They also provide a feasible foundation for a controlled study using public releases. The proposed project will build on the existing source audit rather than conduct another broad benchmark search.</w:t>
-      </w:r>
-    </w:p>
-    <w:p>
-      <w:pPr>
-        <w:snapToGrid w:val="0"/>
-        <w:spacing w:beforeLines="50" w:before="156" w:line="300" w:lineRule="auto"/>
-        <w:jc w:val="left"/>
-        <w:rPr>
-          <w:rFonts w:eastAsia="华文楷体"/>
-          <w:sz w:val="24"/>
-        </w:rPr>
-        <w:widowControl w:val="1"/>
-        <w:keepNext/>
-      </w:pPr>
-      <w:r>
-        <w:rPr>
-          <w:rFonts w:eastAsia="华文楷体"/>
-          <w:sz w:val="24"/>
-          <w:b/>
-        </w:rPr>
-        <w:t xml:space="preserve">Why study a team of agents?</w:t>
-      </w:r>
-    </w:p>
-    <w:p>
-      <w:pPr>
-        <w:snapToGrid w:val="0"/>
-        <w:spacing w:beforeLines="50" w:before="156" w:line="300" w:lineRule="auto"/>
-        <w:ind w:firstLineChars="200" w:firstLine="480"/>
-        <w:jc w:val="left"/>
-        <w:rPr>
-          <w:rFonts w:eastAsia="华文楷体"/>
-          <w:sz w:val="24"/>
-        </w:rPr>
-        <w:widowControl w:val="1"/>
-      </w:pPr>
-      <w:r>
-        <w:rPr>
-          <w:rFonts w:eastAsia="华文楷体"/>
-          <w:sz w:val="24"/>
-        </w:rPr>
-        <w:t xml:space="preserve">A multi-agent analytical system distributes work across communicating model-driven roles. Such a team could separate interpretation, calculation and checking, allowing different agents to examine different evidence or produce distinct implementations. However, role separation also creates opportunities for relevant evidence to be lost, misinterpreted or replaced by an incorrect shared assumption. Communication adds cost, and separate agents using the same model may make correlated errors. The existence of several roles therefore does not establish that a team is necessary or more reliable.</w:t>
-      </w:r>
-    </w:p>
-    <w:p>
-      <w:pPr>
-        <w:snapToGrid w:val="0"/>
-        <w:spacing w:beforeLines="50" w:before="156" w:line="300" w:lineRule="auto"/>
-        <w:ind w:firstLineChars="200" w:firstLine="480"/>
-        <w:jc w:val="left"/>
-        <w:rPr>
-          <w:rFonts w:eastAsia="华文楷体"/>
-          <w:sz w:val="24"/>
-        </w:rPr>
-        <w:widowControl w:val="1"/>
-      </w:pPr>
-      <w:r>
-        <w:rPr>
-          <w:rFonts w:eastAsia="华文楷体"/>
-          <w:sz w:val="24"/>
-        </w:rPr>
-        <w:t xml:space="preserve">The MAST study classifies multi-agent failures involving system design, inter-agent misalignment and task verification [3]. This supplies a useful descriptive vocabulary for examining visible failures, but its categories do not identify causal mechanisms in the proposed analytical setting. Silo-Bench likewise examines distributed coordination and describes failures of integration despite information transfer [4]. Together, these studies motivate measuring whether agents use the evidence they receive, rather than treating communication as successful coordination by definition.</w:t>
-      </w:r>
-    </w:p>
-    <w:p>
-      <w:pPr>
-        <w:snapToGrid w:val="0"/>
-        <w:spacing w:beforeLines="50" w:before="156" w:line="300" w:lineRule="auto"/>
-        <w:ind w:firstLineChars="200" w:firstLine="480"/>
-        <w:jc w:val="left"/>
-        <w:rPr>
-          <w:rFonts w:eastAsia="华文楷体"/>
-          <w:sz w:val="24"/>
-        </w:rPr>
-        <w:widowControl w:val="1"/>
-      </w:pPr>
-      <w:r>
-        <w:rPr>
-          <w:rFonts w:eastAsia="华文楷体"/>
-          <w:sz w:val="24"/>
-        </w:rPr>
-        <w:t xml:space="preserve">The thesis will retain a fixed multi-agent team as its central object while including a strong single-agent control. The single agent must be able to inspect the same documents, execute calculations, revise its approach and check its own work within comparable resource ceilings. A weak one-shot response would not establish the value of delegation. If the single agent achieves comparable or better reliability at lower cost, that finding would identify a boundary on the practical value of the team in this setting. The project would still answer its comparative question, provided that the tasks, controls and uncertainty support the conclusion. It would not justify a general claim against multi-agent systems in other domains.</w:t>
-      </w:r>
-    </w:p>
-    <w:p>
-      <w:pPr>
-        <w:snapToGrid w:val="0"/>
-        <w:spacing w:beforeLines="50" w:before="156" w:line="300" w:lineRule="auto"/>
-        <w:jc w:val="left"/>
-        <w:rPr>
-          <w:rFonts w:eastAsia="华文楷体"/>
-          <w:sz w:val="24"/>
-        </w:rPr>
-        <w:widowControl w:val="1"/>
-        <w:keepNext/>
-      </w:pPr>
-      <w:r>
-        <w:rPr>
-          <w:rFonts w:eastAsia="华文楷体"/>
-          <w:sz w:val="24"/>
-          <w:b/>
-        </w:rPr>
-        <w:t xml:space="preserve">Computational verification and its limits</w:t>
-      </w:r>
-    </w:p>
-    <w:p>
-      <w:pPr>
-        <w:snapToGrid w:val="0"/>
-        <w:spacing w:beforeLines="50" w:before="156" w:line="300" w:lineRule="auto"/>
-        <w:ind w:firstLineChars="200" w:firstLine="480"/>
-        <w:jc w:val="left"/>
-        <w:rPr>
-          <w:rFonts w:eastAsia="华文楷体"/>
-          <w:sz w:val="24"/>
-        </w:rPr>
-        <w:widowControl w:val="1"/>
-      </w:pPr>
-      <w:r>
-        <w:rPr>
-          <w:rFonts w:eastAsia="华文楷体"/>
-          <w:sz w:val="24"/>
-        </w:rPr>
-        <w:t xml:space="preserve">Ordinary execution feedback tells an agent whether code runs and may reveal syntax, runtime or data-access errors. It does not establish that the requested quantity was computed. In this proposal, independent executable verification means that a checker constructs its interpretation and an executable calculation from the task and permitted sources before seeing the solver's numeric answer or code. The independently obtained results are compared afterwards, with bounded opportunities to resolve disagreements. Re-running the solver's unchanged code is not independent verification.</w:t>
-      </w:r>
-    </w:p>
-    <w:p>
-      <w:pPr>
-        <w:snapToGrid w:val="0"/>
-        <w:spacing w:beforeLines="50" w:before="156" w:line="300" w:lineRule="auto"/>
-        <w:ind w:firstLineChars="200" w:firstLine="480"/>
-        <w:jc w:val="left"/>
-        <w:rPr>
-          <w:rFonts w:eastAsia="华文楷体"/>
-          <w:sz w:val="24"/>
-        </w:rPr>
-        <w:widowControl w:val="1"/>
-      </w:pPr>
-      <w:r>
-        <w:rPr>
-          <w:rFonts w:eastAsia="华文楷体"/>
-          <w:sz w:val="24"/>
-        </w:rPr>
-        <w:t xml:space="preserve">This intervention is intended to reduce dependence on a single computational pathway. Its independence is procedural rather than a guarantee of semantic truth: the checker and solver can still choose the same inapplicable rule. Shared model limitations, ambiguous documentation and misleading source cues may cause agreement on a wrong answer. The study must consequently score rule applicability alongside numeric correctness and examine incorrect answers that survive checking.</w:t>
-      </w:r>
-    </w:p>
-    <w:p>
-      <w:pPr>
-        <w:snapToGrid w:val="0"/>
-        <w:spacing w:beforeLines="50" w:before="156" w:line="300" w:lineRule="auto"/>
-        <w:ind w:firstLineChars="200" w:firstLine="480"/>
-        <w:jc w:val="left"/>
-        <w:rPr>
-          <w:rFonts w:eastAsia="华文楷体"/>
-          <w:sz w:val="24"/>
-        </w:rPr>
-        <w:widowControl w:val="1"/>
-      </w:pPr>
-      <w:r>
-        <w:rPr>
-          <w:rFonts w:eastAsia="华文楷体"/>
-          <w:sz w:val="24"/>
-        </w:rPr>
-        <w:t xml:space="preserve">AgenticData is the closest identified analytical system comparison. It combines multi-agent analysis, plan validation and feedback memory, and reports component ablations [5]. Its validation discussion includes semantic, data and grammar checks; the evaluation also considers quality and resource costs. The proposed thesis cannot claim to invent the combination of analytical agents, validation and memory. Instead, it must specify how initially withheld independent recomputation differs from plan validation and evaluate that distinction under a controlled protocol. The selected sections inspected so far do not settle equivalence with the proposed experiment; an omitted feature in a summary is not evidence that the complete system lacks it.</w:t>
-      </w:r>
-    </w:p>
-    <w:p>
-      <w:pPr>
-        <w:snapToGrid w:val="0"/>
-        <w:spacing w:beforeLines="50" w:before="156" w:line="300" w:lineRule="auto"/>
-        <w:jc w:val="left"/>
-        <w:rPr>
-          <w:rFonts w:eastAsia="华文楷体"/>
-          <w:sz w:val="24"/>
-        </w:rPr>
-        <w:widowControl w:val="1"/>
-        <w:keepNext/>
-      </w:pPr>
-      <w:r>
-        <w:rPr>
-          <w:rFonts w:eastAsia="华文楷体"/>
-          <w:sz w:val="24"/>
-          <w:b/>
-        </w:rPr>
-        <w:t xml:space="preserve">Shared business context and conflict reconciliation</w:t>
-      </w:r>
-    </w:p>
-    <w:p>
-      <w:pPr>
-        <w:snapToGrid w:val="0"/>
-        <w:spacing w:beforeLines="50" w:before="156" w:line="300" w:lineRule="auto"/>
-        <w:ind w:firstLineChars="200" w:firstLine="480"/>
-        <w:jc w:val="left"/>
-        <w:rPr>
-          <w:rFonts w:eastAsia="华文楷体"/>
-          <w:sz w:val="24"/>
-        </w:rPr>
-        <w:widowControl w:val="1"/>
-      </w:pPr>
-      <w:r>
-        <w:rPr>
-          <w:rFonts w:eastAsia="华文楷体"/>
-          <w:sz w:val="24"/>
-        </w:rPr>
-        <w:t xml:space="preserve">Shared business-context alignment means that agents explicitly record and reconcile the specification governing the current task. The shared record identifies the metric, population, reporting period, units, exclusions and supporting sources. It starts empty and is populated by the agents from accessible evidence. Conflicting claims require an explicit applicability decision or an unresolved-ambiguity status. The researcher does not place the correct interpretation in this record. Otherwise, an apparent improvement could result from supplying the answer rather than improving coordination.</w:t>
-      </w:r>
-    </w:p>
-    <w:p>
-      <w:pPr>
-        <w:snapToGrid w:val="0"/>
-        <w:spacing w:beforeLines="50" w:before="156" w:line="300" w:lineRule="auto"/>
-        <w:ind w:firstLineChars="200" w:firstLine="480"/>
-        <w:jc w:val="left"/>
-        <w:rPr>
-          <w:rFonts w:eastAsia="华文楷体"/>
-          <w:sz w:val="24"/>
-        </w:rPr>
-        <w:widowControl w:val="1"/>
-      </w:pPr>
-      <w:r>
-        <w:rPr>
-          <w:rFonts w:eastAsia="华文楷体"/>
-          <w:sz w:val="24"/>
-        </w:rPr>
-        <w:t xml:space="preserve">Here, shared memory is limited to the current task. It is not a proposed universal memory architecture or a mechanism for learning from previous test answers. The intervention bundles structured recording and explicit reconciliation; its estimated effect will concern that bundle. Establishing the contribution of either component alone would require a separate ablation, which is outside the initial core comparison.</w:t>
-      </w:r>
-    </w:p>
-    <w:p>
-      <w:pPr>
-        <w:snapToGrid w:val="0"/>
-        <w:spacing w:beforeLines="50" w:before="156" w:line="300" w:lineRule="auto"/>
-        <w:ind w:firstLineChars="200" w:firstLine="480"/>
-        <w:jc w:val="left"/>
-        <w:rPr>
-          <w:rFonts w:eastAsia="华文楷体"/>
-          <w:sz w:val="24"/>
-        </w:rPr>
-        <w:widowControl w:val="1"/>
-      </w:pPr>
-      <w:r>
-        <w:rPr>
-          <w:rFonts w:eastAsia="华文楷体"/>
-          <w:sz w:val="24"/>
-        </w:rPr>
-        <w:t xml:space="preserve">Conflict-aware memory is established prior work. AMA's current inspected version includes a Judge that filters retrieved memory and detects conflicts, with refreshing and evaluation on conversational-memory benchmarks [6]. MemTX studies transactional belief admission and repair, using controlled evaluation and downstream mock refund episodes [7]. These sources are necessary to delimit the contribution: provenance, conflict handling, repair and harm-sensitive evaluation cannot be claimed as new primitives here. Their inspected settings and protocols differ from the proposed analytical reporting tasks, but a different application alone does not establish a scientific contribution. No formal guarantees from those systems are claimed for the proposed shared-context intervention.</w:t>
-      </w:r>
-    </w:p>
-    <w:p>
-      <w:pPr>
-        <w:snapToGrid w:val="0"/>
-        <w:spacing w:beforeLines="50" w:before="156" w:line="300" w:lineRule="auto"/>
-        <w:jc w:val="left"/>
-        <w:rPr>
-          <w:rFonts w:eastAsia="华文楷体"/>
-          <w:sz w:val="24"/>
-        </w:rPr>
-        <w:widowControl w:val="1"/>
-        <w:keepNext/>
-      </w:pPr>
-      <w:r>
-        <w:rPr>
-          <w:rFonts w:eastAsia="华文楷体"/>
-          <w:sz w:val="24"/>
-          <w:b/>
-        </w:rPr>
-        <w:t xml:space="preserve">Evaluation precedents and the proposed comparison</w:t>
-      </w:r>
-    </w:p>
-    <w:p>
-      <w:pPr>
-        <w:snapToGrid w:val="0"/>
-        <w:spacing w:beforeLines="50" w:before="156" w:line="300" w:lineRule="auto"/>
-        <w:ind w:firstLineChars="200" w:firstLine="480"/>
-        <w:jc w:val="left"/>
-        <w:rPr>
-          <w:rFonts w:eastAsia="华文楷体"/>
-          <w:sz w:val="24"/>
-        </w:rPr>
-        <w:widowControl w:val="1"/>
-      </w:pPr>
-      <w:r>
-        <w:rPr>
-          <w:rFonts w:eastAsia="华文楷体"/>
-          <w:sz w:val="24"/>
-        </w:rPr>
-        <w:t xml:space="preserve">The public analytical benchmarks also constrain the motivation. LongDA notes limitations of fixed-year documentation and an emphasis on final numeric answers [2]. This supports examining documentary applicability as well as calculations, but it is a limitation of that benchmark, not proof of a literature-wide gap. LiveSQLBench's release documentation already describes business-rule drift [8]. Therefore, changing rules or including conflicting documentation is insufficient as a standalone novelty claim.</w:t>
-      </w:r>
-    </w:p>
-    <w:p>
-      <w:pPr>
-        <w:snapToGrid w:val="0"/>
-        <w:spacing w:beforeLines="50" w:before="156" w:line="300" w:lineRule="auto"/>
-        <w:ind w:firstLineChars="200" w:firstLine="480"/>
-        <w:jc w:val="left"/>
-        <w:rPr>
-          <w:rFonts w:eastAsia="华文楷体"/>
-          <w:sz w:val="24"/>
-        </w:rPr>
-        <w:widowControl w:val="1"/>
-      </w:pPr>
-      <w:r>
-        <w:rPr>
-          <w:rFonts w:eastAsia="华文楷体"/>
-          <w:sz w:val="24"/>
-        </w:rPr>
-        <w:t xml:space="preserve">The proposed comparison keeps the underlying tables fixed and constructs matched document packages. One package provides consistent rules; the other introduces a conflicting but resolvable claim. The information needed to establish authority must be available to every condition. Harmless document changes will help distinguish the effect of conflict from changes in document length or presentation. Related variants will remain grouped for analysis instead of being counted as independent tasks.</w:t>
-      </w:r>
-    </w:p>
-    <w:p>
-      <w:pPr>
-        <w:snapToGrid w:val="0"/>
-        <w:spacing w:beforeLines="50" w:before="156" w:line="300" w:lineRule="auto"/>
-        <w:ind w:firstLineChars="200" w:firstLine="480"/>
-        <w:jc w:val="left"/>
-        <w:rPr>
-          <w:rFonts w:eastAsia="华文楷体"/>
-          <w:sz w:val="24"/>
-        </w:rPr>
-        <w:widowControl w:val="1"/>
-      </w:pPr>
-      <w:r>
-        <w:rPr>
-          <w:rFonts w:eastAsia="华文楷体"/>
-          <w:sz w:val="24"/>
-        </w:rPr>
-        <w:t xml:space="preserve">Four conditions separate ordinary team execution, independent calculation checking, shared rule reconciliation and their combination. Their internal identifiers remain V0, V2, C1 and V2+C1, respectively. Keeping the base model, team workflow and permitted sources constant allows controlled intervention contrasts. An additional compute control is needed because more checking also adds work. Common ceilings alone do not establish equal consumed resources; actual tokens, retries, latency and cost must be reported. A higher combined success rate alone cannot demonstrate complementarity: the joint effect must be compared with the separate effects on a prespecified scale.</w:t>
-      </w:r>
-    </w:p>
-    <w:p>
-      <w:pPr>
-        <w:snapToGrid w:val="0"/>
-        <w:spacing w:beforeLines="50" w:before="156" w:line="300" w:lineRule="auto"/>
-        <w:jc w:val="left"/>
-        <w:rPr>
-          <w:rFonts w:eastAsia="华文楷体"/>
-          <w:sz w:val="24"/>
-        </w:rPr>
-        <w:widowControl w:val="1"/>
-        <w:keepNext/>
-      </w:pPr>
-      <w:r>
-        <w:rPr>
-          <w:rFonts w:eastAsia="华文楷体"/>
-          <w:sz w:val="24"/>
-          <w:b/>
-        </w:rPr>
-        <w:t xml:space="preserve">Significance and bounded contribution</w:t>
-      </w:r>
-    </w:p>
-    <w:p>
-      <w:pPr>
-        <w:snapToGrid w:val="0"/>
-        <w:spacing w:beforeLines="50" w:before="156" w:line="300" w:lineRule="auto"/>
-        <w:ind w:firstLineChars="200" w:firstLine="480"/>
-        <w:jc w:val="left"/>
-        <w:rPr>
-          <w:rFonts w:eastAsia="华文楷体"/>
-          <w:sz w:val="24"/>
-        </w:rPr>
-        <w:widowControl w:val="1"/>
-      </w:pPr>
-      <w:r>
-        <w:rPr>
-          <w:rFonts w:eastAsia="华文楷体"/>
-          <w:sz w:val="24"/>
-        </w:rPr>
-        <w:t xml:space="preserve">The candidate contribution is empirical knowledge about when the two checking mechanisms help, fail or become unnecessarily costly. Computational checking may catch implementation errors while accepting a mistaken rule. Shared reconciliation may prevent that mistake or propagate it across agents. Their combination may be complementary, redundant or harmful. These are questions to test, not findings already obtained. The principal outcomes will include correct completion, incorrect final acceptance, coverage and resource use, supported by auditable rule and calculation references.</w:t>
-      </w:r>
-    </w:p>
-    <w:p>
-      <w:pPr>
-        <w:snapToGrid w:val="0"/>
-        <w:spacing w:beforeLines="50" w:before="156" w:line="300" w:lineRule="auto"/>
-        <w:ind w:firstLineChars="200" w:firstLine="480"/>
-        <w:jc w:val="left"/>
-        <w:rPr>
-          <w:rFonts w:eastAsia="华文楷体"/>
-          <w:sz w:val="24"/>
-        </w:rPr>
-        <w:widowControl w:val="1"/>
-      </w:pPr>
-      <w:r>
-        <w:rPr>
-          <w:rFonts w:eastAsia="华文楷体"/>
-          <w:sz w:val="24"/>
-        </w:rPr>
-        <w:t xml:space="preserve">The targeted review makes an incremental contribution plausible but does not establish global novelty. A complete comparison with the closest protocols and implementations remains necessary before freezing the contribution statement. If equivalent prior evidence is identified, the project should be positioned transparently as a replication or justified extension, with the author and supervisor involved in any substantive change of scope. An exact combination of labels or a different dataset is not sufficient.</w:t>
-      </w:r>
-    </w:p>
-    <w:p>
-      <w:pPr>
-        <w:snapToGrid w:val="0"/>
-        <w:spacing w:beforeLines="50" w:before="156" w:line="300" w:lineRule="auto"/>
-        <w:ind w:firstLineChars="200" w:firstLine="480"/>
-        <w:jc w:val="left"/>
-        <w:rPr>
-          <w:rFonts w:eastAsia="华文楷体"/>
-          <w:sz w:val="24"/>
-        </w:rPr>
-        <w:widowControl w:val="1"/>
-      </w:pPr>
-      <w:r>
-        <w:rPr>
-          <w:rFonts w:eastAsia="华文楷体"/>
-          <w:sz w:val="24"/>
-        </w:rPr>
-        <w:t xml:space="preserve">The central question is therefore: when do independent executable verification and shared business-context alignment improve multi-agent business analytics, separately and jointly, under consistent and conflicting document-defined rules? Addressing this question with strong controls and task-level uncertainty could provide practical guidance on analytical acceptance and checking effort. Positive, null and adverse results are all admissible. No model experiments or intervention results exist at this proposal stage.</w:t>
-      </w:r>
-    </w:p>
-    <w:p>
-      <w:pPr>
-        <w:snapToGrid w:val="0"/>
-        <w:spacing w:beforeLines="50" w:before="156" w:line="300" w:lineRule="auto"/>
-        <w:ind w:firstLineChars="200" w:firstLine="480"/>
-        <w:jc w:val="left"/>
-        <w:rPr>
-          <w:rFonts w:eastAsia="华文楷体"/>
-          <w:sz w:val="24"/>
-        </w:rPr>
-        <w:widowControl w:val="1"/>
-      </w:pPr>
-      <w:r>
-        <w:rPr>
-          <w:rFonts w:eastAsia="华文楷体"/>
-          <w:sz w:val="24"/>
-        </w:rPr>
-        <w:t xml:space="preserve">Feasibility also depends on affordable executable workflows. Alibaba Cloud documents function calling and structured outputs for Qwen3.7-Flash [9], making a dated API version a candidate for development calibration. Model suitability must be demonstrated on development cases, and affordability will be measured across the whole workflow, including checking and corrections. Provider documentation establishes advertised capabilities rather than performance on the proposed tasks.</w:t>
-      </w:r>
-    </w:p>
-    <w:permEnd w:id="108286397"/>
-    <w:p>
-      <w:pPr>
-        <w:snapToGrid w:val="0"/>
-        <w:ind w:firstLineChars="200" w:firstLine="480"/>
-        <w:jc w:val="left"/>
-        <w:rPr>
-          <w:rFonts w:eastAsia="华文楷体"/>
-          <w:sz w:val="24"/>
-        </w:rPr>
-        <w:keepNext/>
-      </w:pPr>
-      <w:r>
-        <w:rPr>
-          <w:rFonts w:eastAsia="华文楷体"/>
-          <w:sz w:val="24"/>
         </w:rPr>
         <w:t>参考文献</w:t>
       </w:r>
@@ -2904,192 +2966,544 @@
     </w:p>
     <w:p>
       <w:pPr>
-        <w:snapToGrid w:val="0"/>
-        <w:spacing w:beforeLines="50" w:before="156" w:line="300" w:lineRule="auto"/>
-        <w:ind w:firstLineChars="200" w:firstLine="480"/>
-        <w:jc w:val="left"/>
-        <w:rPr>
-          <w:rFonts w:eastAsia="华文楷体"/>
-          <w:sz w:val="24"/>
-        </w:rPr>
-        <w:widowControl w:val="1"/>
+        <w:jc w:val="left"/>
+        <w:snapToGrid w:val="0"/>
+        <w:widowControl/>
         <w:keepLines/>
+        <w:spacing w:before="0" w:after="100" w:line="300" w:lineRule="auto"/>
+        <w:ind w:left="420" w:hanging="420"/>
       </w:pPr>
       <w:permStart w:id="1035810870" w:edGrp="everyone"/>
       <w:r>
         <w:rPr>
-          <w:rFonts w:eastAsia="华文楷体"/>
-          <w:sz w:val="24"/>
-        </w:rPr>
-        <w:t xml:space="preserve">[1] Egg, Alex; Goyanes, Martin Iglesias; Kingma, Friso; Mora, Andreu; von Werra, Leandro; Wolf, Thomas. DABstep: Data Agent Benchmark for Multi-step Reasoning. arXiv:2506.23719v1, 2025. https://arxiv.org/abs/2506.23719v1.</w:t>
-      </w:r>
-    </w:p>
-    <w:p>
-      <w:pPr>
-        <w:snapToGrid w:val="0"/>
-        <w:spacing w:beforeLines="50" w:before="156" w:line="300" w:lineRule="auto"/>
-        <w:ind w:firstLineChars="200" w:firstLine="480"/>
-        <w:jc w:val="left"/>
-        <w:rPr>
-          <w:rFonts w:eastAsia="华文楷体"/>
-          <w:sz w:val="24"/>
-        </w:rPr>
-        <w:widowControl w:val="1"/>
+          <w:rFonts w:ascii="Times New Roman" w:hAnsi="Times New Roman" w:eastAsia="华文楷体"/>
+          <w:sz w:val="24"/>
+          <w:color w:val="000000"/>
+          <w:lang w:val="en-US"/>
+        </w:rPr>
+        <w:t xml:space="preserve">[1] Egg, Alex, Martin Iglesias Goyanes, Friso Kingma, Andreu Mora, Leandro von Werra, and Thomas Wolf. 2025. “DABstep: Data Agent Benchmark for Multi-step Reasoning.” arXiv:2506.23719v1. </w:t>
+      </w:r>
+      <w:hyperlink r:id="rId100">
+        <w:r>
+          <w:rPr>
+            <w:rFonts w:ascii="Times New Roman" w:hAnsi="Times New Roman" w:eastAsia="华文楷体"/>
+            <w:sz w:val="24"/>
+            <w:color w:val="000000"/>
+            <w:u w:val="single"/>
+            <w:lang w:val="en-US"/>
+          </w:rPr>
+          <w:t xml:space="preserve">Paper</w:t>
+        </w:r>
+      </w:hyperlink>
+      <w:r>
+        <w:rPr>
+          <w:rFonts w:ascii="Times New Roman" w:hAnsi="Times New Roman" w:eastAsia="华文楷体"/>
+          <w:sz w:val="24"/>
+          <w:color w:val="000000"/>
+          <w:lang w:val="en-US"/>
+        </w:rPr>
+        <w:t xml:space="preserve">.</w:t>
+      </w:r>
+    </w:p>
+    <w:p>
+      <w:pPr>
+        <w:jc w:val="left"/>
+        <w:snapToGrid w:val="0"/>
+        <w:widowControl/>
         <w:keepLines/>
-      </w:pPr>
-      <w:r>
-        <w:rPr>
-          <w:rFonts w:eastAsia="华文楷体"/>
-          <w:sz w:val="24"/>
-        </w:rPr>
-        <w:t xml:space="preserve">[2] Li, Yiyang; Zhang, Zheyuan; Ma, Tianyi; Wang, Zehong; Murugesan, Keerthiram; Zhang, Chuxu; Ye, Yanfang. LongDA: Benchmarking LLM Agents for Long-Document Data Analysis. arXiv:2601.02598v2, 2026. https://arxiv.org/abs/2601.02598v2.</w:t>
-      </w:r>
-    </w:p>
-    <w:p>
-      <w:pPr>
-        <w:snapToGrid w:val="0"/>
-        <w:spacing w:beforeLines="50" w:before="156" w:line="300" w:lineRule="auto"/>
-        <w:ind w:firstLineChars="200" w:firstLine="480"/>
-        <w:jc w:val="left"/>
-        <w:rPr>
-          <w:rFonts w:eastAsia="华文楷体"/>
-          <w:sz w:val="24"/>
-        </w:rPr>
-        <w:widowControl w:val="1"/>
+        <w:spacing w:before="0" w:after="100" w:line="300" w:lineRule="auto"/>
+        <w:ind w:left="420" w:hanging="420"/>
+      </w:pPr>
+      <w:r>
+        <w:rPr>
+          <w:rFonts w:ascii="Times New Roman" w:hAnsi="Times New Roman" w:eastAsia="华文楷体"/>
+          <w:sz w:val="24"/>
+          <w:color w:val="000000"/>
+          <w:lang w:val="en-US"/>
+        </w:rPr>
+        <w:t xml:space="preserve">[2] Adyen and Hugging Face. “DABstep Leaderboard.” Validated submissions, hard-task accuracy ranking. Accessed October 14, 2026. </w:t>
+      </w:r>
+      <w:hyperlink r:id="rId101">
+        <w:r>
+          <w:rPr>
+            <w:rFonts w:ascii="Times New Roman" w:hAnsi="Times New Roman" w:eastAsia="华文楷体"/>
+            <w:sz w:val="24"/>
+            <w:color w:val="000000"/>
+            <w:u w:val="single"/>
+            <w:lang w:val="en-US"/>
+          </w:rPr>
+          <w:t xml:space="preserve">Leaderboard</w:t>
+        </w:r>
+      </w:hyperlink>
+      <w:r>
+        <w:rPr>
+          <w:rFonts w:ascii="Times New Roman" w:hAnsi="Times New Roman" w:eastAsia="华文楷体"/>
+          <w:sz w:val="24"/>
+          <w:color w:val="000000"/>
+          <w:lang w:val="en-US"/>
+        </w:rPr>
+        <w:t xml:space="preserve">.</w:t>
+      </w:r>
+    </w:p>
+    <w:p>
+      <w:pPr>
+        <w:jc w:val="left"/>
+        <w:snapToGrid w:val="0"/>
+        <w:widowControl/>
         <w:keepLines/>
-      </w:pPr>
-      <w:r>
-        <w:rPr>
-          <w:rFonts w:eastAsia="华文楷体"/>
-          <w:sz w:val="24"/>
-        </w:rPr>
-        <w:t xml:space="preserve">[3] Cemri, Mert; Pan, Melissa Z.; Yang, Shuyi; Agrawal, Lakshya A.; Chopra, Bhavya; Tiwari, Rishabh; Keutzer, Kurt; Parameswaran, Aditya; Klein, Dan; Ramchandran, Kannan; Zaharia, Matei; Gonzalez, Joseph E.; Stoica, Ion. Why Do Multi-Agent LLM Systems Fail?. arXiv:2503.13657v3, 2025. https://arxiv.org/abs/2503.13657v3.</w:t>
-      </w:r>
-    </w:p>
-    <w:p>
-      <w:pPr>
-        <w:snapToGrid w:val="0"/>
-        <w:spacing w:beforeLines="50" w:before="156" w:line="300" w:lineRule="auto"/>
-        <w:ind w:firstLineChars="200" w:firstLine="480"/>
-        <w:jc w:val="left"/>
-        <w:rPr>
-          <w:rFonts w:eastAsia="华文楷体"/>
-          <w:sz w:val="24"/>
-        </w:rPr>
-        <w:widowControl w:val="1"/>
+        <w:spacing w:before="0" w:after="100" w:line="300" w:lineRule="auto"/>
+        <w:ind w:left="420" w:hanging="420"/>
+      </w:pPr>
+      <w:r>
+        <w:rPr>
+          <w:rFonts w:ascii="Times New Roman" w:hAnsi="Times New Roman" w:eastAsia="华文楷体"/>
+          <w:sz w:val="24"/>
+          <w:color w:val="000000"/>
+          <w:lang w:val="en-US"/>
+        </w:rPr>
+        <w:t xml:space="preserve">[3] Gao, Zion. 2026. “Beyond Fine-tuning: Solving DABstep's Hard Mode with Versioned Assets.” OceanBase technical article, January 9, updated October 10. </w:t>
+      </w:r>
+      <w:hyperlink r:id="rId102">
+        <w:r>
+          <w:rPr>
+            <w:rFonts w:ascii="Times New Roman" w:hAnsi="Times New Roman" w:eastAsia="华文楷体"/>
+            <w:sz w:val="24"/>
+            <w:color w:val="000000"/>
+            <w:u w:val="single"/>
+            <w:lang w:val="en-US"/>
+          </w:rPr>
+          <w:t xml:space="preserve">Article</w:t>
+        </w:r>
+      </w:hyperlink>
+      <w:r>
+        <w:rPr>
+          <w:rFonts w:ascii="Times New Roman" w:hAnsi="Times New Roman" w:eastAsia="华文楷体"/>
+          <w:sz w:val="24"/>
+          <w:color w:val="000000"/>
+          <w:lang w:val="en-US"/>
+        </w:rPr>
+        <w:t xml:space="preserve">.</w:t>
+      </w:r>
+    </w:p>
+    <w:p>
+      <w:pPr>
+        <w:jc w:val="left"/>
+        <w:snapToGrid w:val="0"/>
+        <w:widowControl/>
         <w:keepLines/>
-      </w:pPr>
-      <w:r>
-        <w:rPr>
-          <w:rFonts w:eastAsia="华文楷体"/>
-          <w:sz w:val="24"/>
-        </w:rPr>
-        <w:t xml:space="preserve">[4] Zhang, Yuzhe; Liu, Feiran; Shan, Yi; Huang, Xinyi; Yang, Xin; Zhu, Yueqi; Cheng, Xuxin; Liu, Cao; Zeng, Ke; Zhang, Terry Jingchen; Jiang, Wenyuan. Silo-Bench: A Scalable Environment for Evaluating Distributed Coordination in Multi-Agent LLM Systems. arXiv:2603.01045v2, 2026. https://arxiv.org/abs/2603.01045v2.</w:t>
-      </w:r>
-    </w:p>
-    <w:p>
-      <w:pPr>
-        <w:snapToGrid w:val="0"/>
-        <w:spacing w:beforeLines="50" w:before="156" w:line="300" w:lineRule="auto"/>
-        <w:ind w:firstLineChars="200" w:firstLine="480"/>
-        <w:jc w:val="left"/>
-        <w:rPr>
-          <w:rFonts w:eastAsia="华文楷体"/>
-          <w:sz w:val="24"/>
-        </w:rPr>
-        <w:widowControl w:val="1"/>
+        <w:spacing w:before="0" w:after="100" w:line="300" w:lineRule="auto"/>
+        <w:ind w:left="420" w:hanging="420"/>
+      </w:pPr>
+      <w:r>
+        <w:rPr>
+          <w:rFonts w:ascii="Times New Roman" w:hAnsi="Times New Roman" w:eastAsia="华文楷体"/>
+          <w:sz w:val="24"/>
+          <w:color w:val="000000"/>
+          <w:lang w:val="en-US"/>
+        </w:rPr>
+        <w:t xml:space="preserve">[4] Nam, Jaehyun, Jinsung Yoon, Jiefeng Chen, Raj Sinha, Jinwoo Shin, and Tomas Pfister. 2025, revised 2026. “DS-STAR: Data Science Agent for Solving Diverse Tasks across Heterogeneous Formats and Open-Ended Queries.” arXiv:2509.21825v4. </w:t>
+      </w:r>
+      <w:hyperlink r:id="rId103">
+        <w:r>
+          <w:rPr>
+            <w:rFonts w:ascii="Times New Roman" w:hAnsi="Times New Roman" w:eastAsia="华文楷体"/>
+            <w:sz w:val="24"/>
+            <w:color w:val="000000"/>
+            <w:u w:val="single"/>
+            <w:lang w:val="en-US"/>
+          </w:rPr>
+          <w:t xml:space="preserve">Paper</w:t>
+        </w:r>
+      </w:hyperlink>
+      <w:r>
+        <w:rPr>
+          <w:rFonts w:ascii="Times New Roman" w:hAnsi="Times New Roman" w:eastAsia="华文楷体"/>
+          <w:sz w:val="24"/>
+          <w:color w:val="000000"/>
+          <w:lang w:val="en-US"/>
+        </w:rPr>
+        <w:t xml:space="preserve">.</w:t>
+      </w:r>
+    </w:p>
+    <w:p>
+      <w:pPr>
+        <w:jc w:val="left"/>
+        <w:snapToGrid w:val="0"/>
+        <w:widowControl/>
         <w:keepLines/>
-      </w:pPr>
-      <w:r>
-        <w:rPr>
-          <w:rFonts w:eastAsia="华文楷体"/>
-          <w:sz w:val="24"/>
-        </w:rPr>
-        <w:t xml:space="preserve">[5] Sun, Ji; Li, Guoliang; Zhou, Peiyao; Ma, Yihui; Xu, Jingzhe; Li, Yuan. AgenticData: A Multi-Agent based Data Analytics System for Heterogeneous Data. arXiv:2508.05002v2, 2025. https://arxiv.org/abs/2508.05002v2. The version-specific title follows the v2 full text; the arXiv abstract record retains the earlier title.</w:t>
-      </w:r>
-    </w:p>
-    <w:p>
-      <w:pPr>
-        <w:snapToGrid w:val="0"/>
-        <w:spacing w:beforeLines="50" w:before="156" w:line="300" w:lineRule="auto"/>
-        <w:ind w:firstLineChars="200" w:firstLine="480"/>
-        <w:jc w:val="left"/>
-        <w:rPr>
-          <w:rFonts w:eastAsia="华文楷体"/>
-          <w:sz w:val="24"/>
-        </w:rPr>
-        <w:widowControl w:val="1"/>
+        <w:spacing w:before="0" w:after="100" w:line="300" w:lineRule="auto"/>
+        <w:ind w:left="420" w:hanging="420"/>
+      </w:pPr>
+      <w:r>
+        <w:rPr>
+          <w:rFonts w:ascii="Times New Roman" w:hAnsi="Times New Roman" w:eastAsia="华文楷体"/>
+          <w:sz w:val="24"/>
+          <w:color w:val="000000"/>
+          <w:lang w:val="en-US"/>
+        </w:rPr>
+        <w:t xml:space="preserve">[5] Liu, Jiwei, Maximilian Jeblick, and Jack Yu. 2026. “Build an Agent That Thinks Like a Data Scientist: How We Hit #1 on DABStep with Reusable Tool Generation.” NVIDIA community technical article, March 13. </w:t>
+      </w:r>
+      <w:hyperlink r:id="rId104">
+        <w:r>
+          <w:rPr>
+            <w:rFonts w:ascii="Times New Roman" w:hAnsi="Times New Roman" w:eastAsia="华文楷体"/>
+            <w:sz w:val="24"/>
+            <w:color w:val="000000"/>
+            <w:u w:val="single"/>
+            <w:lang w:val="en-US"/>
+          </w:rPr>
+          <w:t xml:space="preserve">Article</w:t>
+        </w:r>
+      </w:hyperlink>
+      <w:r>
+        <w:rPr>
+          <w:rFonts w:ascii="Times New Roman" w:hAnsi="Times New Roman" w:eastAsia="华文楷体"/>
+          <w:sz w:val="24"/>
+          <w:color w:val="000000"/>
+          <w:lang w:val="en-US"/>
+        </w:rPr>
+        <w:t xml:space="preserve">.</w:t>
+      </w:r>
+    </w:p>
+    <w:p>
+      <w:pPr>
+        <w:jc w:val="left"/>
+        <w:snapToGrid w:val="0"/>
+        <w:widowControl/>
         <w:keepLines/>
-      </w:pPr>
-      <w:r>
-        <w:rPr>
-          <w:rFonts w:eastAsia="华文楷体"/>
-          <w:sz w:val="24"/>
-        </w:rPr>
-        <w:t xml:space="preserve">[6] Huang, Weiquan; Wang, Zixuan; Lin, Hehai; Wang, Sudong; Xu, Bo; Li, Qian; Zhu, Beier; Yang, Linyi; Qin, Chengwei. AMA: Adaptive Memory via Multi-Agent Collaboration. arXiv:2601.20352v4, 2026. https://arxiv.org/abs/2601.20352v4.</w:t>
-      </w:r>
-    </w:p>
-    <w:p>
-      <w:pPr>
-        <w:snapToGrid w:val="0"/>
-        <w:spacing w:beforeLines="50" w:before="156" w:line="300" w:lineRule="auto"/>
-        <w:ind w:firstLineChars="200" w:firstLine="480"/>
-        <w:jc w:val="left"/>
-        <w:rPr>
-          <w:rFonts w:eastAsia="华文楷体"/>
-          <w:sz w:val="24"/>
-        </w:rPr>
-        <w:widowControl w:val="1"/>
+        <w:spacing w:before="0" w:after="100" w:line="300" w:lineRule="auto"/>
+        <w:ind w:left="420" w:hanging="420"/>
+      </w:pPr>
+      <w:r>
+        <w:rPr>
+          <w:rFonts w:ascii="Times New Roman" w:hAnsi="Times New Roman" w:eastAsia="华文楷体"/>
+          <w:sz w:val="24"/>
+          <w:color w:val="000000"/>
+          <w:lang w:val="en-US"/>
+        </w:rPr>
+        <w:t xml:space="preserve">[6] Kim, Yubin, Ken Gu, Chanwoo Park, Chunjong Park, Samuel Schmidgall, A. Ali Heydari, Yao Yan, Zhihan Zhang, Yuchen Zhuang, Yun Liu, Mark Malhotra, Paul Pu Liang, Hae Won Park, Yuzhe Yang, Xuhai Xu, Yilun Du, Shwetak Patel, Tim Althoff, Daniel McDuff, and Xin Liu. 2025, revised 2026. “Towards a Science of Scaling Agent Systems.” arXiv:2512.08296v3. </w:t>
+      </w:r>
+      <w:hyperlink r:id="rId105">
+        <w:r>
+          <w:rPr>
+            <w:rFonts w:ascii="Times New Roman" w:hAnsi="Times New Roman" w:eastAsia="华文楷体"/>
+            <w:sz w:val="24"/>
+            <w:color w:val="000000"/>
+            <w:u w:val="single"/>
+            <w:lang w:val="en-US"/>
+          </w:rPr>
+          <w:t xml:space="preserve">Paper</w:t>
+        </w:r>
+      </w:hyperlink>
+      <w:r>
+        <w:rPr>
+          <w:rFonts w:ascii="Times New Roman" w:hAnsi="Times New Roman" w:eastAsia="华文楷体"/>
+          <w:sz w:val="24"/>
+          <w:color w:val="000000"/>
+          <w:lang w:val="en-US"/>
+        </w:rPr>
+        <w:t xml:space="preserve">.</w:t>
+      </w:r>
+    </w:p>
+    <w:p>
+      <w:pPr>
+        <w:jc w:val="left"/>
+        <w:snapToGrid w:val="0"/>
+        <w:widowControl/>
         <w:keepLines/>
-      </w:pPr>
-      <w:r>
-        <w:rPr>
-          <w:rFonts w:eastAsia="华文楷体"/>
-          <w:sz w:val="24"/>
-        </w:rPr>
-        <w:t xml:space="preserve">[7] Li, Xiaoyang; Wang, Yiqi; Lu, Haohui; Chen, Zhi; Li, Mo; Song, Pingan; Zheng, Mingkai; Cai, Taotao. MemTX: Transactional Belief Commit for Stateful Agent Memory. arXiv:2607.23929v2, 2026. https://arxiv.org/abs/2607.23929v2.</w:t>
-      </w:r>
-    </w:p>
-    <w:p>
-      <w:pPr>
-        <w:snapToGrid w:val="0"/>
-        <w:spacing w:beforeLines="50" w:before="156" w:line="300" w:lineRule="auto"/>
-        <w:ind w:firstLineChars="200" w:firstLine="480"/>
-        <w:jc w:val="left"/>
-        <w:rPr>
-          <w:rFonts w:eastAsia="华文楷体"/>
-          <w:sz w:val="24"/>
-        </w:rPr>
-        <w:widowControl w:val="1"/>
+        <w:spacing w:before="0" w:after="100" w:line="300" w:lineRule="auto"/>
+        <w:ind w:left="420" w:hanging="420"/>
+      </w:pPr>
+      <w:r>
+        <w:rPr>
+          <w:rFonts w:ascii="Times New Roman" w:hAnsi="Times New Roman" w:eastAsia="华文楷体"/>
+          <w:sz w:val="24"/>
+          <w:color w:val="000000"/>
+          <w:lang w:val="en-US"/>
+        </w:rPr>
+        <w:t xml:space="preserve">[7] Xu, Jiawei, Arief Koesdwiady, Sisong Bei, Yan Han, Baixiang Huang, Dakuo Wang, Yutong Chen, Zheshen Wang, Peihao Wang, Pan Li, and Ying Ding. 2026. “Rethinking the Value of Multi-Agent Workflow: A Strong Single Agent Baseline.” arXiv:2601.12307v1. </w:t>
+      </w:r>
+      <w:hyperlink r:id="rId106">
+        <w:r>
+          <w:rPr>
+            <w:rFonts w:ascii="Times New Roman" w:hAnsi="Times New Roman" w:eastAsia="华文楷体"/>
+            <w:sz w:val="24"/>
+            <w:color w:val="000000"/>
+            <w:u w:val="single"/>
+            <w:lang w:val="en-US"/>
+          </w:rPr>
+          <w:t xml:space="preserve">Paper</w:t>
+        </w:r>
+      </w:hyperlink>
+      <w:r>
+        <w:rPr>
+          <w:rFonts w:ascii="Times New Roman" w:hAnsi="Times New Roman" w:eastAsia="华文楷体"/>
+          <w:sz w:val="24"/>
+          <w:color w:val="000000"/>
+          <w:lang w:val="en-US"/>
+        </w:rPr>
+        <w:t xml:space="preserve">.</w:t>
+      </w:r>
+    </w:p>
+    <w:p>
+      <w:pPr>
+        <w:jc w:val="left"/>
+        <w:snapToGrid w:val="0"/>
+        <w:widowControl/>
         <w:keepLines/>
-      </w:pPr>
-      <w:r>
-        <w:rPr>
-          <w:rFonts w:eastAsia="华文楷体"/>
-          <w:sz w:val="24"/>
-        </w:rPr>
-        <w:t xml:space="preserve">[8] BIRD team. LiveSQLBench. Author repository README, sections News and Overview. https://github.com/bird-bench/livesqlbench. Accessed 10 October 2026.</w:t>
-      </w:r>
-    </w:p>
-    <w:p>
-      <w:pPr>
-        <w:snapToGrid w:val="0"/>
-        <w:spacing w:beforeLines="50" w:before="156" w:line="300" w:lineRule="auto"/>
-        <w:ind w:firstLineChars="200" w:firstLine="480"/>
-        <w:jc w:val="left"/>
-        <w:rPr>
-          <w:rFonts w:eastAsia="华文楷体"/>
-          <w:sz w:val="24"/>
-        </w:rPr>
-        <w:widowControl w:val="1"/>
+        <w:spacing w:before="0" w:after="100" w:line="300" w:lineRule="auto"/>
+        <w:ind w:left="420" w:hanging="420"/>
+      </w:pPr>
+      <w:r>
+        <w:rPr>
+          <w:rFonts w:ascii="Times New Roman" w:hAnsi="Times New Roman" w:eastAsia="华文楷体"/>
+          <w:sz w:val="24"/>
+          <w:color w:val="000000"/>
+          <w:lang w:val="en-US"/>
+        </w:rPr>
+        <w:t xml:space="preserve">[8] Cemri, Mert, Melissa Z. Pan, Shuyi Yang, Lakshya A. Agrawal, Bhavya Chopra, Rishabh Tiwari, Kurt Keutzer, Aditya Parameswaran, Dan Klein, Kannan Ramchandran, Matei Zaharia, Joseph E. Gonzalez, and Ion Stoica. 2025. “Why Do Multi-Agent LLM Systems Fail?” arXiv:2503.13657v3. </w:t>
+      </w:r>
+      <w:hyperlink r:id="rId107">
+        <w:r>
+          <w:rPr>
+            <w:rFonts w:ascii="Times New Roman" w:hAnsi="Times New Roman" w:eastAsia="华文楷体"/>
+            <w:sz w:val="24"/>
+            <w:color w:val="000000"/>
+            <w:u w:val="single"/>
+            <w:lang w:val="en-US"/>
+          </w:rPr>
+          <w:t xml:space="preserve">Paper</w:t>
+        </w:r>
+      </w:hyperlink>
+      <w:r>
+        <w:rPr>
+          <w:rFonts w:ascii="Times New Roman" w:hAnsi="Times New Roman" w:eastAsia="华文楷体"/>
+          <w:sz w:val="24"/>
+          <w:color w:val="000000"/>
+          <w:lang w:val="en-US"/>
+        </w:rPr>
+        <w:t xml:space="preserve">.</w:t>
+      </w:r>
+    </w:p>
+    <w:p>
+      <w:pPr>
+        <w:jc w:val="left"/>
+        <w:snapToGrid w:val="0"/>
+        <w:widowControl/>
         <w:keepLines/>
-      </w:pPr>
-      <w:r>
-        <w:rPr>
-          <w:rFonts w:eastAsia="华文楷体"/>
-          <w:sz w:val="24"/>
-        </w:rPr>
-        <w:t xml:space="preserve">[9] Alibaba Cloud. Qwen3.7-Flash model information. Model Studio documentation. https://help.aliyun.com/zh/model-studio/qwen3-7-flash. Accessed 10 October 2026.</w:t>
+        <w:spacing w:before="0" w:after="100" w:line="300" w:lineRule="auto"/>
+        <w:ind w:left="420" w:hanging="420"/>
+      </w:pPr>
+      <w:r>
+        <w:rPr>
+          <w:rFonts w:ascii="Times New Roman" w:hAnsi="Times New Roman" w:eastAsia="华文楷体"/>
+          <w:sz w:val="24"/>
+          <w:color w:val="000000"/>
+          <w:lang w:val="en-US"/>
+        </w:rPr>
+        <w:t xml:space="preserve">[9] Ouyang, Siru, Jun Yan, I-Hung Hsu, Yanfei Chen, Ke Jiang, Zifeng Wang, Rujun Han, Long T. Le, Samira Daruki, Xiangru Tang, Vishy Tirumalashetty, George Lee, Mahsan Rofouei, Hangfei Lin, Jiawei Han, Chen-Yu Lee, and Tomas Pfister. 2025, revised 2026. “ReasoningBank: Scaling Agent Self-Evolving with Reasoning Memory.” arXiv:2509.25140v2. </w:t>
+      </w:r>
+      <w:hyperlink r:id="rId108">
+        <w:r>
+          <w:rPr>
+            <w:rFonts w:ascii="Times New Roman" w:hAnsi="Times New Roman" w:eastAsia="华文楷体"/>
+            <w:sz w:val="24"/>
+            <w:color w:val="000000"/>
+            <w:u w:val="single"/>
+            <w:lang w:val="en-US"/>
+          </w:rPr>
+          <w:t xml:space="preserve">Paper</w:t>
+        </w:r>
+      </w:hyperlink>
+      <w:r>
+        <w:rPr>
+          <w:rFonts w:ascii="Times New Roman" w:hAnsi="Times New Roman" w:eastAsia="华文楷体"/>
+          <w:sz w:val="24"/>
+          <w:color w:val="000000"/>
+          <w:lang w:val="en-US"/>
+        </w:rPr>
+        <w:t xml:space="preserve">.</w:t>
+      </w:r>
+    </w:p>
+    <w:p>
+      <w:pPr>
+        <w:jc w:val="left"/>
+        <w:snapToGrid w:val="0"/>
+        <w:widowControl/>
+        <w:keepLines/>
+        <w:spacing w:before="0" w:after="100" w:line="300" w:lineRule="auto"/>
+        <w:ind w:left="420" w:hanging="420"/>
+      </w:pPr>
+      <w:r>
+        <w:rPr>
+          <w:rFonts w:ascii="Times New Roman" w:hAnsi="Times New Roman" w:eastAsia="华文楷体"/>
+          <w:sz w:val="24"/>
+          <w:color w:val="000000"/>
+          <w:lang w:val="en-US"/>
+        </w:rPr>
+        <w:t xml:space="preserve">[10] Yang, Yicun, Zhaoguo Wang, Yu Xia, Zhuoran Wei, Haoran Ding, Ruzica Piskac, Haibo Chen, and Jinyang Li. 2025. “Automated Validating and Fixing of Text-to-SQL Translation with Execution Consistency.” Proceedings of the ACM on Management of Data 3(3), Article 134, 28 pages. DOI: 10.1145/3725271. </w:t>
+      </w:r>
+      <w:hyperlink r:id="rId109">
+        <w:r>
+          <w:rPr>
+            <w:rFonts w:ascii="Times New Roman" w:hAnsi="Times New Roman" w:eastAsia="华文楷体"/>
+            <w:sz w:val="24"/>
+            <w:color w:val="000000"/>
+            <w:u w:val="single"/>
+            <w:lang w:val="en-US"/>
+          </w:rPr>
+          <w:t xml:space="preserve">Author-hosted paper</w:t>
+        </w:r>
+      </w:hyperlink>
+      <w:r>
+        <w:rPr>
+          <w:rFonts w:ascii="Times New Roman" w:hAnsi="Times New Roman" w:eastAsia="华文楷体"/>
+          <w:sz w:val="24"/>
+          <w:color w:val="000000"/>
+          <w:lang w:val="en-US"/>
+        </w:rPr>
+        <w:t xml:space="preserve">.</w:t>
+      </w:r>
+    </w:p>
+    <w:p>
+      <w:pPr>
+        <w:jc w:val="left"/>
+        <w:snapToGrid w:val="0"/>
+        <w:widowControl/>
+        <w:keepLines/>
+        <w:spacing w:before="0" w:after="100" w:line="300" w:lineRule="auto"/>
+        <w:ind w:left="420" w:hanging="420"/>
+      </w:pPr>
+      <w:r>
+        <w:rPr>
+          <w:rFonts w:ascii="Times New Roman" w:hAnsi="Times New Roman" w:eastAsia="华文楷体"/>
+          <w:sz w:val="24"/>
+          <w:color w:val="000000"/>
+          <w:lang w:val="en-US"/>
+        </w:rPr>
+        <w:t xml:space="preserve">[11] Xu, Wenbo, Haifeng Zhu, Liang Yan, Chuanyi Liu, Peiyi Han, Shaoming Duan, and Jeff Z. Pan. 2025. “TS-SQL: Test-driven Self-refinement for Text-to-SQL.” Findings of the Association for Computational Linguistics: EMNLP 2025, 2864–2889. DOI: 10.18653/v1/2025.findings-emnlp.156. </w:t>
+      </w:r>
+      <w:hyperlink r:id="rId110">
+        <w:r>
+          <w:rPr>
+            <w:rFonts w:ascii="Times New Roman" w:hAnsi="Times New Roman" w:eastAsia="华文楷体"/>
+            <w:sz w:val="24"/>
+            <w:color w:val="000000"/>
+            <w:u w:val="single"/>
+            <w:lang w:val="en-US"/>
+          </w:rPr>
+          <w:t xml:space="preserve">Proceedings record</w:t>
+        </w:r>
+      </w:hyperlink>
+      <w:r>
+        <w:rPr>
+          <w:rFonts w:ascii="Times New Roman" w:hAnsi="Times New Roman" w:eastAsia="华文楷体"/>
+          <w:sz w:val="24"/>
+          <w:color w:val="000000"/>
+          <w:lang w:val="en-US"/>
+        </w:rPr>
+        <w:t xml:space="preserve">.</w:t>
+      </w:r>
+    </w:p>
+    <w:p>
+      <w:pPr>
+        <w:jc w:val="left"/>
+        <w:snapToGrid w:val="0"/>
+        <w:widowControl/>
+        <w:keepLines/>
+        <w:spacing w:before="0" w:after="100" w:line="300" w:lineRule="auto"/>
+        <w:ind w:left="420" w:hanging="420"/>
+      </w:pPr>
+      <w:r>
+        <w:rPr>
+          <w:rFonts w:ascii="Times New Roman" w:hAnsi="Times New Roman" w:eastAsia="华文楷体"/>
+          <w:sz w:val="24"/>
+          <w:color w:val="000000"/>
+          <w:lang w:val="en-US"/>
+        </w:rPr>
+        <w:t xml:space="preserve">[12] Lee, Morris. 2026. “Business Truth, not SQL Accuracy: A Rule-Gated 7B Analytics Agent Outperforms a Direct-Prompted 32B Baseline.” arXiv:2608.09254v1. </w:t>
+      </w:r>
+      <w:hyperlink r:id="rId111">
+        <w:r>
+          <w:rPr>
+            <w:rFonts w:ascii="Times New Roman" w:hAnsi="Times New Roman" w:eastAsia="华文楷体"/>
+            <w:sz w:val="24"/>
+            <w:color w:val="000000"/>
+            <w:u w:val="single"/>
+            <w:lang w:val="en-US"/>
+          </w:rPr>
+          <w:t xml:space="preserve">Paper</w:t>
+        </w:r>
+      </w:hyperlink>
+      <w:r>
+        <w:rPr>
+          <w:rFonts w:ascii="Times New Roman" w:hAnsi="Times New Roman" w:eastAsia="华文楷体"/>
+          <w:sz w:val="24"/>
+          <w:color w:val="000000"/>
+          <w:lang w:val="en-US"/>
+        </w:rPr>
+        <w:t xml:space="preserve">.</w:t>
+      </w:r>
+    </w:p>
+    <w:p>
+      <w:pPr>
+        <w:jc w:val="left"/>
+        <w:snapToGrid w:val="0"/>
+        <w:widowControl/>
+        <w:keepLines/>
+        <w:spacing w:before="0" w:after="100" w:line="300" w:lineRule="auto"/>
+        <w:ind w:left="420" w:hanging="420"/>
+      </w:pPr>
+      <w:r>
+        <w:rPr>
+          <w:rFonts w:ascii="Times New Roman" w:hAnsi="Times New Roman" w:eastAsia="华文楷体"/>
+          <w:sz w:val="24"/>
+          <w:color w:val="000000"/>
+          <w:lang w:val="en-US"/>
+        </w:rPr>
+        <w:t xml:space="preserve">[13] ZhouJiaJun2333. 2026. “FinHelm.” Software repository and evaluation log, revision 89e1546cab8fdfd9e996e8f6a6efeec933bc1be5. GitHub account attribution; no personal-name identity is inferred. </w:t>
+      </w:r>
+      <w:hyperlink r:id="rId112">
+        <w:r>
+          <w:rPr>
+            <w:rFonts w:ascii="Times New Roman" w:hAnsi="Times New Roman" w:eastAsia="华文楷体"/>
+            <w:sz w:val="24"/>
+            <w:color w:val="000000"/>
+            <w:u w:val="single"/>
+            <w:lang w:val="en-US"/>
+          </w:rPr>
+          <w:t xml:space="preserve">Repository</w:t>
+        </w:r>
+      </w:hyperlink>
+      <w:r>
+        <w:rPr>
+          <w:rFonts w:ascii="Times New Roman" w:hAnsi="Times New Roman" w:eastAsia="华文楷体"/>
+          <w:sz w:val="24"/>
+          <w:color w:val="000000"/>
+          <w:lang w:val="en-US"/>
+        </w:rPr>
+        <w:t xml:space="preserve">, </w:t>
+      </w:r>
+      <w:hyperlink r:id="rId113">
+        <w:r>
+          <w:rPr>
+            <w:rFonts w:ascii="Times New Roman" w:hAnsi="Times New Roman" w:eastAsia="华文楷体"/>
+            <w:sz w:val="24"/>
+            <w:color w:val="000000"/>
+            <w:u w:val="single"/>
+            <w:lang w:val="en-US"/>
+          </w:rPr>
+          <w:t xml:space="preserve">evaluation log</w:t>
+        </w:r>
+      </w:hyperlink>
+      <w:r>
+        <w:rPr>
+          <w:rFonts w:ascii="Times New Roman" w:hAnsi="Times New Roman" w:eastAsia="华文楷体"/>
+          <w:sz w:val="24"/>
+          <w:color w:val="000000"/>
+          <w:lang w:val="en-US"/>
+        </w:rPr>
+        <w:t xml:space="preserve">.</w:t>
       </w:r>
     </w:p>
     <w:permEnd w:id="1035810870"/>
@@ -3107,6 +3521,8 @@
           <w:sz w:val="24"/>
         </w:rPr>
         <w:keepNext/>
+        <w:keepLines/>
+        <w:widowControl/>
       </w:pPr>
       <w:r>
         <w:rPr>
@@ -3127,206 +3543,425 @@
     </w:p>
     <w:p>
       <w:pPr>
-        <w:snapToGrid w:val="0"/>
-        <w:spacing w:beforeLines="50" w:before="156" w:line="300" w:lineRule="auto"/>
-        <w:jc w:val="left"/>
-        <w:rPr>
-          <w:rFonts w:eastAsia="华文楷体"/>
-          <w:sz w:val="24"/>
-        </w:rPr>
-        <w:widowControl w:val="1"/>
+        <w:jc w:val="left"/>
+        <w:snapToGrid w:val="0"/>
+        <w:widowControl/>
         <w:keepNext/>
+        <w:keepLines/>
+        <w:spacing w:before="180" w:after="80" w:line="300" w:lineRule="auto"/>
+        <w:outlineLvl w:val="1"/>
       </w:pPr>
       <w:permStart w:id="1845511335" w:edGrp="everyone"/>
       <w:r>
         <w:rPr>
-          <w:rFonts w:eastAsia="华文楷体"/>
-          <w:sz w:val="24"/>
-          <w:b/>
-        </w:rPr>
-        <w:t xml:space="preserve">Objectives and research questions</w:t>
-      </w:r>
-    </w:p>
-    <w:p>
-      <w:pPr>
-        <w:snapToGrid w:val="0"/>
-        <w:spacing w:beforeLines="50" w:before="156" w:line="300" w:lineRule="auto"/>
-        <w:ind w:firstLineChars="200" w:firstLine="480"/>
-        <w:jc w:val="left"/>
-        <w:rPr>
-          <w:rFonts w:eastAsia="华文楷体"/>
-          <w:sz w:val="24"/>
-        </w:rPr>
-        <w:widowControl w:val="1"/>
-      </w:pPr>
-      <w:r>
-        <w:rPr>
-          <w:rFonts w:eastAsia="华文楷体"/>
-          <w:sz w:val="24"/>
-        </w:rPr>
-        <w:t xml:space="preserve">The objective is to estimate how independent checking and explicit reconciliation of business context affect the reliability and resource requirements of a fixed multi-agent analytical workflow. Correctness means answering the intended business question using applicable rules, not merely producing executable code. The study will examine document consistency as a task condition and compare the team with a capable single-agent alternative.</w:t>
-      </w:r>
-    </w:p>
-    <w:p>
-      <w:pPr>
-        <w:snapToGrid w:val="0"/>
-        <w:spacing w:beforeLines="50" w:before="156" w:line="300" w:lineRule="auto"/>
-        <w:ind w:firstLineChars="200" w:firstLine="480"/>
-        <w:jc w:val="left"/>
-        <w:rPr>
-          <w:rFonts w:eastAsia="华文楷体"/>
-          <w:sz w:val="24"/>
-        </w:rPr>
-        <w:widowControl w:val="1"/>
-      </w:pPr>
-      <w:r>
-        <w:rPr>
-          <w:rFonts w:eastAsia="华文楷体"/>
-          <w:sz w:val="24"/>
-        </w:rPr>
-        <w:t xml:space="preserve">RQ1 asks how consistent and conflicting-but-resolvable documentary rules affect correct completion and incorrect final answers in the team, with a strong single-agent comparison. RQ2 asks what separate effects the checking and context procedures have and whether those effects change under document conflict. RQ3 asks whether their combination provides additional reliability worth its resource requirements and what observable failures remain.</w:t>
-      </w:r>
-    </w:p>
-    <w:p>
-      <w:pPr>
-        <w:snapToGrid w:val="0"/>
-        <w:spacing w:beforeLines="50" w:before="156" w:line="300" w:lineRule="auto"/>
-        <w:ind w:firstLineChars="200" w:firstLine="480"/>
-        <w:jc w:val="left"/>
-        <w:rPr>
-          <w:rFonts w:eastAsia="华文楷体"/>
-          <w:sz w:val="24"/>
-        </w:rPr>
-        <w:widowControl w:val="1"/>
-      </w:pPr>
-      <w:r>
-        <w:rPr>
-          <w:rFonts w:eastAsia="华文楷体"/>
-          <w:sz w:val="24"/>
-        </w:rPr>
-        <w:t xml:space="preserve">The candidate expectations are that independent checking can detect calculation errors while leaving common interpretive errors unresolved; explicit rule reconciliation can be particularly useful under conflict; and combined checking can be complementary, redundant or harmful. These expectations will be prespecified after measurement validation and before the main evaluation. No positive interaction or team superiority is assumed. The experiment estimates effects of operational procedures: both can affect interpretation and computation, so their contrasts will not be described as pure measures of two isolated cognitive mechanisms.</w:t>
-      </w:r>
-    </w:p>
-    <w:p>
-      <w:pPr>
-        <w:snapToGrid w:val="0"/>
-        <w:spacing w:beforeLines="50" w:before="156" w:line="300" w:lineRule="auto"/>
-        <w:jc w:val="left"/>
-        <w:rPr>
-          <w:rFonts w:eastAsia="华文楷体"/>
-          <w:sz w:val="24"/>
-        </w:rPr>
-        <w:widowControl w:val="1"/>
+          <w:rFonts w:ascii="Times New Roman" w:hAnsi="Times New Roman" w:eastAsia="华文楷体"/>
+          <w:sz w:val="24"/>
+          <w:color w:val="000000"/>
+          <w:b/>
+          <w:lang w:val="en-US"/>
+        </w:rPr>
+        <w:t xml:space="preserve">2.1 Research objectives</w:t>
+      </w:r>
+    </w:p>
+    <w:p>
+      <w:pPr>
+        <w:jc w:val="left"/>
+        <w:snapToGrid w:val="0"/>
+        <w:widowControl/>
+        <w:spacing w:before="100" w:after="0" w:line="300" w:lineRule="auto"/>
+        <w:ind w:firstLine="480"/>
+      </w:pPr>
+      <w:r>
+        <w:rPr>
+          <w:rFonts w:ascii="Times New Roman" w:hAnsi="Times New Roman" w:eastAsia="华文楷体"/>
+          <w:sz w:val="24"/>
+          <w:color w:val="000000"/>
+          <w:lang w:val="en-US"/>
+        </w:rPr>
+        <w:t xml:space="preserve">The overall objective is to improve the reliability and cost-effectiveness of hierarchical multi-agent business analytics through evidence-checked experience reuse and source-grounded counterexample review.</w:t>
+      </w:r>
+    </w:p>
+    <w:p>
+      <w:pPr>
+        <w:jc w:val="left"/>
+        <w:snapToGrid w:val="0"/>
+        <w:widowControl/>
+        <w:spacing w:before="100" w:after="0" w:line="300" w:lineRule="auto"/>
+        <w:ind w:firstLine="480"/>
         <w:keepNext/>
       </w:pPr>
       <w:r>
         <w:rPr>
-          <w:rFonts w:eastAsia="华文楷体"/>
-          <w:sz w:val="24"/>
-          <w:b/>
-        </w:rPr>
-        <w:t xml:space="preserve">Main research contents</w:t>
-      </w:r>
-    </w:p>
-    <w:p>
-      <w:pPr>
-        <w:snapToGrid w:val="0"/>
-        <w:spacing w:beforeLines="50" w:before="156" w:line="300" w:lineRule="auto"/>
-        <w:ind w:firstLineChars="200" w:firstLine="480"/>
-        <w:jc w:val="left"/>
-        <w:rPr>
-          <w:rFonts w:eastAsia="华文楷体"/>
-          <w:sz w:val="24"/>
-        </w:rPr>
-        <w:widowControl w:val="1"/>
-      </w:pPr>
-      <w:r>
-        <w:rPr>
-          <w:rFonts w:eastAsia="华文楷体"/>
-          <w:sz w:val="24"/>
-        </w:rPr>
-        <w:t xml:space="preserve">The first work package is to construct and audit matched analytical tasks from public tables and documentary rules. Each task needs an explicit researcher-side reference for the eligible population, applicable definition, calculation and evidence. Consistent and conflicting variants will preserve the tables and governing answer while changing a documentary claim. Examples must involve consequential business semantics, such as eligibility, reporting windows or aggregation definitions, rather than only identifying the preferred filename.</w:t>
-      </w:r>
-    </w:p>
-    <w:p>
-      <w:pPr>
-        <w:snapToGrid w:val="0"/>
-        <w:spacing w:beforeLines="50" w:before="156" w:line="300" w:lineRule="auto"/>
-        <w:ind w:firstLineChars="200" w:firstLine="480"/>
-        <w:jc w:val="left"/>
-        <w:rPr>
-          <w:rFonts w:eastAsia="华文楷体"/>
-          <w:sz w:val="24"/>
-        </w:rPr>
-        <w:widowControl w:val="1"/>
-      </w:pPr>
-      <w:r>
-        <w:rPr>
-          <w:rFonts w:eastAsia="华文楷体"/>
-          <w:sz w:val="24"/>
-        </w:rPr>
-        <w:t xml:space="preserve">The second package implements the fixed workflow, four intervention conditions and controls, with isolated task state and recorded resource consumption. The third package evaluates correctness, coverage, errors and costs with paired comparisons and uncertainty that respects related tasks. The fourth examines a prespecified visible-trace subset to describe failures in evidence retrieval, rule application, communication and calculation, without inferring private reasoning.</w:t>
-      </w:r>
-    </w:p>
-    <w:p>
-      <w:pPr>
-        <w:snapToGrid w:val="0"/>
-        <w:spacing w:beforeLines="50" w:before="156" w:line="300" w:lineRule="auto"/>
-        <w:jc w:val="left"/>
-        <w:rPr>
-          <w:rFonts w:eastAsia="华文楷体"/>
-          <w:sz w:val="24"/>
-        </w:rPr>
-        <w:widowControl w:val="1"/>
+          <w:rFonts w:ascii="Times New Roman" w:hAnsi="Times New Roman" w:eastAsia="华文楷体"/>
+          <w:sz w:val="24"/>
+          <w:color w:val="000000"/>
+          <w:lang w:val="en-US"/>
+        </w:rPr>
+        <w:t xml:space="preserve">The specific objectives are to:</w:t>
+      </w:r>
+    </w:p>
+    <w:p>
+      <w:pPr>
+        <w:jc w:val="left"/>
+        <w:snapToGrid w:val="0"/>
+        <w:widowControl/>
+        <w:spacing w:before="100" w:after="0" w:line="300" w:lineRule="auto"/>
+        <w:numPr>
+          <w:ilvl w:val="0"/>
+          <w:numId w:val="100"/>
+        </w:numPr>
+        <w:ind w:left="360" w:hanging="360"/>
+      </w:pPr>
+      <w:r>
+        <w:rPr>
+          <w:rFonts w:ascii="Times New Roman" w:hAnsi="Times New Roman" w:eastAsia="华文楷体"/>
+          <w:sz w:val="24"/>
+          <w:color w:val="000000"/>
+          <w:lang w:val="en-US"/>
+        </w:rPr>
+        <w:t xml:space="preserve">Classify evidence-use and verification failures using MAST, proposing analytics-specific refinements where recurring errors warrant them.</w:t>
+      </w:r>
+    </w:p>
+    <w:p>
+      <w:pPr>
+        <w:jc w:val="left"/>
+        <w:snapToGrid w:val="0"/>
+        <w:widowControl/>
+        <w:spacing w:before="100" w:after="0" w:line="300" w:lineRule="auto"/>
+        <w:numPr>
+          <w:ilvl w:val="0"/>
+          <w:numId w:val="100"/>
+        </w:numPr>
+        <w:ind w:left="360" w:hanging="360"/>
+      </w:pPr>
+      <w:r>
+        <w:rPr>
+          <w:rFonts w:ascii="Times New Roman" w:hAnsi="Times New Roman" w:eastAsia="华文楷体"/>
+          <w:sz w:val="24"/>
+          <w:color w:val="000000"/>
+          <w:lang w:val="en-US"/>
+        </w:rPr>
+        <w:t xml:space="preserve">Establish the separate and joint effects of the two mechanisms on inappropriate reuse, review errors and final-answer quality.</w:t>
+      </w:r>
+    </w:p>
+    <w:p>
+      <w:pPr>
+        <w:jc w:val="left"/>
+        <w:snapToGrid w:val="0"/>
+        <w:widowControl/>
+        <w:spacing w:before="100" w:after="0" w:line="300" w:lineRule="auto"/>
+        <w:numPr>
+          <w:ilvl w:val="0"/>
+          <w:numId w:val="100"/>
+        </w:numPr>
+        <w:ind w:left="360" w:hanging="360"/>
+      </w:pPr>
+      <w:r>
+        <w:rPr>
+          <w:rFonts w:ascii="Times New Roman" w:hAnsi="Times New Roman" w:eastAsia="华文楷体"/>
+          <w:sz w:val="24"/>
+          <w:color w:val="000000"/>
+          <w:lang w:val="en-US"/>
+        </w:rPr>
+        <w:t xml:space="preserve">Determine whether the improvements justify preparation and operating costs relative to the baseline MAS and strong single-agent controls.</w:t>
+      </w:r>
+    </w:p>
+    <w:p>
+      <w:pPr>
+        <w:jc w:val="left"/>
+        <w:snapToGrid w:val="0"/>
+        <w:widowControl/>
         <w:keepNext/>
-      </w:pPr>
-      <w:r>
-        <w:rPr>
-          <w:rFonts w:eastAsia="华文楷体"/>
-          <w:sz w:val="24"/>
-          <w:b/>
-        </w:rPr>
-        <w:t xml:space="preserve">Key issues to be resolved</w:t>
-      </w:r>
-    </w:p>
-    <w:p>
-      <w:pPr>
-        <w:snapToGrid w:val="0"/>
-        <w:spacing w:beforeLines="50" w:before="156" w:line="300" w:lineRule="auto"/>
-        <w:ind w:firstLineChars="200" w:firstLine="480"/>
-        <w:jc w:val="left"/>
-        <w:rPr>
-          <w:rFonts w:eastAsia="华文楷体"/>
-          <w:sz w:val="24"/>
-        </w:rPr>
-        <w:widowControl w:val="1"/>
-      </w:pPr>
-      <w:r>
-        <w:rPr>
-          <w:rFonts w:eastAsia="华文楷体"/>
-          <w:sz w:val="24"/>
-        </w:rPr>
-        <w:t xml:space="preserve">Three issues are central. First, procedural independence requires committing the checker's initial interpretation and calculation before revealing the solver's answer, code or shared record. Second, source authority and business meaning require enough accessible evidence for a defensible answer; researcher-only knowledge cannot compensate for missing agent-facing rules. Third, improvements must be distinguished from advantages caused by more resources or a weak single-agent implementation. The pilot will validate these properties and the scoring protocol before the study is expanded.</w:t>
-      </w:r>
-    </w:p>
-    <w:p>
-      <w:pPr>
-        <w:snapToGrid w:val="0"/>
-        <w:spacing w:beforeLines="50" w:before="156" w:line="300" w:lineRule="auto"/>
-        <w:ind w:firstLineChars="200" w:firstLine="480"/>
-        <w:jc w:val="left"/>
-        <w:rPr>
-          <w:rFonts w:eastAsia="华文楷体"/>
-          <w:sz w:val="24"/>
-        </w:rPr>
-        <w:widowControl w:val="1"/>
-      </w:pPr>
-      <w:r>
-        <w:rPr>
-          <w:rFonts w:eastAsia="华文楷体"/>
-          <w:sz w:val="24"/>
-        </w:rPr>
-        <w:t xml:space="preserve">The initial scope excludes employer data, human-subject research, production deployment, broad topology search, persistent cross-task learning and multimodal parsing. Genuinely unresolvable questions would require separate clarification-aware references and are optional diagnostic work. They will not be silently mixed with the resolvable core tasks.</w:t>
+        <w:keepLines/>
+        <w:spacing w:before="180" w:after="80" w:line="300" w:lineRule="auto"/>
+        <w:outlineLvl w:val="1"/>
+      </w:pPr>
+      <w:r>
+        <w:rPr>
+          <w:rFonts w:ascii="Times New Roman" w:hAnsi="Times New Roman" w:eastAsia="华文楷体"/>
+          <w:sz w:val="24"/>
+          <w:color w:val="000000"/>
+          <w:b/>
+          <w:lang w:val="en-US"/>
+        </w:rPr>
+        <w:t xml:space="preserve">2.2 Main contents</w:t>
+      </w:r>
+    </w:p>
+    <w:p>
+      <w:pPr>
+        <w:jc w:val="left"/>
+        <w:snapToGrid w:val="0"/>
+        <w:widowControl/>
+        <w:spacing w:before="100" w:after="0" w:line="300" w:lineRule="auto"/>
+        <w:numPr>
+          <w:ilvl w:val="0"/>
+          <w:numId w:val="101"/>
+        </w:numPr>
+        <w:ind w:left="360" w:hanging="360"/>
+      </w:pPr>
+      <w:r>
+        <w:rPr>
+          <w:rFonts w:ascii="Times New Roman" w:hAnsi="Times New Roman" w:eastAsia="华文楷体"/>
+          <w:sz w:val="24"/>
+          <w:color w:val="000000"/>
+          <w:b/>
+          <w:lang w:val="en-US"/>
+        </w:rPr>
+        <w:t xml:space="preserve">Failure analysis and existing solutions.</w:t>
+      </w:r>
+      <w:r>
+        <w:rPr>
+          <w:rFonts w:ascii="Times New Roman" w:hAnsi="Times New Roman" w:eastAsia="华文楷体"/>
+          <w:sz w:val="24"/>
+          <w:color w:val="000000"/>
+          <w:lang w:val="en-US"/>
+        </w:rPr>
+        <w:t xml:space="preserve"> Examine DataPilot, DS-STAR and relevant methods; diagnose baseline traces using a MAST-based coding guide.</w:t>
+      </w:r>
+    </w:p>
+    <w:p>
+      <w:pPr>
+        <w:jc w:val="left"/>
+        <w:snapToGrid w:val="0"/>
+        <w:widowControl/>
+        <w:spacing w:before="100" w:after="0" w:line="300" w:lineRule="auto"/>
+        <w:numPr>
+          <w:ilvl w:val="0"/>
+          <w:numId w:val="101"/>
+        </w:numPr>
+        <w:ind w:left="360" w:hanging="360"/>
+      </w:pPr>
+      <w:r>
+        <w:rPr>
+          <w:rFonts w:ascii="Times New Roman" w:hAnsi="Times New Roman" w:eastAsia="华文楷体"/>
+          <w:sz w:val="24"/>
+          <w:color w:val="000000"/>
+          <w:b/>
+          <w:lang w:val="en-US"/>
+        </w:rPr>
+        <w:t xml:space="preserve">System implementation.</w:t>
+      </w:r>
+      <w:r>
+        <w:rPr>
+          <w:rFonts w:ascii="Times New Roman" w:hAnsi="Times New Roman" w:eastAsia="华文楷体"/>
+          <w:sz w:val="24"/>
+          <w:color w:val="000000"/>
+          <w:lang w:val="en-US"/>
+        </w:rPr>
+        <w:t xml:space="preserve"> Adapt the FinHelm engine into a fixed hierarchy and implement the two mechanisms with controlled source and memory access.</w:t>
+      </w:r>
+    </w:p>
+    <w:p>
+      <w:pPr>
+        <w:jc w:val="left"/>
+        <w:snapToGrid w:val="0"/>
+        <w:widowControl/>
+        <w:spacing w:before="100" w:after="0" w:line="300" w:lineRule="auto"/>
+        <w:numPr>
+          <w:ilvl w:val="0"/>
+          <w:numId w:val="101"/>
+        </w:numPr>
+        <w:ind w:left="360" w:hanging="360"/>
+      </w:pPr>
+      <w:r>
+        <w:rPr>
+          <w:rFonts w:ascii="Times New Roman" w:hAnsi="Times New Roman" w:eastAsia="华文楷体"/>
+          <w:sz w:val="24"/>
+          <w:color w:val="000000"/>
+          <w:b/>
+          <w:lang w:val="en-US"/>
+        </w:rPr>
+        <w:t xml:space="preserve">Comparative evaluation.</w:t>
+      </w:r>
+      <w:r>
+        <w:rPr>
+          <w:rFonts w:ascii="Times New Roman" w:hAnsi="Times New Roman" w:eastAsia="华文楷体"/>
+          <w:sz w:val="24"/>
+          <w:color w:val="000000"/>
+          <w:lang w:val="en-US"/>
+        </w:rPr>
+        <w:t xml:space="preserve"> Compare the baseline, evidence-checked experience reuse, source-grounded counterexample review and both improvements on the same tasks, alongside strong single-agent controls. Use DABstep for native benchmark comparison and separate diagnostic cases to examine the mechanisms.</w:t>
+      </w:r>
+    </w:p>
+    <w:p>
+      <w:pPr>
+        <w:jc w:val="left"/>
+        <w:snapToGrid w:val="0"/>
+        <w:widowControl/>
+        <w:spacing w:before="100" w:after="0" w:line="300" w:lineRule="auto"/>
+        <w:numPr>
+          <w:ilvl w:val="0"/>
+          <w:numId w:val="101"/>
+        </w:numPr>
+        <w:ind w:left="360" w:hanging="360"/>
+      </w:pPr>
+      <w:r>
+        <w:rPr>
+          <w:rFonts w:ascii="Times New Roman" w:hAnsi="Times New Roman" w:eastAsia="华文楷体"/>
+          <w:sz w:val="24"/>
+          <w:color w:val="000000"/>
+          <w:b/>
+          <w:lang w:val="en-US"/>
+        </w:rPr>
+        <w:t xml:space="preserve">Error and business analysis.</w:t>
+      </w:r>
+      <w:r>
+        <w:rPr>
+          <w:rFonts w:ascii="Times New Roman" w:hAnsi="Times New Roman" w:eastAsia="华文楷体"/>
+          <w:sz w:val="24"/>
+          <w:color w:val="000000"/>
+          <w:lang w:val="en-US"/>
+        </w:rPr>
+        <w:t xml:space="preserve"> Measure reuse decisions, reviewer acceptance and rejection, final correctness, coverage, preparation effort and runtime cost; identify when the mechanisms help, fail or add unnecessary expense.</w:t>
+      </w:r>
+    </w:p>
+    <w:p>
+      <w:pPr>
+        <w:jc w:val="left"/>
+        <w:snapToGrid w:val="0"/>
+        <w:widowControl/>
+        <w:keepNext/>
+        <w:keepLines/>
+        <w:spacing w:before="180" w:after="80" w:line="300" w:lineRule="auto"/>
+        <w:outlineLvl w:val="1"/>
+      </w:pPr>
+      <w:r>
+        <w:rPr>
+          <w:rFonts w:ascii="Times New Roman" w:hAnsi="Times New Roman" w:eastAsia="华文楷体"/>
+          <w:sz w:val="24"/>
+          <w:color w:val="000000"/>
+          <w:b/>
+          <w:lang w:val="en-US"/>
+        </w:rPr>
+        <w:t xml:space="preserve">2.3 Key issues to be solved</w:t>
+      </w:r>
+    </w:p>
+    <w:p>
+      <w:pPr>
+        <w:jc w:val="left"/>
+        <w:snapToGrid w:val="0"/>
+        <w:widowControl/>
+        <w:spacing w:before="100" w:after="0" w:line="300" w:lineRule="auto"/>
+        <w:numPr>
+          <w:ilvl w:val="0"/>
+          <w:numId w:val="102"/>
+        </w:numPr>
+        <w:ind w:left="360" w:hanging="360"/>
+      </w:pPr>
+      <w:r>
+        <w:rPr>
+          <w:rFonts w:ascii="Times New Roman" w:hAnsi="Times New Roman" w:eastAsia="华文楷体"/>
+          <w:sz w:val="24"/>
+          <w:color w:val="000000"/>
+          <w:b/>
+          <w:lang w:val="en-US"/>
+        </w:rPr>
+        <w:t xml:space="preserve">Applicable knowledge:</w:t>
+      </w:r>
+      <w:r>
+        <w:rPr>
+          <w:rFonts w:ascii="Times New Roman" w:hAnsi="Times New Roman" w:eastAsia="华文楷体"/>
+          <w:sz w:val="24"/>
+          <w:color w:val="000000"/>
+          <w:lang w:val="en-US"/>
+        </w:rPr>
+        <w:t xml:space="preserve"> determine whether a retrieved procedure is supported by current documents while retaining useful experience.</w:t>
+      </w:r>
+    </w:p>
+    <w:p>
+      <w:pPr>
+        <w:jc w:val="left"/>
+        <w:snapToGrid w:val="0"/>
+        <w:widowControl/>
+        <w:spacing w:before="100" w:after="0" w:line="300" w:lineRule="auto"/>
+        <w:numPr>
+          <w:ilvl w:val="0"/>
+          <w:numId w:val="102"/>
+        </w:numPr>
+        <w:ind w:left="360" w:hanging="360"/>
+      </w:pPr>
+      <w:r>
+        <w:rPr>
+          <w:rFonts w:ascii="Times New Roman" w:hAnsi="Times New Roman" w:eastAsia="华文楷体"/>
+          <w:sz w:val="24"/>
+          <w:color w:val="000000"/>
+          <w:b/>
+          <w:lang w:val="en-US"/>
+        </w:rPr>
+        <w:t xml:space="preserve">Meaningful verification:</w:t>
+      </w:r>
+      <w:r>
+        <w:rPr>
+          <w:rFonts w:ascii="Times New Roman" w:hAnsi="Times New Roman" w:eastAsia="华文楷体"/>
+          <w:sz w:val="24"/>
+          <w:color w:val="000000"/>
+          <w:lang w:val="en-US"/>
+        </w:rPr>
+        <w:t xml:space="preserve"> construct valid test data that distinguishes business interpretations and derive expected behaviour without reference answers.</w:t>
+      </w:r>
+    </w:p>
+    <w:p>
+      <w:pPr>
+        <w:jc w:val="left"/>
+        <w:snapToGrid w:val="0"/>
+        <w:widowControl/>
+        <w:spacing w:before="100" w:after="0" w:line="300" w:lineRule="auto"/>
+        <w:numPr>
+          <w:ilvl w:val="0"/>
+          <w:numId w:val="102"/>
+        </w:numPr>
+        <w:ind w:left="360" w:hanging="360"/>
+      </w:pPr>
+      <w:r>
+        <w:rPr>
+          <w:rFonts w:ascii="Times New Roman" w:hAnsi="Times New Roman" w:eastAsia="华文楷体"/>
+          <w:sz w:val="24"/>
+          <w:color w:val="000000"/>
+          <w:b/>
+          <w:lang w:val="en-US"/>
+        </w:rPr>
+        <w:t xml:space="preserve">Credible comparison:</w:t>
+      </w:r>
+      <w:r>
+        <w:rPr>
+          <w:rFonts w:ascii="Times New Roman" w:hAnsi="Times New Roman" w:eastAsia="华文楷体"/>
+          <w:sz w:val="24"/>
+          <w:color w:val="000000"/>
+          <w:lang w:val="en-US"/>
+        </w:rPr>
+        <w:t xml:space="preserve"> keep source access and prepared knowledge equivalent, measure total resource use, and assess reviewers on common candidates.</w:t>
+      </w:r>
+    </w:p>
+    <w:p>
+      <w:pPr>
+        <w:jc w:val="left"/>
+        <w:snapToGrid w:val="0"/>
+        <w:widowControl/>
+        <w:spacing w:before="100" w:after="0" w:line="300" w:lineRule="auto"/>
+        <w:numPr>
+          <w:ilvl w:val="0"/>
+          <w:numId w:val="102"/>
+        </w:numPr>
+        <w:ind w:left="360" w:hanging="360"/>
+      </w:pPr>
+      <w:r>
+        <w:rPr>
+          <w:rFonts w:ascii="Times New Roman" w:hAnsi="Times New Roman" w:eastAsia="华文楷体"/>
+          <w:sz w:val="24"/>
+          <w:color w:val="000000"/>
+          <w:b/>
+          <w:lang w:val="en-US"/>
+        </w:rPr>
+        <w:t xml:space="preserve">Useful diagnosis:</w:t>
+      </w:r>
+      <w:r>
+        <w:rPr>
+          <w:rFonts w:ascii="Times New Roman" w:hAnsi="Times New Roman" w:eastAsia="华文楷体"/>
+          <w:sz w:val="24"/>
+          <w:color w:val="000000"/>
+          <w:lang w:val="en-US"/>
+        </w:rPr>
+        <w:t xml:space="preserve"> distinguish failures consistently and establish whether any proposed MAST refinement helps identify a concrete improvement target.</w:t>
       </w:r>
     </w:p>
     <w:permEnd w:id="1845511335"/>
@@ -3343,6 +3978,8 @@
           <w:sz w:val="24"/>
         </w:rPr>
         <w:keepNext/>
+        <w:keepLines/>
+        <w:widowControl/>
       </w:pPr>
       <w:r>
         <w:rPr>
@@ -3400,65 +4037,284 @@
     </w:p>
     <w:p>
       <w:pPr>
-        <w:snapToGrid w:val="0"/>
-        <w:spacing w:beforeLines="50" w:before="156" w:line="300" w:lineRule="auto"/>
-        <w:jc w:val="left"/>
-        <w:rPr>
-          <w:rFonts w:eastAsia="华文楷体"/>
-          <w:sz w:val="24"/>
-        </w:rPr>
-        <w:widowControl w:val="1"/>
+        <w:jc w:val="left"/>
+        <w:snapToGrid w:val="0"/>
+        <w:widowControl/>
         <w:keepNext/>
+        <w:keepLines/>
+        <w:spacing w:before="180" w:after="80" w:line="300" w:lineRule="auto"/>
+        <w:outlineLvl w:val="1"/>
       </w:pPr>
       <w:permStart w:id="1231309113" w:edGrp="everyone"/>
       <w:r>
         <w:rPr>
-          <w:rFonts w:eastAsia="华文楷体"/>
-          <w:sz w:val="24"/>
-          <w:b/>
-        </w:rPr>
-        <w:t xml:space="preserve">Experimental structure</w:t>
-      </w:r>
-    </w:p>
-    <w:p>
-      <w:pPr>
-        <w:snapToGrid w:val="0"/>
-        <w:spacing w:beforeLines="50" w:before="156" w:line="300" w:lineRule="auto"/>
-        <w:ind w:firstLineChars="200" w:firstLine="480"/>
-        <w:jc w:val="left"/>
-        <w:rPr>
-          <w:rFonts w:eastAsia="华文楷体"/>
-          <w:sz w:val="24"/>
-        </w:rPr>
-        <w:widowControl w:val="1"/>
-      </w:pPr>
-      <w:r>
-        <w:rPr>
-          <w:rFonts w:eastAsia="华文楷体"/>
-          <w:sz w:val="24"/>
-        </w:rPr>
-        <w:t xml:space="preserve">A controlled experiment will cross two assigned procedures within a fixed analytical team: additional independent executable verification and a structured shared-context intervention. Each condition will be evaluated on matched consistent and resolvable-conflict document variants. Every system retains ordinary Python or SQL execution and receives equivalent task evidence. Table values and the applicable answer remain fixed within a document pair.</w:t>
+          <w:rFonts w:ascii="Times New Roman" w:hAnsi="Times New Roman" w:eastAsia="华文楷体"/>
+          <w:sz w:val="24"/>
+          <w:color w:val="000000"/>
+          <w:b/>
+          <w:lang w:val="en-US"/>
+        </w:rPr>
+        <w:t xml:space="preserve">3.1 Controlled experimental design</w:t>
+      </w:r>
+    </w:p>
+    <w:p>
+      <w:pPr>
+        <w:jc w:val="left"/>
+        <w:snapToGrid w:val="0"/>
+        <w:widowControl/>
+        <w:spacing w:before="100" w:after="0" w:line="300" w:lineRule="auto"/>
+        <w:ind w:firstLine="480"/>
+      </w:pPr>
+      <w:r>
+        <w:rPr>
+          <w:rFonts w:ascii="Times New Roman" w:hAnsi="Times New Roman" w:eastAsia="华文楷体"/>
+          <w:sz w:val="24"/>
+          <w:color w:val="000000"/>
+          <w:lang w:val="en-US"/>
+        </w:rPr>
+        <w:t xml:space="preserve">The study will use a </w:t>
+      </w:r>
+      <w:r>
+        <w:rPr>
+          <w:rFonts w:ascii="Times New Roman" w:hAnsi="Times New Roman" w:eastAsia="华文楷体"/>
+          <w:sz w:val="24"/>
+          <w:color w:val="000000"/>
+          <w:b/>
+          <w:lang w:val="en-US"/>
+        </w:rPr>
+        <w:t xml:space="preserve">controlled experiment with a 2 × 2 factorial design</w:t>
+      </w:r>
+      <w:r>
+        <w:rPr>
+          <w:rFonts w:ascii="Times New Roman" w:hAnsi="Times New Roman" w:eastAsia="华文楷体"/>
+          <w:sz w:val="24"/>
+          <w:color w:val="000000"/>
+          <w:lang w:val="en-US"/>
+        </w:rPr>
+        <w:t xml:space="preserve">, supported by analysis of recorded agent actions and messages. The two improvements, evidence-checked experience reuse and source-grounded counterexample review, will each be switched on or off. The four combinations will show what each mechanism changes separately and what happens when they are used together.</w:t>
+      </w:r>
+    </w:p>
+    <w:p>
+      <w:pPr>
+        <w:jc w:val="left"/>
+        <w:snapToGrid w:val="0"/>
+        <w:widowControl/>
+        <w:spacing w:before="100" w:after="0" w:line="300" w:lineRule="auto"/>
+        <w:ind w:firstLine="480"/>
+      </w:pPr>
+      <w:r>
+        <w:rPr>
+          <w:rFonts w:ascii="Times New Roman" w:hAnsi="Times New Roman" w:eastAsia="华文楷体"/>
+          <w:sz w:val="24"/>
+          <w:color w:val="000000"/>
+          <w:lang w:val="en-US"/>
+        </w:rPr>
+        <w:t xml:space="preserve">Each version will solve the same tasks using the same underlying model, documents, prepared knowledge and agent roles. Resource limits will be comparable, and actual consumption will be measured. This design tests changes to the analytical workflow rather than comparing unrelated systems with different preparation. Development tasks will be used to test the implementation and set limits; evaluation tasks will be kept separate and will not be used to tune the system.</w:t>
+      </w:r>
+    </w:p>
+    <w:p>
+      <w:pPr>
+        <w:jc w:val="left"/>
+        <w:snapToGrid w:val="0"/>
+        <w:widowControl/>
+        <w:keepNext/>
+        <w:keepLines/>
+        <w:spacing w:before="180" w:after="80" w:line="300" w:lineRule="auto"/>
+        <w:outlineLvl w:val="1"/>
+      </w:pPr>
+      <w:r>
+        <w:rPr>
+          <w:rFonts w:ascii="Times New Roman" w:hAnsi="Times New Roman" w:eastAsia="华文楷体"/>
+          <w:sz w:val="24"/>
+          <w:color w:val="000000"/>
+          <w:b/>
+          <w:lang w:val="en-US"/>
+        </w:rPr>
+        <w:t xml:space="preserve">3.2 System and proposed changes</w:t>
+      </w:r>
+    </w:p>
+    <w:p>
+      <w:pPr>
+        <w:jc w:val="left"/>
+        <w:snapToGrid w:val="0"/>
+        <w:widowControl/>
+        <w:spacing w:before="100" w:after="0" w:line="300" w:lineRule="auto"/>
+        <w:ind w:firstLine="480"/>
+      </w:pPr>
+      <w:r>
+        <w:rPr>
+          <w:rFonts w:ascii="Times New Roman" w:hAnsi="Times New Roman" w:eastAsia="华文楷体"/>
+          <w:sz w:val="24"/>
+          <w:color w:val="000000"/>
+          <w:lang w:val="en-US"/>
+        </w:rPr>
+        <w:t xml:space="preserve">A main agent will coordinate three subagents: an evidence worker, a computational analyst and a reviewer. The evidence worker examines documents and reusable procedures; the analyst performs the calculation; the reviewer assesses the proposed solution. The ordinary system can already consult sources, execute code and correct mistakes.</w:t>
+      </w:r>
+    </w:p>
+    <w:p>
+      <w:pPr>
+        <w:jc w:val="left"/>
+        <w:snapToGrid w:val="0"/>
+        <w:widowControl/>
+        <w:spacing w:before="100" w:after="0" w:line="300" w:lineRule="auto"/>
+        <w:ind w:firstLine="480"/>
+        <w:keepNext/>
+      </w:pPr>
+      <w:r>
+        <w:rPr>
+          <w:rFonts w:ascii="Times New Roman" w:hAnsi="Times New Roman" w:eastAsia="华文楷体"/>
+          <w:sz w:val="24"/>
+          <w:color w:val="000000"/>
+          <w:lang w:val="en-US"/>
+        </w:rPr>
+        <w:t xml:space="preserve">The study adds two improvements:</w:t>
+      </w:r>
+    </w:p>
+    <w:p>
+      <w:pPr>
+        <w:jc w:val="left"/>
+        <w:snapToGrid w:val="0"/>
+        <w:widowControl/>
+        <w:spacing w:before="100" w:after="0" w:line="300" w:lineRule="auto"/>
+        <w:numPr>
+          <w:ilvl w:val="0"/>
+          <w:numId w:val="103"/>
+        </w:numPr>
+        <w:ind w:left="360" w:hanging="360"/>
+      </w:pPr>
+      <w:r>
+        <w:rPr>
+          <w:rFonts w:ascii="Times New Roman" w:hAnsi="Times New Roman" w:eastAsia="华文楷体"/>
+          <w:sz w:val="24"/>
+          <w:color w:val="000000"/>
+          <w:b/>
+          <w:lang w:val="en-US"/>
+        </w:rPr>
+        <w:t xml:space="preserve">Evidence-checked experience reuse.</w:t>
+      </w:r>
+      <w:r>
+        <w:rPr>
+          <w:rFonts w:ascii="Times New Roman" w:hAnsi="Times New Roman" w:eastAsia="华文楷体"/>
+          <w:sz w:val="24"/>
+          <w:color w:val="000000"/>
+          <w:lang w:val="en-US"/>
+        </w:rPr>
+        <w:t xml:space="preserve"> Before a retrieved procedure reaches the analyst, the evidence worker checks whether its conditions match the current documents. Supported procedures are passed on; contradicted or unresolved procedures are withheld, while ordinary document-based analysis remains available. For example, a procedure for handling cancelled orders should be reused only when the current reporting rules support that treatment.</w:t>
+      </w:r>
+    </w:p>
+    <w:p>
+      <w:pPr>
+        <w:jc w:val="left"/>
+        <w:snapToGrid w:val="0"/>
+        <w:widowControl/>
+        <w:spacing w:before="100" w:after="0" w:line="300" w:lineRule="auto"/>
+        <w:numPr>
+          <w:ilvl w:val="0"/>
+          <w:numId w:val="103"/>
+        </w:numPr>
+        <w:ind w:left="360" w:hanging="360"/>
+      </w:pPr>
+      <w:r>
+        <w:rPr>
+          <w:rFonts w:ascii="Times New Roman" w:hAnsi="Times New Roman" w:eastAsia="华文楷体"/>
+          <w:sz w:val="24"/>
+          <w:color w:val="000000"/>
+          <w:b/>
+          <w:lang w:val="en-US"/>
+        </w:rPr>
+        <w:t xml:space="preserve">Source-grounded counterexample review.</w:t>
+      </w:r>
+      <w:r>
+        <w:rPr>
+          <w:rFonts w:ascii="Times New Roman" w:hAnsi="Times New Roman" w:eastAsia="华文楷体"/>
+          <w:sz w:val="24"/>
+          <w:color w:val="000000"/>
+          <w:lang w:val="en-US"/>
+        </w:rPr>
+        <w:t xml:space="preserve"> The reviewer first reads the question and documents without the proposed answer. After inspecting the solution, it constructs a small test case that distinguishes a disputed interpretation from a source-supported alternative. If two calculations treat cancelled orders differently, a test containing such an order can expose the difference. The documents determine the correct treatment. An invalid or inconclusive test is not counted as a successful check.</w:t>
+      </w:r>
+    </w:p>
+    <w:p>
+      <w:pPr>
+        <w:jc w:val="left"/>
+        <w:snapToGrid w:val="0"/>
+        <w:widowControl/>
+        <w:spacing w:before="100" w:after="0" w:line="300" w:lineRule="auto"/>
+        <w:ind w:firstLine="480"/>
+      </w:pPr>
+      <w:r>
+        <w:rPr>
+          <w:rFonts w:ascii="Times New Roman" w:hAnsi="Times New Roman" w:eastAsia="华文楷体"/>
+          <w:sz w:val="24"/>
+          <w:color w:val="000000"/>
+          <w:lang w:val="en-US"/>
+        </w:rPr>
+        <w:t xml:space="preserve">Reusable knowledge will be prepared from permitted development material and held fixed during evaluation. Correct answers and researcher-written test solutions will remain outside the agents' access. The reviewer will generate its own tests rather than receive the explanatory examples used in this proposal.</w:t>
+      </w:r>
+    </w:p>
+    <w:p>
+      <w:pPr>
+        <w:jc w:val="left"/>
+        <w:snapToGrid w:val="0"/>
+        <w:widowControl/>
+        <w:keepNext/>
+        <w:keepLines/>
+        <w:spacing w:before="180" w:after="80" w:line="300" w:lineRule="auto"/>
+        <w:outlineLvl w:val="1"/>
+      </w:pPr>
+      <w:r>
+        <w:rPr>
+          <w:rFonts w:ascii="Times New Roman" w:hAnsi="Times New Roman" w:eastAsia="华文楷体"/>
+          <w:sz w:val="24"/>
+          <w:color w:val="000000"/>
+          <w:b/>
+          <w:lang w:val="en-US"/>
+        </w:rPr>
+        <w:t xml:space="preserve">3.3 Comparisons</w:t>
+      </w:r>
+    </w:p>
+    <w:p>
+      <w:pPr>
+        <w:jc w:val="left"/>
+        <w:snapToGrid w:val="0"/>
+        <w:widowControl/>
+        <w:spacing w:before="100" w:after="0" w:line="300" w:lineRule="auto"/>
+        <w:ind w:firstLine="480"/>
+        <w:keepNext/>
+      </w:pPr>
+      <w:r>
+        <w:rPr>
+          <w:rFonts w:ascii="Times New Roman" w:hAnsi="Times New Roman" w:eastAsia="华文楷体"/>
+          <w:sz w:val="24"/>
+          <w:color w:val="000000"/>
+          <w:lang w:val="en-US"/>
+        </w:rPr>
+        <w:t xml:space="preserve">The experiment will compare four versions of the same MAS:</w:t>
       </w:r>
     </w:p>
     <w:tbl>
       <w:tblPr>
-        <w:tblW w:w="0" w:type="auto"/>
-        <w:jc w:val="center"/>
+        <w:tblW w:w="8730" w:type="dxa"/>
+        <w:tblLayout w:type="fixed"/>
         <w:tblBorders>
-          <w:top w:val="single" w:sz="4" w:space="0" w:color="auto"/>
-          <w:left w:val="single" w:sz="4" w:space="0" w:color="auto"/>
-          <w:bottom w:val="single" w:sz="4" w:space="0" w:color="auto"/>
-          <w:right w:val="single" w:sz="4" w:space="0" w:color="auto"/>
-          <w:insideH w:val="single" w:sz="4" w:space="0" w:color="auto"/>
-          <w:insideV w:val="single" w:sz="4" w:space="0" w:color="auto"/>
+          <w:top w:val="single" w:sz="4" w:color="D9D9D9"/>
+          <w:left w:val="single" w:sz="4" w:color="D9D9D9"/>
+          <w:bottom w:val="single" w:sz="4" w:color="D9D9D9"/>
+          <w:right w:val="single" w:sz="4" w:color="D9D9D9"/>
+          <w:insideH w:val="single" w:sz="4" w:color="D9D9D9"/>
+          <w:insideV w:val="single" w:sz="4" w:color="D9D9D9"/>
         </w:tblBorders>
-        <w:tblLook w:val="04A0" w:firstRow="1" w:lastRow="0" w:firstColumn="1" w:lastColumn="0" w:noHBand="0" w:noVBand="1"/>
+        <w:tblCellMar>
+          <w:top w:w="90" w:type="dxa"/>
+          <w:bottom w:w="90" w:type="dxa"/>
+          <w:left w:w="110" w:type="dxa"/>
+          <w:right w:w="110" w:type="dxa"/>
+        </w:tblCellMar>
       </w:tblPr>
       <w:tblGrid>
-        <w:gridCol w:w="2300"/>
-        <w:gridCol w:w="900"/>
-        <w:gridCol w:w="1900"/>
-        <w:gridCol w:w="3100"/>
+        <w:gridCol w:w="4500"/>
+        <w:gridCol w:w="2115"/>
+        <w:gridCol w:w="2115"/>
       </w:tblGrid>
       <w:tr>
         <w:trPr>
@@ -3467,129 +4323,78 @@
         </w:trPr>
         <w:tc>
           <w:tcPr>
-            <w:tcW w:w="2300" w:type="dxa"/>
+            <w:tcW w:w="4500" w:type="dxa"/>
             <w:vAlign w:val="center"/>
-            <w:tcMar>
-              <w:top w:w="90" w:type="dxa"/>
-              <w:left w:w="90" w:type="dxa"/>
-              <w:bottom w:w="90" w:type="dxa"/>
-              <w:right w:w="90" w:type="dxa"/>
-            </w:tcMar>
+            <w:shd w:fill="EFEFEF" w:val="clear"/>
           </w:tcPr>
           <w:p>
             <w:pPr>
+              <w:jc w:val="left"/>
               <w:snapToGrid w:val="0"/>
-              <w:spacing w:line="300" w:lineRule="auto" w:before="0" w:after="0"/>
-              <w:jc w:val="left"/>
-              <w:rPr>
-                <w:rFonts w:eastAsia="华文楷体"/>
-                <w:sz w:val="24"/>
-              </w:rPr>
-              <w:widowControl w:val="1"/>
+              <w:widowControl/>
+              <w:spacing w:before="50" w:after="50" w:line="300" w:lineRule="auto"/>
             </w:pPr>
             <w:r>
               <w:rPr>
-                <w:rFonts w:eastAsia="华文楷体"/>
-                <w:sz w:val="24"/>
+                <w:rFonts w:ascii="Times New Roman" w:hAnsi="Times New Roman" w:eastAsia="华文楷体"/>
+                <w:sz w:val="24"/>
+                <w:color w:val="000000"/>
+                <w:lang w:val="en-US"/>
                 <w:b/>
               </w:rPr>
-              <w:t xml:space="preserve">Condition</w:t>
+              <w:t xml:space="preserve">Version</w:t>
             </w:r>
           </w:p>
         </w:tc>
         <w:tc>
           <w:tcPr>
-            <w:tcW w:w="900" w:type="dxa"/>
+            <w:tcW w:w="2115" w:type="dxa"/>
             <w:vAlign w:val="center"/>
-            <w:tcMar>
-              <w:top w:w="90" w:type="dxa"/>
-              <w:left w:w="90" w:type="dxa"/>
-              <w:bottom w:w="90" w:type="dxa"/>
-              <w:right w:w="90" w:type="dxa"/>
-            </w:tcMar>
+            <w:shd w:fill="EFEFEF" w:val="clear"/>
           </w:tcPr>
           <w:p>
             <w:pPr>
+              <w:jc w:val="left"/>
               <w:snapToGrid w:val="0"/>
-              <w:spacing w:line="300" w:lineRule="auto" w:before="0" w:after="0"/>
-              <w:jc w:val="left"/>
-              <w:rPr>
-                <w:rFonts w:eastAsia="华文楷体"/>
-                <w:sz w:val="24"/>
-              </w:rPr>
-              <w:widowControl w:val="1"/>
+              <w:widowControl/>
+              <w:spacing w:before="50" w:after="50" w:line="300" w:lineRule="auto"/>
+              <w:jc w:val="center"/>
             </w:pPr>
             <w:r>
               <w:rPr>
-                <w:rFonts w:eastAsia="华文楷体"/>
-                <w:sz w:val="24"/>
+                <w:rFonts w:ascii="Times New Roman" w:hAnsi="Times New Roman" w:eastAsia="华文楷体"/>
+                <w:sz w:val="24"/>
+                <w:color w:val="000000"/>
+                <w:lang w:val="en-US"/>
                 <w:b/>
               </w:rPr>
-              <w:t xml:space="preserve">ID</w:t>
+              <w:t xml:space="preserve">Evidence-checked experience reuse</w:t>
             </w:r>
           </w:p>
         </w:tc>
         <w:tc>
           <w:tcPr>
-            <w:tcW w:w="1900" w:type="dxa"/>
+            <w:tcW w:w="2115" w:type="dxa"/>
             <w:vAlign w:val="center"/>
-            <w:tcMar>
-              <w:top w:w="90" w:type="dxa"/>
-              <w:left w:w="90" w:type="dxa"/>
-              <w:bottom w:w="90" w:type="dxa"/>
-              <w:right w:w="90" w:type="dxa"/>
-            </w:tcMar>
+            <w:shd w:fill="EFEFEF" w:val="clear"/>
           </w:tcPr>
           <w:p>
             <w:pPr>
+              <w:jc w:val="left"/>
               <w:snapToGrid w:val="0"/>
-              <w:spacing w:line="300" w:lineRule="auto" w:before="0" w:after="0"/>
-              <w:jc w:val="left"/>
-              <w:rPr>
-                <w:rFonts w:eastAsia="华文楷体"/>
-                <w:sz w:val="24"/>
-              </w:rPr>
-              <w:widowControl w:val="1"/>
+              <w:widowControl/>
+              <w:spacing w:before="50" w:after="50" w:line="300" w:lineRule="auto"/>
+              <w:jc w:val="center"/>
             </w:pPr>
             <w:r>
               <w:rPr>
-                <w:rFonts w:eastAsia="华文楷体"/>
-                <w:sz w:val="24"/>
+                <w:rFonts w:ascii="Times New Roman" w:hAnsi="Times New Roman" w:eastAsia="华文楷体"/>
+                <w:sz w:val="24"/>
+                <w:color w:val="000000"/>
+                <w:lang w:val="en-US"/>
                 <w:b/>
               </w:rPr>
-              <w:t xml:space="preserve">Independent check</w:t>
-            </w:r>
-          </w:p>
-        </w:tc>
-        <w:tc>
-          <w:tcPr>
-            <w:tcW w:w="3100" w:type="dxa"/>
-            <w:vAlign w:val="center"/>
-            <w:tcMar>
-              <w:top w:w="90" w:type="dxa"/>
-              <w:left w:w="90" w:type="dxa"/>
-              <w:bottom w:w="90" w:type="dxa"/>
-              <w:right w:w="90" w:type="dxa"/>
-            </w:tcMar>
-          </w:tcPr>
-          <w:p>
-            <w:pPr>
-              <w:snapToGrid w:val="0"/>
-              <w:spacing w:line="300" w:lineRule="auto" w:before="0" w:after="0"/>
-              <w:jc w:val="left"/>
-              <w:rPr>
-                <w:rFonts w:eastAsia="华文楷体"/>
-                <w:sz w:val="24"/>
-              </w:rPr>
-              <w:widowControl w:val="1"/>
-            </w:pPr>
-            <w:r>
-              <w:rPr>
-                <w:rFonts w:eastAsia="华文楷体"/>
-                <w:sz w:val="24"/>
-                <w:b/>
-              </w:rPr>
-              <w:t xml:space="preserve">Structured shared reconciliation</w:t>
+              <w:t xml:space="preserve">Source-grounded counterexample review</w:t>
             </w:r>
           </w:p>
         </w:tc>
@@ -3600,125 +4405,72 @@
         </w:trPr>
         <w:tc>
           <w:tcPr>
-            <w:tcW w:w="2300" w:type="dxa"/>
+            <w:tcW w:w="4500" w:type="dxa"/>
             <w:vAlign w:val="center"/>
-            <w:tcMar>
-              <w:top w:w="90" w:type="dxa"/>
-              <w:left w:w="90" w:type="dxa"/>
-              <w:bottom w:w="90" w:type="dxa"/>
-              <w:right w:w="90" w:type="dxa"/>
-            </w:tcMar>
           </w:tcPr>
           <w:p>
             <w:pPr>
+              <w:jc w:val="left"/>
               <w:snapToGrid w:val="0"/>
-              <w:spacing w:line="300" w:lineRule="auto" w:before="0" w:after="0"/>
-              <w:jc w:val="left"/>
-              <w:rPr>
-                <w:rFonts w:eastAsia="华文楷体"/>
-                <w:sz w:val="24"/>
-              </w:rPr>
-              <w:widowControl w:val="1"/>
+              <w:widowControl/>
+              <w:spacing w:before="50" w:after="50" w:line="300" w:lineRule="auto"/>
             </w:pPr>
             <w:r>
               <w:rPr>
-                <w:rFonts w:eastAsia="华文楷体"/>
-                <w:sz w:val="24"/>
-              </w:rPr>
-              <w:t xml:space="preserve">Baseline team</w:t>
+                <w:rFonts w:ascii="Times New Roman" w:hAnsi="Times New Roman" w:eastAsia="华文楷体"/>
+                <w:sz w:val="24"/>
+                <w:color w:val="000000"/>
+                <w:lang w:val="en-US"/>
+              </w:rPr>
+              <w:t xml:space="preserve">Baseline</w:t>
             </w:r>
           </w:p>
         </w:tc>
         <w:tc>
           <w:tcPr>
-            <w:tcW w:w="900" w:type="dxa"/>
+            <w:tcW w:w="2115" w:type="dxa"/>
             <w:vAlign w:val="center"/>
-            <w:tcMar>
-              <w:top w:w="90" w:type="dxa"/>
-              <w:left w:w="90" w:type="dxa"/>
-              <w:bottom w:w="90" w:type="dxa"/>
-              <w:right w:w="90" w:type="dxa"/>
-            </w:tcMar>
           </w:tcPr>
           <w:p>
             <w:pPr>
+              <w:jc w:val="left"/>
               <w:snapToGrid w:val="0"/>
-              <w:spacing w:line="300" w:lineRule="auto" w:before="0" w:after="0"/>
-              <w:jc w:val="left"/>
-              <w:rPr>
-                <w:rFonts w:eastAsia="华文楷体"/>
-                <w:sz w:val="24"/>
-              </w:rPr>
-              <w:widowControl w:val="1"/>
+              <w:widowControl/>
+              <w:spacing w:before="50" w:after="50" w:line="300" w:lineRule="auto"/>
+              <w:jc w:val="center"/>
             </w:pPr>
             <w:r>
               <w:rPr>
-                <w:rFonts w:eastAsia="华文楷体"/>
-                <w:sz w:val="24"/>
-              </w:rPr>
-              <w:t xml:space="preserve">V0</w:t>
+                <w:rFonts w:ascii="Times New Roman" w:hAnsi="Times New Roman" w:eastAsia="华文楷体"/>
+                <w:sz w:val="24"/>
+                <w:color w:val="000000"/>
+                <w:lang w:val="en-US"/>
+              </w:rPr>
+              <w:t xml:space="preserve">Off</w:t>
             </w:r>
           </w:p>
         </w:tc>
         <w:tc>
           <w:tcPr>
-            <w:tcW w:w="1900" w:type="dxa"/>
+            <w:tcW w:w="2115" w:type="dxa"/>
             <w:vAlign w:val="center"/>
-            <w:tcMar>
-              <w:top w:w="90" w:type="dxa"/>
-              <w:left w:w="90" w:type="dxa"/>
-              <w:bottom w:w="90" w:type="dxa"/>
-              <w:right w:w="90" w:type="dxa"/>
-            </w:tcMar>
           </w:tcPr>
           <w:p>
             <w:pPr>
+              <w:jc w:val="left"/>
               <w:snapToGrid w:val="0"/>
-              <w:spacing w:line="300" w:lineRule="auto" w:before="0" w:after="0"/>
-              <w:jc w:val="left"/>
-              <w:rPr>
-                <w:rFonts w:eastAsia="华文楷体"/>
-                <w:sz w:val="24"/>
-              </w:rPr>
-              <w:widowControl w:val="1"/>
+              <w:widowControl/>
+              <w:spacing w:before="50" w:after="50" w:line="300" w:lineRule="auto"/>
+              <w:jc w:val="center"/>
             </w:pPr>
             <w:r>
               <w:rPr>
-                <w:rFonts w:eastAsia="华文楷体"/>
-                <w:sz w:val="24"/>
-              </w:rPr>
-              <w:t xml:space="preserve">Absent</w:t>
-            </w:r>
-          </w:p>
-        </w:tc>
-        <w:tc>
-          <w:tcPr>
-            <w:tcW w:w="3100" w:type="dxa"/>
-            <w:vAlign w:val="center"/>
-            <w:tcMar>
-              <w:top w:w="90" w:type="dxa"/>
-              <w:left w:w="90" w:type="dxa"/>
-              <w:bottom w:w="90" w:type="dxa"/>
-              <w:right w:w="90" w:type="dxa"/>
-            </w:tcMar>
-          </w:tcPr>
-          <w:p>
-            <w:pPr>
-              <w:snapToGrid w:val="0"/>
-              <w:spacing w:line="300" w:lineRule="auto" w:before="0" w:after="0"/>
-              <w:jc w:val="left"/>
-              <w:rPr>
-                <w:rFonts w:eastAsia="华文楷体"/>
-                <w:sz w:val="24"/>
-              </w:rPr>
-              <w:widowControl w:val="1"/>
-            </w:pPr>
-            <w:r>
-              <w:rPr>
-                <w:rFonts w:eastAsia="华文楷体"/>
-                <w:sz w:val="24"/>
-              </w:rPr>
-              <w:t xml:space="preserve">Absent</w:t>
+                <w:rFonts w:ascii="Times New Roman" w:hAnsi="Times New Roman" w:eastAsia="华文楷体"/>
+                <w:sz w:val="24"/>
+                <w:color w:val="000000"/>
+                <w:lang w:val="en-US"/>
+              </w:rPr>
+              <w:t xml:space="preserve">Off</w:t>
             </w:r>
           </w:p>
         </w:tc>
@@ -3729,125 +4481,72 @@
         </w:trPr>
         <w:tc>
           <w:tcPr>
-            <w:tcW w:w="2300" w:type="dxa"/>
+            <w:tcW w:w="4500" w:type="dxa"/>
             <w:vAlign w:val="center"/>
-            <w:tcMar>
-              <w:top w:w="90" w:type="dxa"/>
-              <w:left w:w="90" w:type="dxa"/>
-              <w:bottom w:w="90" w:type="dxa"/>
-              <w:right w:w="90" w:type="dxa"/>
-            </w:tcMar>
           </w:tcPr>
           <w:p>
             <w:pPr>
+              <w:jc w:val="left"/>
               <w:snapToGrid w:val="0"/>
-              <w:spacing w:line="300" w:lineRule="auto" w:before="0" w:after="0"/>
-              <w:jc w:val="left"/>
-              <w:rPr>
-                <w:rFonts w:eastAsia="华文楷体"/>
-                <w:sz w:val="24"/>
-              </w:rPr>
-              <w:widowControl w:val="1"/>
+              <w:widowControl/>
+              <w:spacing w:before="50" w:after="50" w:line="300" w:lineRule="auto"/>
             </w:pPr>
             <w:r>
               <w:rPr>
-                <w:rFonts w:eastAsia="华文楷体"/>
-                <w:sz w:val="24"/>
-              </w:rPr>
-              <w:t xml:space="preserve">Independent calculation check</w:t>
+                <w:rFonts w:ascii="Times New Roman" w:hAnsi="Times New Roman" w:eastAsia="华文楷体"/>
+                <w:sz w:val="24"/>
+                <w:color w:val="000000"/>
+                <w:lang w:val="en-US"/>
+              </w:rPr>
+              <w:t xml:space="preserve">Evidence-checked experience reuse</w:t>
             </w:r>
           </w:p>
         </w:tc>
         <w:tc>
           <w:tcPr>
-            <w:tcW w:w="900" w:type="dxa"/>
+            <w:tcW w:w="2115" w:type="dxa"/>
             <w:vAlign w:val="center"/>
-            <w:tcMar>
-              <w:top w:w="90" w:type="dxa"/>
-              <w:left w:w="90" w:type="dxa"/>
-              <w:bottom w:w="90" w:type="dxa"/>
-              <w:right w:w="90" w:type="dxa"/>
-            </w:tcMar>
           </w:tcPr>
           <w:p>
             <w:pPr>
+              <w:jc w:val="left"/>
               <w:snapToGrid w:val="0"/>
-              <w:spacing w:line="300" w:lineRule="auto" w:before="0" w:after="0"/>
-              <w:jc w:val="left"/>
-              <w:rPr>
-                <w:rFonts w:eastAsia="华文楷体"/>
-                <w:sz w:val="24"/>
-              </w:rPr>
-              <w:widowControl w:val="1"/>
+              <w:widowControl/>
+              <w:spacing w:before="50" w:after="50" w:line="300" w:lineRule="auto"/>
+              <w:jc w:val="center"/>
             </w:pPr>
             <w:r>
               <w:rPr>
-                <w:rFonts w:eastAsia="华文楷体"/>
-                <w:sz w:val="24"/>
-              </w:rPr>
-              <w:t xml:space="preserve">V2</w:t>
+                <w:rFonts w:ascii="Times New Roman" w:hAnsi="Times New Roman" w:eastAsia="华文楷体"/>
+                <w:sz w:val="24"/>
+                <w:color w:val="000000"/>
+                <w:lang w:val="en-US"/>
+              </w:rPr>
+              <w:t xml:space="preserve">On</w:t>
             </w:r>
           </w:p>
         </w:tc>
         <w:tc>
           <w:tcPr>
-            <w:tcW w:w="1900" w:type="dxa"/>
+            <w:tcW w:w="2115" w:type="dxa"/>
             <w:vAlign w:val="center"/>
-            <w:tcMar>
-              <w:top w:w="90" w:type="dxa"/>
-              <w:left w:w="90" w:type="dxa"/>
-              <w:bottom w:w="90" w:type="dxa"/>
-              <w:right w:w="90" w:type="dxa"/>
-            </w:tcMar>
           </w:tcPr>
           <w:p>
             <w:pPr>
+              <w:jc w:val="left"/>
               <w:snapToGrid w:val="0"/>
-              <w:spacing w:line="300" w:lineRule="auto" w:before="0" w:after="0"/>
-              <w:jc w:val="left"/>
-              <w:rPr>
-                <w:rFonts w:eastAsia="华文楷体"/>
-                <w:sz w:val="24"/>
-              </w:rPr>
-              <w:widowControl w:val="1"/>
+              <w:widowControl/>
+              <w:spacing w:before="50" w:after="50" w:line="300" w:lineRule="auto"/>
+              <w:jc w:val="center"/>
             </w:pPr>
             <w:r>
               <w:rPr>
-                <w:rFonts w:eastAsia="华文楷体"/>
-                <w:sz w:val="24"/>
-              </w:rPr>
-              <w:t xml:space="preserve">Present</w:t>
-            </w:r>
-          </w:p>
-        </w:tc>
-        <w:tc>
-          <w:tcPr>
-            <w:tcW w:w="3100" w:type="dxa"/>
-            <w:vAlign w:val="center"/>
-            <w:tcMar>
-              <w:top w:w="90" w:type="dxa"/>
-              <w:left w:w="90" w:type="dxa"/>
-              <w:bottom w:w="90" w:type="dxa"/>
-              <w:right w:w="90" w:type="dxa"/>
-            </w:tcMar>
-          </w:tcPr>
-          <w:p>
-            <w:pPr>
-              <w:snapToGrid w:val="0"/>
-              <w:spacing w:line="300" w:lineRule="auto" w:before="0" w:after="0"/>
-              <w:jc w:val="left"/>
-              <w:rPr>
-                <w:rFonts w:eastAsia="华文楷体"/>
-                <w:sz w:val="24"/>
-              </w:rPr>
-              <w:widowControl w:val="1"/>
-            </w:pPr>
-            <w:r>
-              <w:rPr>
-                <w:rFonts w:eastAsia="华文楷体"/>
-                <w:sz w:val="24"/>
-              </w:rPr>
-              <w:t xml:space="preserve">Absent</w:t>
+                <w:rFonts w:ascii="Times New Roman" w:hAnsi="Times New Roman" w:eastAsia="华文楷体"/>
+                <w:sz w:val="24"/>
+                <w:color w:val="000000"/>
+                <w:lang w:val="en-US"/>
+              </w:rPr>
+              <w:t xml:space="preserve">Off</w:t>
             </w:r>
           </w:p>
         </w:tc>
@@ -3858,125 +4557,72 @@
         </w:trPr>
         <w:tc>
           <w:tcPr>
-            <w:tcW w:w="2300" w:type="dxa"/>
+            <w:tcW w:w="4500" w:type="dxa"/>
             <w:vAlign w:val="center"/>
-            <w:tcMar>
-              <w:top w:w="90" w:type="dxa"/>
-              <w:left w:w="90" w:type="dxa"/>
-              <w:bottom w:w="90" w:type="dxa"/>
-              <w:right w:w="90" w:type="dxa"/>
-            </w:tcMar>
           </w:tcPr>
           <w:p>
             <w:pPr>
+              <w:jc w:val="left"/>
               <w:snapToGrid w:val="0"/>
-              <w:spacing w:line="300" w:lineRule="auto" w:before="0" w:after="0"/>
-              <w:jc w:val="left"/>
-              <w:rPr>
-                <w:rFonts w:eastAsia="华文楷体"/>
-                <w:sz w:val="24"/>
-              </w:rPr>
-              <w:widowControl w:val="1"/>
+              <w:widowControl/>
+              <w:spacing w:before="50" w:after="50" w:line="300" w:lineRule="auto"/>
             </w:pPr>
             <w:r>
               <w:rPr>
-                <w:rFonts w:eastAsia="华文楷体"/>
-                <w:sz w:val="24"/>
-              </w:rPr>
-              <w:t xml:space="preserve">Shared rule reconciliation</w:t>
+                <w:rFonts w:ascii="Times New Roman" w:hAnsi="Times New Roman" w:eastAsia="华文楷体"/>
+                <w:sz w:val="24"/>
+                <w:color w:val="000000"/>
+                <w:lang w:val="en-US"/>
+              </w:rPr>
+              <w:t xml:space="preserve">Source-grounded counterexample review</w:t>
             </w:r>
           </w:p>
         </w:tc>
         <w:tc>
           <w:tcPr>
-            <w:tcW w:w="900" w:type="dxa"/>
+            <w:tcW w:w="2115" w:type="dxa"/>
             <w:vAlign w:val="center"/>
-            <w:tcMar>
-              <w:top w:w="90" w:type="dxa"/>
-              <w:left w:w="90" w:type="dxa"/>
-              <w:bottom w:w="90" w:type="dxa"/>
-              <w:right w:w="90" w:type="dxa"/>
-            </w:tcMar>
           </w:tcPr>
           <w:p>
             <w:pPr>
+              <w:jc w:val="left"/>
               <w:snapToGrid w:val="0"/>
-              <w:spacing w:line="300" w:lineRule="auto" w:before="0" w:after="0"/>
-              <w:jc w:val="left"/>
-              <w:rPr>
-                <w:rFonts w:eastAsia="华文楷体"/>
-                <w:sz w:val="24"/>
-              </w:rPr>
-              <w:widowControl w:val="1"/>
+              <w:widowControl/>
+              <w:spacing w:before="50" w:after="50" w:line="300" w:lineRule="auto"/>
+              <w:jc w:val="center"/>
             </w:pPr>
             <w:r>
               <w:rPr>
-                <w:rFonts w:eastAsia="华文楷体"/>
-                <w:sz w:val="24"/>
-              </w:rPr>
-              <w:t xml:space="preserve">C1</w:t>
+                <w:rFonts w:ascii="Times New Roman" w:hAnsi="Times New Roman" w:eastAsia="华文楷体"/>
+                <w:sz w:val="24"/>
+                <w:color w:val="000000"/>
+                <w:lang w:val="en-US"/>
+              </w:rPr>
+              <w:t xml:space="preserve">Off</w:t>
             </w:r>
           </w:p>
         </w:tc>
         <w:tc>
           <w:tcPr>
-            <w:tcW w:w="1900" w:type="dxa"/>
+            <w:tcW w:w="2115" w:type="dxa"/>
             <w:vAlign w:val="center"/>
-            <w:tcMar>
-              <w:top w:w="90" w:type="dxa"/>
-              <w:left w:w="90" w:type="dxa"/>
-              <w:bottom w:w="90" w:type="dxa"/>
-              <w:right w:w="90" w:type="dxa"/>
-            </w:tcMar>
           </w:tcPr>
           <w:p>
             <w:pPr>
+              <w:jc w:val="left"/>
               <w:snapToGrid w:val="0"/>
-              <w:spacing w:line="300" w:lineRule="auto" w:before="0" w:after="0"/>
-              <w:jc w:val="left"/>
-              <w:rPr>
-                <w:rFonts w:eastAsia="华文楷体"/>
-                <w:sz w:val="24"/>
-              </w:rPr>
-              <w:widowControl w:val="1"/>
+              <w:widowControl/>
+              <w:spacing w:before="50" w:after="50" w:line="300" w:lineRule="auto"/>
+              <w:jc w:val="center"/>
             </w:pPr>
             <w:r>
               <w:rPr>
-                <w:rFonts w:eastAsia="华文楷体"/>
-                <w:sz w:val="24"/>
-              </w:rPr>
-              <w:t xml:space="preserve">Absent</w:t>
-            </w:r>
-          </w:p>
-        </w:tc>
-        <w:tc>
-          <w:tcPr>
-            <w:tcW w:w="3100" w:type="dxa"/>
-            <w:vAlign w:val="center"/>
-            <w:tcMar>
-              <w:top w:w="90" w:type="dxa"/>
-              <w:left w:w="90" w:type="dxa"/>
-              <w:bottom w:w="90" w:type="dxa"/>
-              <w:right w:w="90" w:type="dxa"/>
-            </w:tcMar>
-          </w:tcPr>
-          <w:p>
-            <w:pPr>
-              <w:snapToGrid w:val="0"/>
-              <w:spacing w:line="300" w:lineRule="auto" w:before="0" w:after="0"/>
-              <w:jc w:val="left"/>
-              <w:rPr>
-                <w:rFonts w:eastAsia="华文楷体"/>
-                <w:sz w:val="24"/>
-              </w:rPr>
-              <w:widowControl w:val="1"/>
-            </w:pPr>
-            <w:r>
-              <w:rPr>
-                <w:rFonts w:eastAsia="华文楷体"/>
-                <w:sz w:val="24"/>
-              </w:rPr>
-              <w:t xml:space="preserve">Present</w:t>
+                <w:rFonts w:ascii="Times New Roman" w:hAnsi="Times New Roman" w:eastAsia="华文楷体"/>
+                <w:sz w:val="24"/>
+                <w:color w:val="000000"/>
+                <w:lang w:val="en-US"/>
+              </w:rPr>
+              <w:t xml:space="preserve">On</w:t>
             </w:r>
           </w:p>
         </w:tc>
@@ -3987,125 +4633,72 @@
         </w:trPr>
         <w:tc>
           <w:tcPr>
-            <w:tcW w:w="2300" w:type="dxa"/>
+            <w:tcW w:w="4500" w:type="dxa"/>
             <w:vAlign w:val="center"/>
-            <w:tcMar>
-              <w:top w:w="90" w:type="dxa"/>
-              <w:left w:w="90" w:type="dxa"/>
-              <w:bottom w:w="90" w:type="dxa"/>
-              <w:right w:w="90" w:type="dxa"/>
-            </w:tcMar>
           </w:tcPr>
           <w:p>
             <w:pPr>
+              <w:jc w:val="left"/>
               <w:snapToGrid w:val="0"/>
-              <w:spacing w:line="300" w:lineRule="auto" w:before="0" w:after="0"/>
-              <w:jc w:val="left"/>
-              <w:rPr>
-                <w:rFonts w:eastAsia="华文楷体"/>
-                <w:sz w:val="24"/>
-              </w:rPr>
-              <w:widowControl w:val="1"/>
+              <w:widowControl/>
+              <w:spacing w:before="50" w:after="50" w:line="300" w:lineRule="auto"/>
             </w:pPr>
             <w:r>
               <w:rPr>
-                <w:rFonts w:eastAsia="华文楷体"/>
-                <w:sz w:val="24"/>
-              </w:rPr>
-              <w:t xml:space="preserve">Combined checks</w:t>
+                <w:rFonts w:ascii="Times New Roman" w:hAnsi="Times New Roman" w:eastAsia="华文楷体"/>
+                <w:sz w:val="24"/>
+                <w:color w:val="000000"/>
+                <w:lang w:val="en-US"/>
+              </w:rPr>
+              <w:t xml:space="preserve">Both</w:t>
             </w:r>
           </w:p>
         </w:tc>
         <w:tc>
           <w:tcPr>
-            <w:tcW w:w="900" w:type="dxa"/>
+            <w:tcW w:w="2115" w:type="dxa"/>
             <w:vAlign w:val="center"/>
-            <w:tcMar>
-              <w:top w:w="90" w:type="dxa"/>
-              <w:left w:w="90" w:type="dxa"/>
-              <w:bottom w:w="90" w:type="dxa"/>
-              <w:right w:w="90" w:type="dxa"/>
-            </w:tcMar>
           </w:tcPr>
           <w:p>
             <w:pPr>
+              <w:jc w:val="left"/>
               <w:snapToGrid w:val="0"/>
-              <w:spacing w:line="300" w:lineRule="auto" w:before="0" w:after="0"/>
-              <w:jc w:val="left"/>
-              <w:rPr>
-                <w:rFonts w:eastAsia="华文楷体"/>
-                <w:sz w:val="24"/>
-              </w:rPr>
-              <w:widowControl w:val="1"/>
+              <w:widowControl/>
+              <w:spacing w:before="50" w:after="50" w:line="300" w:lineRule="auto"/>
+              <w:jc w:val="center"/>
             </w:pPr>
             <w:r>
               <w:rPr>
-                <w:rFonts w:eastAsia="华文楷体"/>
-                <w:sz w:val="24"/>
-              </w:rPr>
-              <w:t xml:space="preserve">V2+C1</w:t>
+                <w:rFonts w:ascii="Times New Roman" w:hAnsi="Times New Roman" w:eastAsia="华文楷体"/>
+                <w:sz w:val="24"/>
+                <w:color w:val="000000"/>
+                <w:lang w:val="en-US"/>
+              </w:rPr>
+              <w:t xml:space="preserve">On</w:t>
             </w:r>
           </w:p>
         </w:tc>
         <w:tc>
           <w:tcPr>
-            <w:tcW w:w="1900" w:type="dxa"/>
+            <w:tcW w:w="2115" w:type="dxa"/>
             <w:vAlign w:val="center"/>
-            <w:tcMar>
-              <w:top w:w="90" w:type="dxa"/>
-              <w:left w:w="90" w:type="dxa"/>
-              <w:bottom w:w="90" w:type="dxa"/>
-              <w:right w:w="90" w:type="dxa"/>
-            </w:tcMar>
           </w:tcPr>
           <w:p>
             <w:pPr>
+              <w:jc w:val="left"/>
               <w:snapToGrid w:val="0"/>
-              <w:spacing w:line="300" w:lineRule="auto" w:before="0" w:after="0"/>
-              <w:jc w:val="left"/>
-              <w:rPr>
-                <w:rFonts w:eastAsia="华文楷体"/>
-                <w:sz w:val="24"/>
-              </w:rPr>
-              <w:widowControl w:val="1"/>
+              <w:widowControl/>
+              <w:spacing w:before="50" w:after="50" w:line="300" w:lineRule="auto"/>
+              <w:jc w:val="center"/>
             </w:pPr>
             <w:r>
               <w:rPr>
-                <w:rFonts w:eastAsia="华文楷体"/>
-                <w:sz w:val="24"/>
-              </w:rPr>
-              <w:t xml:space="preserve">Present</w:t>
-            </w:r>
-          </w:p>
-        </w:tc>
-        <w:tc>
-          <w:tcPr>
-            <w:tcW w:w="3100" w:type="dxa"/>
-            <w:vAlign w:val="center"/>
-            <w:tcMar>
-              <w:top w:w="90" w:type="dxa"/>
-              <w:left w:w="90" w:type="dxa"/>
-              <w:bottom w:w="90" w:type="dxa"/>
-              <w:right w:w="90" w:type="dxa"/>
-            </w:tcMar>
-          </w:tcPr>
-          <w:p>
-            <w:pPr>
-              <w:snapToGrid w:val="0"/>
-              <w:spacing w:line="300" w:lineRule="auto" w:before="0" w:after="0"/>
-              <w:jc w:val="left"/>
-              <w:rPr>
-                <w:rFonts w:eastAsia="华文楷体"/>
-                <w:sz w:val="24"/>
-              </w:rPr>
-              <w:widowControl w:val="1"/>
-            </w:pPr>
-            <w:r>
-              <w:rPr>
-                <w:rFonts w:eastAsia="华文楷体"/>
-                <w:sz w:val="24"/>
-              </w:rPr>
-              <w:t xml:space="preserve">Present</w:t>
+                <w:rFonts w:ascii="Times New Roman" w:hAnsi="Times New Roman" w:eastAsia="华文楷体"/>
+                <w:sz w:val="24"/>
+                <w:color w:val="000000"/>
+                <w:lang w:val="en-US"/>
+              </w:rPr>
+              <w:t xml:space="preserve">On</w:t>
             </w:r>
           </w:p>
         </w:tc>
@@ -4113,568 +4706,342 @@
     </w:tbl>
     <w:p>
       <w:pPr>
-        <w:snapToGrid w:val="0"/>
-        <w:spacing w:beforeLines="50" w:before="156" w:line="300" w:lineRule="auto"/>
-        <w:ind w:firstLineChars="200" w:firstLine="480"/>
-        <w:jc w:val="left"/>
-        <w:rPr>
-          <w:rFonts w:eastAsia="华文楷体"/>
-          <w:sz w:val="24"/>
-        </w:rPr>
-        <w:widowControl w:val="1"/>
-      </w:pPr>
-      <w:r>
-        <w:rPr>
-          <w:rFonts w:eastAsia="华文楷体"/>
-          <w:sz w:val="24"/>
-        </w:rPr>
-        <w:t xml:space="preserve">Absent means that the additional prescribed procedure is not assigned; it does not prohibit ordinary document reading, discussion or self-checking. Natural checking in the baseline will be recorded rather than suppressed to create an artificial advantage. The optional text-only critic, V1, is secondary work and will not replace V2.</w:t>
-      </w:r>
-    </w:p>
-    <w:p>
-      <w:pPr>
-        <w:snapToGrid w:val="0"/>
-        <w:spacing w:beforeLines="50" w:before="156" w:line="300" w:lineRule="auto"/>
-        <w:ind w:firstLineChars="200" w:firstLine="480"/>
-        <w:jc w:val="left"/>
-        <w:rPr>
-          <w:rFonts w:eastAsia="华文楷体"/>
-          <w:sz w:val="24"/>
-        </w:rPr>
-        <w:widowControl w:val="1"/>
-      </w:pPr>
-      <w:r>
-        <w:rPr>
-          <w:rFonts w:eastAsia="华文楷体"/>
-          <w:sz w:val="24"/>
-        </w:rPr>
-        <w:t xml:space="preserve">A proposed fixed workflow has a source analyst, a computational analyst, a reviewing agent and a coordinating agent. The source analyst identifies relevant passages; the computational analyst produces executable calculations; the reviewer performs ordinary review or the assigned independent procedure; and the coordinator resolves recorded disagreements and produces the final response. These are proposal specifications to validate in development, not a completed or supervisor-approved implementation. Roles and message routes will remain constant across the four core conditions once frozen. All agents use the same base model and permitted sources. The coordinator has no privileged reference access.</w:t>
-      </w:r>
-    </w:p>
-    <w:p>
-      <w:pPr>
-        <w:snapToGrid w:val="0"/>
-        <w:spacing w:beforeLines="50" w:before="156" w:line="300" w:lineRule="auto"/>
-        <w:jc w:val="left"/>
-        <w:rPr>
-          <w:rFonts w:eastAsia="华文楷体"/>
-          <w:sz w:val="24"/>
-        </w:rPr>
-        <w:widowControl w:val="1"/>
+        <w:jc w:val="left"/>
+        <w:snapToGrid w:val="0"/>
+        <w:widowControl/>
+        <w:spacing w:before="100" w:after="0" w:line="300" w:lineRule="auto"/>
+        <w:ind w:firstLine="480"/>
+      </w:pPr>
+      <w:r>
+        <w:rPr>
+          <w:rFonts w:ascii="Times New Roman" w:hAnsi="Times New Roman" w:eastAsia="华文楷体"/>
+          <w:sz w:val="24"/>
+          <w:color w:val="000000"/>
+          <w:lang w:val="en-US"/>
+        </w:rPr>
+        <w:t xml:space="preserve">“Off” retains ordinary source use and review; the baseline is not prevented from rejecting an unsuitable procedure or detecting a mistake. All four versions use the same starting knowledge and retrieval rules.</w:t>
+      </w:r>
+    </w:p>
+    <w:p>
+      <w:pPr>
+        <w:jc w:val="left"/>
+        <w:snapToGrid w:val="0"/>
+        <w:widowControl/>
+        <w:spacing w:before="100" w:after="0" w:line="300" w:lineRule="auto"/>
+        <w:ind w:firstLine="480"/>
+      </w:pPr>
+      <w:r>
+        <w:rPr>
+          <w:rFonts w:ascii="Times New Roman" w:hAnsi="Times New Roman" w:eastAsia="华文楷体"/>
+          <w:sz w:val="24"/>
+          <w:color w:val="000000"/>
+          <w:lang w:val="en-US"/>
+        </w:rPr>
+        <w:t xml:space="preserve">Strong single-agent controls will perform ordinary analysis and analysis with both added procedures. They will receive equivalent information, tools and resource allowances. This will show whether an improved hierarchy offers a practical advantage over a similarly equipped single agent. Additional ordinary checking under matched budgets will be examined on a bounded sample where feasible.</w:t>
+      </w:r>
+    </w:p>
+    <w:p>
+      <w:pPr>
+        <w:jc w:val="left"/>
+        <w:snapToGrid w:val="0"/>
+        <w:widowControl/>
         <w:keepNext/>
-      </w:pPr>
-      <w:r>
-        <w:rPr>
-          <w:rFonts w:eastAsia="华文楷体"/>
-          <w:sz w:val="24"/>
-          <w:b/>
-        </w:rPr>
-        <w:t xml:space="preserve">Task construction and business semantics</w:t>
-      </w:r>
-    </w:p>
-    <w:p>
-      <w:pPr>
-        <w:snapToGrid w:val="0"/>
-        <w:spacing w:beforeLines="50" w:before="156" w:line="300" w:lineRule="auto"/>
-        <w:ind w:firstLineChars="200" w:firstLine="480"/>
-        <w:jc w:val="left"/>
-        <w:rPr>
-          <w:rFonts w:eastAsia="华文楷体"/>
-          <w:sz w:val="24"/>
-        </w:rPr>
-        <w:widowControl w:val="1"/>
-      </w:pPr>
-      <w:r>
-        <w:rPr>
-          <w:rFonts w:eastAsia="华文楷体"/>
-          <w:sz w:val="24"/>
-        </w:rPr>
-        <w:t xml:space="preserve">The existing source audit recommends a DABstep derivative for the core development tasks [1]. AgenticDataBench finance is an alternative if source suitability gates cannot be met, and LongDA HERD is a possible later transfer check [2]. This proposal does not repeat the completed broad benchmark screening. Final source admission requires checked reuse terms, clear documentary semantics and independently validated references.</w:t>
-      </w:r>
-    </w:p>
-    <w:p>
-      <w:pPr>
-        <w:snapToGrid w:val="0"/>
-        <w:spacing w:beforeLines="50" w:before="156" w:line="300" w:lineRule="auto"/>
-        <w:ind w:firstLineChars="200" w:firstLine="480"/>
-        <w:jc w:val="left"/>
-        <w:rPr>
-          <w:rFonts w:eastAsia="华文楷体"/>
-          <w:sz w:val="24"/>
-        </w:rPr>
-        <w:widowControl w:val="1"/>
-      </w:pPr>
-      <w:r>
-        <w:rPr>
-          <w:rFonts w:eastAsia="华文楷体"/>
-          <w:sz w:val="24"/>
-        </w:rPr>
-        <w:t xml:space="preserve">The current development specification proposes 12 base queries across six families: fee quotation, eligibility sets, domestic volume, fraud metrics, reporting windows and conditional quotations. Two document variants per base query produce 24 instances, with four additional harmless-change instances giving 28 pilot instances. These are related development cases, not 28 independent business environments or a held-out test set. Main-study scope requires a defensible set of independent cases/families and a family-level development/test separation.</w:t>
-      </w:r>
-    </w:p>
-    <w:p>
-      <w:pPr>
-        <w:snapToGrid w:val="0"/>
-        <w:spacing w:beforeLines="50" w:before="156" w:line="300" w:lineRule="auto"/>
-        <w:ind w:firstLineChars="200" w:firstLine="480"/>
-        <w:jc w:val="left"/>
-        <w:rPr>
-          <w:rFonts w:eastAsia="华文楷体"/>
-          <w:sz w:val="24"/>
-        </w:rPr>
-        <w:widowControl w:val="1"/>
-      </w:pPr>
-      <w:r>
-        <w:rPr>
-          <w:rFonts w:eastAsia="华文楷体"/>
-          <w:sz w:val="24"/>
-        </w:rPr>
-        <w:t xml:space="preserve">For each base task, the researcher will document a semantic specification covering the measure, eligible entities, reporting date or window, units, exclusions, relevant relationships and aggregation grain. Tasks involving hierarchy or joins require explicit evidence about whether records represent independent quantities or allocations of a shared quantity. The trade-finance utilisation illustration motivates these requirements, but no bank policy is inferred from it and no utilisation task is currently admitted. A suitable public or clearly labelled synthetic analogue would require a separate reference audit.</w:t>
-      </w:r>
-    </w:p>
-    <w:p>
-      <w:pPr>
-        <w:snapToGrid w:val="0"/>
-        <w:spacing w:beforeLines="50" w:before="156" w:line="300" w:lineRule="auto"/>
-        <w:ind w:firstLineChars="200" w:firstLine="480"/>
-        <w:jc w:val="left"/>
-        <w:rPr>
-          <w:rFonts w:eastAsia="华文楷体"/>
-          <w:sz w:val="24"/>
-        </w:rPr>
-        <w:widowControl w:val="1"/>
-      </w:pPr>
-      <w:r>
-        <w:rPr>
-          <w:rFonts w:eastAsia="华文楷体"/>
-          <w:sz w:val="24"/>
-        </w:rPr>
-        <w:t xml:space="preserve">The consistent and conflict variants will differ in one consequential claim, such as eligibility, a unit or an applicability window. The conflicting statement must be plausible yet resolvable using source authority, scope or validity evidence supplied equally to every system. Dates, document names and source order will be varied so no universal shortcut determines authority. Harmless changes will preserve business meaning and help assess presentation effects. Both rival interpretations must produce different outputs, unless a case is explicitly designated an invariance control. Admission and exclusions occur before treatment results are observed.</w:t>
-      </w:r>
-    </w:p>
-    <w:p>
-      <w:pPr>
-        <w:snapToGrid w:val="0"/>
-        <w:spacing w:beforeLines="50" w:before="156" w:line="300" w:lineRule="auto"/>
-        <w:jc w:val="left"/>
-        <w:rPr>
-          <w:rFonts w:eastAsia="华文楷体"/>
-          <w:sz w:val="24"/>
-        </w:rPr>
-        <w:widowControl w:val="1"/>
+        <w:keepLines/>
+        <w:spacing w:before="180" w:after="80" w:line="300" w:lineRule="auto"/>
+        <w:outlineLvl w:val="1"/>
+      </w:pPr>
+      <w:r>
+        <w:rPr>
+          <w:rFonts w:ascii="Times New Roman" w:hAnsi="Times New Roman" w:eastAsia="华文楷体"/>
+          <w:sz w:val="24"/>
+          <w:color w:val="000000"/>
+          <w:b/>
+          <w:lang w:val="en-US"/>
+        </w:rPr>
+        <w:t xml:space="preserve">3.4 Tasks and diagnostic cases</w:t>
+      </w:r>
+    </w:p>
+    <w:p>
+      <w:pPr>
+        <w:jc w:val="left"/>
+        <w:snapToGrid w:val="0"/>
+        <w:widowControl/>
+        <w:spacing w:before="100" w:after="0" w:line="300" w:lineRule="auto"/>
+        <w:ind w:firstLine="480"/>
+      </w:pPr>
+      <w:r>
+        <w:rPr>
+          <w:rFonts w:ascii="Times New Roman" w:hAnsi="Times New Roman" w:eastAsia="华文楷体"/>
+          <w:sz w:val="24"/>
+          <w:color w:val="000000"/>
+          <w:lang w:val="en-US"/>
+        </w:rPr>
+        <w:t xml:space="preserve">DABstep will provide the primary benchmark comparison using its original tasks and scoring [1]. Separately reported diagnostic cases will examine suitable and unsuitable prior knowledge, changed rule applicability, and correct and incorrect candidate calculations. Deliberately introduced errors will test specific mechanisms; they will not be counted as evidence of how frequently those errors occur naturally.</w:t>
+      </w:r>
+    </w:p>
+    <w:p>
+      <w:pPr>
+        <w:jc w:val="left"/>
+        <w:snapToGrid w:val="0"/>
+        <w:widowControl/>
+        <w:spacing w:before="100" w:after="0" w:line="300" w:lineRule="auto"/>
+        <w:ind w:firstLine="480"/>
+      </w:pPr>
+      <w:r>
+        <w:rPr>
+          <w:rFonts w:ascii="Times New Roman" w:hAnsi="Times New Roman" w:eastAsia="华文楷体"/>
+          <w:sz w:val="24"/>
+          <w:color w:val="000000"/>
+          <w:lang w:val="en-US"/>
+        </w:rPr>
+        <w:t xml:space="preserve">To evaluate review itself, every reviewer version will assess the same fixed set of candidate solutions. This avoids attributing easier solver outputs to a better reviewer. Local references will be audited before testing; numerical disagreement alone will not establish which business interpretation is correct.</w:t>
+      </w:r>
+    </w:p>
+    <w:p>
+      <w:pPr>
+        <w:jc w:val="left"/>
+        <w:snapToGrid w:val="0"/>
+        <w:widowControl/>
+        <w:spacing w:before="100" w:after="0" w:line="300" w:lineRule="auto"/>
+        <w:ind w:firstLine="480"/>
+      </w:pPr>
+      <w:r>
+        <w:rPr>
+          <w:rFonts w:ascii="Times New Roman" w:hAnsi="Times New Roman" w:eastAsia="华文楷体"/>
+          <w:sz w:val="24"/>
+          <w:color w:val="000000"/>
+          <w:lang w:val="en-US"/>
+        </w:rPr>
+        <w:t xml:space="preserve">WarehouseReliabilityBench [12] and the datasets identified in the existing AgenticData comparison audit remain secondary targets, subject to release access and task suitability. Original benchmark results and modified diagnostic cases will stay separate. Task-level comparisons require task-level reference evidence; aggregate-only benchmark scores will be reported as such.</w:t>
+      </w:r>
+    </w:p>
+    <w:p>
+      <w:pPr>
+        <w:jc w:val="left"/>
+        <w:snapToGrid w:val="0"/>
+        <w:widowControl/>
         <w:keepNext/>
-      </w:pPr>
-      <w:r>
-        <w:rPr>
-          <w:rFonts w:eastAsia="华文楷体"/>
-          <w:sz w:val="24"/>
-          <w:b/>
-        </w:rPr>
-        <w:t xml:space="preserve">Intervention timing and correction</w:t>
-      </w:r>
-    </w:p>
-    <w:p>
-      <w:pPr>
-        <w:snapToGrid w:val="0"/>
-        <w:spacing w:beforeLines="50" w:before="156" w:line="300" w:lineRule="auto"/>
-        <w:ind w:firstLineChars="200" w:firstLine="480"/>
-        <w:jc w:val="left"/>
-        <w:rPr>
-          <w:rFonts w:eastAsia="华文楷体"/>
-          <w:sz w:val="24"/>
-        </w:rPr>
-        <w:widowControl w:val="1"/>
-      </w:pPr>
-      <w:r>
-        <w:rPr>
-          <w:rFonts w:eastAsia="华文楷体"/>
-          <w:sz w:val="24"/>
-        </w:rPr>
-        <w:t xml:space="preserve">The shared-context procedure uses an initially empty task-local record. Agents populate metric definition, population, period, units, exclusions, relationships or aggregation grain where relevant, source passages and unresolved claims. Conflicting entries require an explicit evidence-based reconciliation or ambiguity status. The record will never be prefilled with the correct interpretation. In conditions without C1, ordinary messages remain available, but the prescribed common schema and reconciliation stage are absent.</w:t>
-      </w:r>
-    </w:p>
-    <w:p>
-      <w:pPr>
-        <w:snapToGrid w:val="0"/>
-        <w:spacing w:beforeLines="50" w:before="156" w:line="300" w:lineRule="auto"/>
-        <w:ind w:firstLineChars="200" w:firstLine="480"/>
-        <w:jc w:val="left"/>
-        <w:rPr>
-          <w:rFonts w:eastAsia="华文楷体"/>
-          <w:sz w:val="24"/>
-        </w:rPr>
-        <w:widowControl w:val="1"/>
-      </w:pPr>
-      <w:r>
-        <w:rPr>
-          <w:rFonts w:eastAsia="华文楷体"/>
-          <w:sz w:val="24"/>
-        </w:rPr>
-        <w:t xml:space="preserve">For V2, the reviewer first receives only the question and permitted source corpus in a separate context. It develops and executes its own solution and commits its initial interpretation, evidence and result to the run log. Until that commitment, it cannot inspect the solver's code, numeric answer, messages or C1 record. The same withholding rule applies in V2 and V2+C1. Afterwards, the coordinator compares the independent and team outputs and can expose the relevant evidence and code for a bounded correction stage. The proposed initial correction limit is one comparison-and-revision round; pilot evidence may change this limit before the protocol is frozen for the main study. All corrections count toward resource usage.</w:t>
-      </w:r>
-    </w:p>
-    <w:p>
-      <w:pPr>
-        <w:snapToGrid w:val="0"/>
-        <w:spacing w:beforeLines="50" w:before="156" w:line="300" w:lineRule="auto"/>
-        <w:ind w:firstLineChars="200" w:firstLine="480"/>
-        <w:jc w:val="left"/>
-        <w:rPr>
-          <w:rFonts w:eastAsia="华文楷体"/>
-          <w:sz w:val="24"/>
-        </w:rPr>
-        <w:widowControl w:val="1"/>
-      </w:pPr>
-      <w:r>
-        <w:rPr>
-          <w:rFonts w:eastAsia="华文楷体"/>
-          <w:sz w:val="24"/>
-        </w:rPr>
-        <w:t xml:space="preserve">This sequencing protects an initial independent attempt while allowing shared reconciliation to influence the team's solution and the later resolution of disagreements. Independence does not guarantee that interpretations are different or correct. The two procedures overlap in what they can improve, so the factorial estimates concern the assigned procedures and their interaction. Trace patterns will not be treated as proof of a uniquely identified internal mechanism.</w:t>
-      </w:r>
-    </w:p>
-    <w:p>
-      <w:pPr>
-        <w:snapToGrid w:val="0"/>
-        <w:spacing w:beforeLines="50" w:before="156" w:line="300" w:lineRule="auto"/>
-        <w:jc w:val="left"/>
-        <w:rPr>
-          <w:rFonts w:eastAsia="华文楷体"/>
-          <w:sz w:val="24"/>
-        </w:rPr>
-        <w:widowControl w:val="1"/>
+        <w:keepLines/>
+        <w:spacing w:before="180" w:after="80" w:line="300" w:lineRule="auto"/>
+        <w:outlineLvl w:val="1"/>
+      </w:pPr>
+      <w:r>
+        <w:rPr>
+          <w:rFonts w:ascii="Times New Roman" w:hAnsi="Times New Roman" w:eastAsia="华文楷体"/>
+          <w:sz w:val="24"/>
+          <w:color w:val="000000"/>
+          <w:b/>
+          <w:lang w:val="en-US"/>
+        </w:rPr>
+        <w:t xml:space="preserve">3.5 Quality, failure analysis and business value</w:t>
+      </w:r>
+    </w:p>
+    <w:p>
+      <w:pPr>
+        <w:jc w:val="left"/>
+        <w:snapToGrid w:val="0"/>
+        <w:widowControl/>
+        <w:spacing w:before="100" w:after="0" w:line="300" w:lineRule="auto"/>
+        <w:ind w:firstLine="480"/>
         <w:keepNext/>
       </w:pPr>
       <w:r>
         <w:rPr>
-          <w:rFonts w:eastAsia="华文楷体"/>
-          <w:sz w:val="24"/>
-          <w:b/>
-        </w:rPr>
-        <w:t xml:space="preserve">Single-agent and resource controls</w:t>
-      </w:r>
-    </w:p>
-    <w:p>
-      <w:pPr>
-        <w:snapToGrid w:val="0"/>
-        <w:spacing w:beforeLines="50" w:before="156" w:line="300" w:lineRule="auto"/>
-        <w:ind w:firstLineChars="200" w:firstLine="480"/>
-        <w:jc w:val="left"/>
-        <w:rPr>
-          <w:rFonts w:eastAsia="华文楷体"/>
-          <w:sz w:val="24"/>
-        </w:rPr>
-        <w:widowControl w:val="1"/>
-      </w:pPr>
-      <w:r>
-        <w:rPr>
-          <w:rFonts w:eastAsia="华文楷体"/>
-          <w:sz w:val="24"/>
-        </w:rPr>
-        <w:t xml:space="preserve">The single-agent control will receive the same sources, executable tools and final-response requirements. Its workflow will explicitly include planning, rule specification, calculation and self-review; it will not be a weak one-shot prompt. It can revisit evidence and revise its solution within a comparable total resource ceiling. Because structured work may help regardless of delegation, this control must be given a comparably careful procedure. Comparing these chosen implementations can inform practical selection, but cannot by itself isolate every architectural difference between a team and one agent.</w:t>
-      </w:r>
-    </w:p>
-    <w:p>
-      <w:pPr>
-        <w:snapToGrid w:val="0"/>
-        <w:spacing w:beforeLines="50" w:before="156" w:line="300" w:lineRule="auto"/>
-        <w:ind w:firstLineChars="200" w:firstLine="480"/>
-        <w:jc w:val="left"/>
-        <w:rPr>
-          <w:rFonts w:eastAsia="华文楷体"/>
-          <w:sz w:val="24"/>
-        </w:rPr>
-        <w:widowControl w:val="1"/>
-      </w:pPr>
-      <w:r>
-        <w:rPr>
-          <w:rFonts w:eastAsia="华文楷体"/>
-          <w:sz w:val="24"/>
-        </w:rPr>
-        <w:t xml:space="preserve">An additional-compute team control will extend ordinary review and revision while exposing the original solution, rather than requiring an initially blinded recomputation or a C1 record. Its extra turn and token allowances will be set before evaluation to approximate the checking workload within a common maximum budget. Exact allowances depend on measured development usage and will then be frozen. Equal ceilings will be reported alongside actual consumption. A quality/cost comparison will not be presented as pure mechanism identification, and realised tokens will not simply be statistically subtracted as though they were unaffected by the interventions.</w:t>
-      </w:r>
-    </w:p>
-    <w:p>
-      <w:pPr>
-        <w:snapToGrid w:val="0"/>
-        <w:spacing w:beforeLines="50" w:before="156" w:line="300" w:lineRule="auto"/>
-        <w:ind w:firstLineChars="200" w:firstLine="480"/>
-        <w:jc w:val="left"/>
-        <w:rPr>
-          <w:rFonts w:eastAsia="华文楷体"/>
-          <w:sz w:val="24"/>
-        </w:rPr>
-        <w:widowControl w:val="1"/>
-      </w:pPr>
-      <w:r>
-        <w:rPr>
-          <w:rFonts w:eastAsia="华文楷体"/>
-          <w:sz w:val="24"/>
-        </w:rPr>
-        <w:t xml:space="preserve">With the four core conditions and these two controls, 28 pilot instances imply 168 runs per repetition. The number of repetitions is not yet selected. Any later stronger-model or additional single-agent ablation must run a prespecified comparison subset, not only favourable conditions. V1, transfer, topology variation and additional component ablations will be deferred if resources are limited.</w:t>
-      </w:r>
-    </w:p>
-    <w:p>
-      <w:pPr>
-        <w:snapToGrid w:val="0"/>
-        <w:spacing w:beforeLines="50" w:before="156" w:line="300" w:lineRule="auto"/>
-        <w:jc w:val="left"/>
-        <w:rPr>
-          <w:rFonts w:eastAsia="华文楷体"/>
-          <w:sz w:val="24"/>
-        </w:rPr>
-        <w:widowControl w:val="1"/>
+          <w:rFonts w:ascii="Times New Roman" w:hAnsi="Times New Roman" w:eastAsia="华文楷体"/>
+          <w:sz w:val="24"/>
+          <w:color w:val="000000"/>
+          <w:lang w:val="en-US"/>
+        </w:rPr>
+        <w:t xml:space="preserve">Evaluation will cover three areas:</w:t>
+      </w:r>
+    </w:p>
+    <w:p>
+      <w:pPr>
+        <w:jc w:val="left"/>
+        <w:snapToGrid w:val="0"/>
+        <w:widowControl/>
+        <w:spacing w:before="100" w:after="0" w:line="300" w:lineRule="auto"/>
+        <w:numPr>
+          <w:ilvl w:val="0"/>
+          <w:numId w:val="104"/>
+        </w:numPr>
+        <w:ind w:left="360" w:hanging="360"/>
+      </w:pPr>
+      <w:r>
+        <w:rPr>
+          <w:rFonts w:ascii="Times New Roman" w:hAnsi="Times New Roman" w:eastAsia="华文楷体"/>
+          <w:sz w:val="24"/>
+          <w:color w:val="000000"/>
+          <w:b/>
+          <w:lang w:val="en-US"/>
+        </w:rPr>
+        <w:t xml:space="preserve">Final-answer quality.</w:t>
+      </w:r>
+      <w:r>
+        <w:rPr>
+          <w:rFonts w:ascii="Times New Roman" w:hAnsi="Times New Roman" w:eastAsia="华文楷体"/>
+          <w:sz w:val="24"/>
+          <w:color w:val="000000"/>
+          <w:lang w:val="en-US"/>
+        </w:rPr>
+        <w:t xml:space="preserve"> Measure final-answer correctness, incorrect answers delivered, the share of tasks answered, and failures or timeouts.</w:t>
+      </w:r>
+    </w:p>
+    <w:p>
+      <w:pPr>
+        <w:jc w:val="left"/>
+        <w:snapToGrid w:val="0"/>
+        <w:widowControl/>
+        <w:spacing w:before="100" w:after="0" w:line="300" w:lineRule="auto"/>
+        <w:numPr>
+          <w:ilvl w:val="0"/>
+          <w:numId w:val="104"/>
+        </w:numPr>
+        <w:ind w:left="360" w:hanging="360"/>
+      </w:pPr>
+      <w:r>
+        <w:rPr>
+          <w:rFonts w:ascii="Times New Roman" w:hAnsi="Times New Roman" w:eastAsia="华文楷体"/>
+          <w:sz w:val="24"/>
+          <w:color w:val="000000"/>
+          <w:b/>
+          <w:lang w:val="en-US"/>
+        </w:rPr>
+        <w:t xml:space="preserve">Targeted failures.</w:t>
+      </w:r>
+      <w:r>
+        <w:rPr>
+          <w:rFonts w:ascii="Times New Roman" w:hAnsi="Times New Roman" w:eastAsia="华文楷体"/>
+          <w:sz w:val="24"/>
+          <w:color w:val="000000"/>
+          <w:lang w:val="en-US"/>
+        </w:rPr>
+        <w:t xml:space="preserve"> Measure admission of unsuitable experience, retention of useful procedures, omitted checks, incorrect approvals and rejection of correct solutions. Examine recorded actions and messages using MAST [8], proposing analytics-specific refinements where recurring failures warrant them.</w:t>
+      </w:r>
+    </w:p>
+    <w:p>
+      <w:pPr>
+        <w:jc w:val="left"/>
+        <w:snapToGrid w:val="0"/>
+        <w:widowControl/>
+        <w:spacing w:before="100" w:after="0" w:line="300" w:lineRule="auto"/>
+        <w:numPr>
+          <w:ilvl w:val="0"/>
+          <w:numId w:val="104"/>
+        </w:numPr>
+        <w:ind w:left="360" w:hanging="360"/>
+      </w:pPr>
+      <w:r>
+        <w:rPr>
+          <w:rFonts w:ascii="Times New Roman" w:hAnsi="Times New Roman" w:eastAsia="华文楷体"/>
+          <w:sz w:val="24"/>
+          <w:color w:val="000000"/>
+          <w:b/>
+          <w:lang w:val="en-US"/>
+        </w:rPr>
+        <w:t xml:space="preserve">Cost-effectiveness.</w:t>
+      </w:r>
+      <w:r>
+        <w:rPr>
+          <w:rFonts w:ascii="Times New Roman" w:hAnsi="Times New Roman" w:eastAsia="华文楷体"/>
+          <w:sz w:val="24"/>
+          <w:color w:val="000000"/>
+          <w:lang w:val="en-US"/>
+        </w:rPr>
+        <w:t xml:space="preserve"> Record model/tool expenditure, tokens, completion time, preparation and adaptation effort, including unsuccessful attempts and corrections.</w:t>
+      </w:r>
+    </w:p>
+    <w:p>
+      <w:pPr>
+        <w:jc w:val="left"/>
+        <w:snapToGrid w:val="0"/>
+        <w:widowControl/>
+        <w:spacing w:before="100" w:after="0" w:line="300" w:lineRule="auto"/>
+        <w:ind w:firstLine="480"/>
+      </w:pPr>
+      <w:r>
+        <w:rPr>
+          <w:rFonts w:ascii="Times New Roman" w:hAnsi="Times New Roman" w:eastAsia="华文楷体"/>
+          <w:sz w:val="24"/>
+          <w:color w:val="000000"/>
+          <w:lang w:val="en-US"/>
+        </w:rPr>
+        <w:t xml:space="preserve">Results will be compared task by task, with repeated runs to assess variability. Related task variants will be analysed together rather than treated as independent observations. Effect estimates will include uncertainty. The analysis will assess whether using both mechanisms adds value beyond their individual effects, without assuming that the combination is better.</w:t>
+      </w:r>
+    </w:p>
+    <w:p>
+      <w:pPr>
+        <w:jc w:val="left"/>
+        <w:snapToGrid w:val="0"/>
+        <w:widowControl/>
+        <w:spacing w:before="100" w:after="0" w:line="300" w:lineRule="auto"/>
+        <w:ind w:firstLine="480"/>
+      </w:pPr>
+      <w:r>
+        <w:rPr>
+          <w:rFonts w:ascii="Times New Roman" w:hAnsi="Times New Roman" w:eastAsia="华文楷体"/>
+          <w:sz w:val="24"/>
+          <w:color w:val="000000"/>
+          <w:lang w:val="en-US"/>
+        </w:rPr>
+        <w:t xml:space="preserve">The business analysis will compare quality at similar budgets and cost at similar quality levels. It will report cost per correct answer and preparation-cost scenarios for different query volumes, with human effort recorded separately in hours. These scenarios will inform adoption decisions without claiming measured workplace savings or return on investment.</w:t>
+      </w:r>
+    </w:p>
+    <w:p>
+      <w:pPr>
+        <w:jc w:val="left"/>
+        <w:snapToGrid w:val="0"/>
+        <w:widowControl/>
         <w:keepNext/>
-      </w:pPr>
-      <w:r>
-        <w:rPr>
-          <w:rFonts w:eastAsia="华文楷体"/>
-          <w:sz w:val="24"/>
-          <w:b/>
-        </w:rPr>
-        <w:t xml:space="preserve">Reference answers scoring and isolation</w:t>
-      </w:r>
-    </w:p>
-    <w:p>
-      <w:pPr>
-        <w:snapToGrid w:val="0"/>
-        <w:spacing w:beforeLines="50" w:before="156" w:line="300" w:lineRule="auto"/>
-        <w:ind w:firstLineChars="200" w:firstLine="480"/>
-        <w:jc w:val="left"/>
-        <w:rPr>
-          <w:rFonts w:eastAsia="华文楷体"/>
-          <w:sz w:val="24"/>
-        </w:rPr>
-        <w:widowControl w:val="1"/>
-      </w:pPr>
-      <w:r>
-        <w:rPr>
-          <w:rFonts w:eastAsia="华文楷体"/>
-          <w:sz w:val="24"/>
-        </w:rPr>
-        <w:t xml:space="preserve">Each admitted task will have a manually audited applicable-rule specification and two independently constructed reference calculations where feasible, for example Python Decimal and SQL. Numerical agreement is necessary evidence about computation but does not establish rule validity. Rule applicability, authority, precision, expected status and support passages must be reviewed separately. Cases with unclear gold will be repaired or excluded with reasons before evaluated runs.</w:t>
-      </w:r>
-    </w:p>
-    <w:p>
-      <w:pPr>
-        <w:snapToGrid w:val="0"/>
-        <w:spacing w:beforeLines="50" w:before="156" w:line="300" w:lineRule="auto"/>
-        <w:ind w:firstLineChars="200" w:firstLine="480"/>
-        <w:jc w:val="left"/>
-        <w:rPr>
-          <w:rFonts w:eastAsia="华文楷体"/>
-          <w:sz w:val="24"/>
-        </w:rPr>
-        <w:widowControl w:val="1"/>
-      </w:pPr>
-      <w:r>
-        <w:rPr>
-          <w:rFonts w:eastAsia="华文楷体"/>
-          <w:sz w:val="24"/>
-        </w:rPr>
-        <w:t xml:space="preserve">The runtime will expose only an allowlist of the current task's tables and documents. It will not mount the thesis repository, generator, scoring code, public solutions, gold, prior transcripts or other variants. Evaluated agents will have no external network access. Solver and checker receive identical source permissions and no evaluator-only tools. Memory and execution state will reset between variants and runs; a provider cache must not introduce answer reuse.</w:t>
-      </w:r>
-    </w:p>
-    <w:p>
-      <w:pPr>
-        <w:snapToGrid w:val="0"/>
-        <w:spacing w:beforeLines="50" w:before="156" w:line="300" w:lineRule="auto"/>
-        <w:ind w:firstLineChars="200" w:firstLine="480"/>
-        <w:jc w:val="left"/>
-        <w:rPr>
-          <w:rFonts w:eastAsia="华文楷体"/>
-          <w:sz w:val="24"/>
-        </w:rPr>
-        <w:widowControl w:val="1"/>
-      </w:pPr>
-      <w:r>
-        <w:rPr>
-          <w:rFonts w:eastAsia="华文楷体"/>
-          <w:sz w:val="24"/>
-        </w:rPr>
-        <w:t xml:space="preserve">All conditions return an answer, unit, status and concise evidence/rationale in the same format. End-to-end success requires a correct value or entity set, appropriate units, the applicable business rule and compatible evidence. Task-specific rounding, set matching and tolerances will be frozen in advance. Format compliance is scored separately. The primary error outcome is an incorrect answer released as final across all assigned attempts; an additional conditional error rate among answered attempts will be reported with coverage. This outcome does not imply a separate real-world approval gate.</w:t>
-      </w:r>
-    </w:p>
-    <w:p>
-      <w:pPr>
-        <w:snapToGrid w:val="0"/>
-        <w:spacing w:beforeLines="50" w:before="156" w:line="300" w:lineRule="auto"/>
-        <w:ind w:firstLineChars="200" w:firstLine="480"/>
-        <w:jc w:val="left"/>
-        <w:rPr>
-          <w:rFonts w:eastAsia="华文楷体"/>
-          <w:sz w:val="24"/>
-        </w:rPr>
-        <w:widowControl w:val="1"/>
-      </w:pPr>
-      <w:r>
-        <w:rPr>
-          <w:rFonts w:eastAsia="华文楷体"/>
-          <w:sz w:val="24"/>
-        </w:rPr>
-        <w:t xml:space="preserve">Secondary measures distinguish rule correctness, correct computation under the selected rule, citation support, unnecessary refusal, unresolved status, timeout, tokens, latency and monetary cost. This decomposition can distinguish a well-executed wrong interpretation from a calculation mistake. Scoring and adjudication rules will be tested on development outputs. Wherever manual judgement is required, output review will hide condition identifiers where practicable, and ambiguous judgements will be logged for review. No private chain of thought will be requested as ground truth.</w:t>
-      </w:r>
-    </w:p>
-    <w:p>
-      <w:pPr>
-        <w:snapToGrid w:val="0"/>
-        <w:spacing w:beforeLines="50" w:before="156" w:line="300" w:lineRule="auto"/>
-        <w:jc w:val="left"/>
-        <w:rPr>
-          <w:rFonts w:eastAsia="华文楷体"/>
-          <w:sz w:val="24"/>
-        </w:rPr>
-        <w:widowControl w:val="1"/>
-        <w:keepNext/>
-      </w:pPr>
-      <w:r>
-        <w:rPr>
-          <w:rFonts w:eastAsia="华文楷体"/>
-          <w:sz w:val="24"/>
-          <w:b/>
-        </w:rPr>
-        <w:t xml:space="preserve">Analysis and uncertainty</w:t>
-      </w:r>
-    </w:p>
-    <w:p>
-      <w:pPr>
-        <w:snapToGrid w:val="0"/>
-        <w:spacing w:beforeLines="50" w:before="156" w:line="300" w:lineRule="auto"/>
-        <w:ind w:firstLineChars="200" w:firstLine="480"/>
-        <w:jc w:val="left"/>
-        <w:rPr>
-          <w:rFonts w:eastAsia="华文楷体"/>
-          <w:sz w:val="24"/>
-        </w:rPr>
-        <w:widowControl w:val="1"/>
-      </w:pPr>
-      <w:r>
-        <w:rPr>
-          <w:rFonts w:eastAsia="华文楷体"/>
-          <w:sz w:val="24"/>
-        </w:rPr>
-        <w:t xml:space="preserve">For each document setting, paired contrasts will estimate changes in success and final-error rates between procedures. The prespecified success interaction on the percentage-point scale is I = p(V2+C1) - p(V2) - p(C1) + p(V0). A combined condition outperforming both components does not by itself establish a positive interaction. The difference between intervention effects under consistent and conflicting documentation will address moderation by conflict.</w:t>
-      </w:r>
-    </w:p>
-    <w:p>
-      <w:pPr>
-        <w:snapToGrid w:val="0"/>
-        <w:spacing w:beforeLines="50" w:before="156" w:line="300" w:lineRule="auto"/>
-        <w:ind w:firstLineChars="200" w:firstLine="480"/>
-        <w:jc w:val="left"/>
-        <w:rPr>
-          <w:rFonts w:eastAsia="华文楷体"/>
-          <w:sz w:val="24"/>
-        </w:rPr>
-        <w:widowControl w:val="1"/>
-      </w:pPr>
-      <w:r>
-        <w:rPr>
-          <w:rFonts w:eastAsia="华文楷体"/>
-          <w:sz w:val="24"/>
-        </w:rPr>
-        <w:t xml:space="preserve">Document variants and repeated runs will remain grouped by base task. Uncertainty estimation must also acknowledge related tasks within families; sensitivity summaries will report family-level variation, and a small family count will limit generalisation. Repetitions quantify stochastic variation on the sampled tasks rather than creating independent business cases. The development pilot is not a power justification. Main-study counts will follow measurement validity, observed variability, attainable precision and an agreed budget, rather than observed treatment wins.</w:t>
-      </w:r>
-    </w:p>
-    <w:p>
-      <w:pPr>
-        <w:snapToGrid w:val="0"/>
-        <w:spacing w:beforeLines="50" w:before="156" w:line="300" w:lineRule="auto"/>
-        <w:ind w:firstLineChars="200" w:firstLine="480"/>
-        <w:jc w:val="left"/>
-        <w:rPr>
-          <w:rFonts w:eastAsia="华文楷体"/>
-          <w:sz w:val="24"/>
-        </w:rPr>
-        <w:widowControl w:val="1"/>
-      </w:pPr>
-      <w:r>
-        <w:rPr>
-          <w:rFonts w:eastAsia="华文楷体"/>
-          <w:sz w:val="24"/>
-        </w:rPr>
-        <w:t xml:space="preserve">Positive, null and adverse effects will be reported with effect sizes and intervals. An interval too wide to distinguish useful benefit from harm will be described as inconclusive. Reliability will be considered alongside coverage and measured resources. MAST-informed labels [3] on a prespecified visible-trace subset will describe retrieval, applicability, communication and computational failures where the evidence supports the distinction. Relevant-passage diagnostics, if feasible, will supply identical passages to all compared systems. Such diagnostics remain separate from the main evaluation and cannot establish mediation from trace frequencies alone.</w:t>
-      </w:r>
-    </w:p>
-    <w:p>
-      <w:pPr>
-        <w:snapToGrid w:val="0"/>
-        <w:spacing w:beforeLines="50" w:before="156" w:line="300" w:lineRule="auto"/>
-        <w:jc w:val="left"/>
-        <w:rPr>
-          <w:rFonts w:eastAsia="华文楷体"/>
-          <w:sz w:val="24"/>
-        </w:rPr>
-        <w:widowControl w:val="1"/>
-        <w:keepNext/>
-      </w:pPr>
-      <w:r>
-        <w:rPr>
-          <w:rFonts w:eastAsia="华文楷体"/>
-          <w:sz w:val="24"/>
-          <w:b/>
-        </w:rPr>
-        <w:t xml:space="preserve">Feasibility and remaining gates</w:t>
-      </w:r>
-    </w:p>
-    <w:p>
-      <w:pPr>
-        <w:snapToGrid w:val="0"/>
-        <w:spacing w:beforeLines="50" w:before="156" w:line="300" w:lineRule="auto"/>
-        <w:ind w:firstLineChars="200" w:firstLine="480"/>
-        <w:jc w:val="left"/>
-        <w:rPr>
-          <w:rFonts w:eastAsia="华文楷体"/>
-          <w:sz w:val="24"/>
-        </w:rPr>
-        <w:widowControl w:val="1"/>
-      </w:pPr>
-      <w:r>
-        <w:rPr>
-          <w:rFonts w:eastAsia="华文楷体"/>
-          <w:sz w:val="24"/>
-        </w:rPr>
-        <w:t xml:space="preserve">Preparatory work has pinned public source files and reproduced selected calculations using separate implementations. This establishes source and calculation feasibility, not agent performance or a fully admitted suite. A minimal harness, semantic audits, isolation checks and scorer validation remain necessary. No agent experiments have been run.</w:t>
-      </w:r>
-    </w:p>
-    <w:p>
-      <w:pPr>
-        <w:snapToGrid w:val="0"/>
-        <w:spacing w:beforeLines="50" w:before="156" w:line="300" w:lineRule="auto"/>
-        <w:ind w:firstLineChars="200" w:firstLine="480"/>
-        <w:jc w:val="left"/>
-        <w:rPr>
-          <w:rFonts w:eastAsia="华文楷体"/>
-          <w:sz w:val="24"/>
-        </w:rPr>
-        <w:widowControl w:val="1"/>
-      </w:pPr>
-      <w:r>
-        <w:rPr>
-          <w:rFonts w:eastAsia="华文楷体"/>
-          <w:sz w:val="24"/>
-        </w:rPr>
-        <w:t xml:space="preserve">One affordable tool-capable model will be used across all core conditions and controls. A dated Qwen3.7-Flash API model is the initial calibration candidate, subject to account access, tool competence and an agreed spending ceiling. Its provider/version, thinking mode and exact caps will be frozen before evaluation. A one-model study limits generalisation across models. Calibration will use development cases and selection criteria about usable task performance and cost, not preferred treatment effects. Paid calls require a local cumulative budget guard and explicit budget agreement; no paid campaign is authorised at this stage.</w:t>
-      </w:r>
-    </w:p>
-    <w:p>
-      <w:pPr>
-        <w:snapToGrid w:val="0"/>
-        <w:spacing w:beforeLines="50" w:before="156" w:line="300" w:lineRule="auto"/>
-        <w:ind w:firstLineChars="200" w:firstLine="480"/>
-        <w:jc w:val="left"/>
-        <w:rPr>
-          <w:rFonts w:eastAsia="华文楷体"/>
-          <w:sz w:val="24"/>
-        </w:rPr>
-        <w:widowControl w:val="1"/>
-      </w:pPr>
-      <w:r>
-        <w:rPr>
-          <w:rFonts w:eastAsia="华文楷体"/>
-          <w:sz w:val="24"/>
-        </w:rPr>
-        <w:t xml:space="preserve">The major feasibility costs include authoring semantic references and auditing outputs, not only API charges. If the proposed scope is excessive, models and task breadth will be reduced transparently while preserving the core comparisons and controls. Synthetic documentary modifications aid control but constrain claims about enterprise archives. The conclusions will concern the frozen tasks, procedures and model; bank deployment, analyst productivity and financial ROI require separate evidence.</w:t>
+        <w:keepLines/>
+        <w:spacing w:before="180" w:after="80" w:line="300" w:lineRule="auto"/>
+        <w:outlineLvl w:val="1"/>
+      </w:pPr>
+      <w:r>
+        <w:rPr>
+          <w:rFonts w:ascii="Times New Roman" w:hAnsi="Times New Roman" w:eastAsia="华文楷体"/>
+          <w:sz w:val="24"/>
+          <w:color w:val="000000"/>
+          <w:b/>
+          <w:lang w:val="en-US"/>
+        </w:rPr>
+        <w:t xml:space="preserve">3.6 Implementation and feasibility</w:t>
+      </w:r>
+    </w:p>
+    <w:p>
+      <w:pPr>
+        <w:jc w:val="left"/>
+        <w:snapToGrid w:val="0"/>
+        <w:widowControl/>
+        <w:spacing w:before="100" w:after="0" w:line="300" w:lineRule="auto"/>
+        <w:ind w:firstLine="480"/>
+      </w:pPr>
+      <w:r>
+        <w:rPr>
+          <w:rFonts w:ascii="Times New Roman" w:hAnsi="Times New Roman" w:eastAsia="华文楷体"/>
+          <w:sz w:val="24"/>
+          <w:color w:val="000000"/>
+          <w:lang w:val="en-US"/>
+        </w:rPr>
+        <w:t xml:space="preserve">The implementation will adapt the FinHelm delegation engine [13], drawing on DataPilot and DS-STAR as conceptual references. It will not be presented as reproduction of their leaderboard systems. Before paid experiments, offline checks will verify that agents remain separated, cannot read evaluation answers, and produce usable execution and cost records. Benchmark scoring access will also be confirmed.</w:t>
+      </w:r>
+    </w:p>
+    <w:p>
+      <w:pPr>
+        <w:jc w:val="left"/>
+        <w:snapToGrid w:val="0"/>
+        <w:widowControl/>
+        <w:spacing w:before="100" w:after="0" w:line="300" w:lineRule="auto"/>
+        <w:ind w:firstLine="480"/>
+      </w:pPr>
+      <w:r>
+        <w:rPr>
+          <w:rFonts w:ascii="Times New Roman" w:hAnsi="Times New Roman" w:eastAsia="华文楷体"/>
+          <w:sz w:val="24"/>
+          <w:color w:val="000000"/>
+          <w:lang w:val="en-US"/>
+        </w:rPr>
+        <w:t xml:space="preserve">A development pilot will establish workable task numbers, repetition counts, checking limits and an affordable model within an agreed budget. These settings will be fixed before evaluation. The initial study will use one hierarchy and one model, reducing optional dataset breadth before weakening the core comparisons. No agent experiments have yet been completed.</w:t>
       </w:r>
     </w:p>
     <w:permEnd w:id="1231309113"/>
@@ -4691,6 +5058,8 @@
           <w:sz w:val="24"/>
         </w:rPr>
         <w:keepNext/>
+        <w:keepLines/>
+        <w:widowControl/>
       </w:pPr>
       <w:r>
         <w:rPr>
@@ -4719,63 +5088,113 @@
     </w:p>
     <w:p>
       <w:pPr>
-        <w:snapToGrid w:val="0"/>
-        <w:spacing w:beforeLines="50" w:before="156" w:line="300" w:lineRule="auto"/>
-        <w:ind w:firstLineChars="200" w:firstLine="480"/>
-        <w:jc w:val="left"/>
-        <w:rPr>
-          <w:rFonts w:eastAsia="华文楷体"/>
-          <w:sz w:val="24"/>
-        </w:rPr>
-        <w:widowControl w:val="1"/>
+        <w:jc w:val="left"/>
+        <w:snapToGrid w:val="0"/>
+        <w:widowControl/>
+        <w:spacing w:before="100" w:after="0" w:line="300" w:lineRule="auto"/>
+        <w:ind w:firstLine="480"/>
       </w:pPr>
       <w:permStart w:id="588208061" w:edGrp="everyone"/>
       <w:r>
         <w:rPr>
-          <w:rFonts w:eastAsia="华文楷体"/>
-          <w:sz w:val="24"/>
-        </w:rPr>
-        <w:t xml:space="preserve">The proposed contribution is controlled empirical evidence about when independent checking and shared rule reconciliation improve multi-agent business analytics, and when their additional cost or shared errors make them unattractive. The study will examine whether documentary conflict changes their effects and whether their combination provides more than the sum of component improvements on a prespecified outcome scale. The comparison addresses the application of available business knowledge to executable analytical decisions.</w:t>
-      </w:r>
-    </w:p>
-    <w:p>
-      <w:pPr>
-        <w:snapToGrid w:val="0"/>
-        <w:spacing w:beforeLines="50" w:before="156" w:line="300" w:lineRule="auto"/>
-        <w:ind w:firstLineChars="200" w:firstLine="480"/>
-        <w:jc w:val="left"/>
-        <w:rPr>
-          <w:rFonts w:eastAsia="华文楷体"/>
-          <w:sz w:val="24"/>
-        </w:rPr>
-        <w:widowControl w:val="1"/>
-      </w:pPr>
-      <w:r>
-        <w:rPr>
-          <w:rFonts w:eastAsia="华文楷体"/>
-          <w:sz w:val="24"/>
-        </w:rPr>
-        <w:t xml:space="preserve">A second sought contribution is an auditable paired derivative task suite with references for business-rule applicability as well as calculations. Keeping tables and governing answers fixed across document variants supports interpretable comparisons. Trace and resource records will make limitations and failures inspectable. These are evaluation artefacts to construct and validate, not completed benchmark contributions.</w:t>
-      </w:r>
-    </w:p>
-    <w:p>
-      <w:pPr>
-        <w:snapToGrid w:val="0"/>
-        <w:spacing w:beforeLines="50" w:before="156" w:line="300" w:lineRule="auto"/>
-        <w:ind w:firstLineChars="200" w:firstLine="480"/>
-        <w:jc w:val="left"/>
-        <w:rPr>
-          <w:rFonts w:eastAsia="华文楷体"/>
-          <w:sz w:val="24"/>
-        </w:rPr>
-        <w:widowControl w:val="1"/>
-      </w:pPr>
-      <w:r>
-        <w:rPr>
-          <w:rFonts w:eastAsia="华文楷体"/>
-          <w:sz w:val="24"/>
-        </w:rPr>
-        <w:t xml:space="preserve">The practical contribution sought is guidance on allocating effort between interpretation, checking and coordination, with a strong single-agent alternative. Existing work already studies analytics validation and memory [5], conflict-aware memory [6,7], distributed coordination [4] and business-rule drift [8]. The project does not claim a first analytics MAS benchmark, a new general memory protocol or guaranteed team superiority. Its novelty depends on a sufficiently substantive question and comparison with the closest protocols, not a new combination of labels or another dataset. If equivalent evidence is found, the contribution statement will be revised transparently with the author and supervisor before the main study.</w:t>
+          <w:rFonts w:ascii="Times New Roman" w:hAnsi="Times New Roman" w:eastAsia="华文楷体"/>
+          <w:sz w:val="24"/>
+          <w:color w:val="000000"/>
+          <w:lang w:val="en-US"/>
+        </w:rPr>
+        <w:t xml:space="preserve">The main contribution will be evidence on how </w:t>
+      </w:r>
+      <w:r>
+        <w:rPr>
+          <w:rFonts w:ascii="Times New Roman" w:hAnsi="Times New Roman" w:eastAsia="华文楷体"/>
+          <w:sz w:val="24"/>
+          <w:color w:val="000000"/>
+          <w:b/>
+          <w:lang w:val="en-US"/>
+        </w:rPr>
+        <w:t xml:space="preserve">evidence-checked experience reuse</w:t>
+      </w:r>
+      <w:r>
+        <w:rPr>
+          <w:rFonts w:ascii="Times New Roman" w:hAnsi="Times New Roman" w:eastAsia="华文楷体"/>
+          <w:sz w:val="24"/>
+          <w:color w:val="000000"/>
+          <w:lang w:val="en-US"/>
+        </w:rPr>
+        <w:t xml:space="preserve"> and </w:t>
+      </w:r>
+      <w:r>
+        <w:rPr>
+          <w:rFonts w:ascii="Times New Roman" w:hAnsi="Times New Roman" w:eastAsia="华文楷体"/>
+          <w:sz w:val="24"/>
+          <w:color w:val="000000"/>
+          <w:b/>
+          <w:lang w:val="en-US"/>
+        </w:rPr>
+        <w:t xml:space="preserve">source-grounded counterexample review</w:t>
+      </w:r>
+      <w:r>
+        <w:rPr>
+          <w:rFonts w:ascii="Times New Roman" w:hAnsi="Times New Roman" w:eastAsia="华文楷体"/>
+          <w:sz w:val="24"/>
+          <w:color w:val="000000"/>
+          <w:lang w:val="en-US"/>
+        </w:rPr>
+        <w:t xml:space="preserve"> affect the reliability of multi-agent business analytics. The study will examine their separate and joint effects in the same system, using the same tasks and available knowledge. This will help establish which improvement addresses which errors, whether they complement each other, and where neither is sufficient.</w:t>
+      </w:r>
+    </w:p>
+    <w:p>
+      <w:pPr>
+        <w:jc w:val="left"/>
+        <w:snapToGrid w:val="0"/>
+        <w:widowControl/>
+        <w:spacing w:before="100" w:after="0" w:line="300" w:lineRule="auto"/>
+        <w:ind w:firstLine="480"/>
+      </w:pPr>
+      <w:r>
+        <w:rPr>
+          <w:rFonts w:ascii="Times New Roman" w:hAnsi="Times New Roman" w:eastAsia="华文楷体"/>
+          <w:sz w:val="24"/>
+          <w:color w:val="000000"/>
+          <w:lang w:val="en-US"/>
+        </w:rPr>
+        <w:t xml:space="preserve">Both improvements build on existing approaches to memory, business rules and executable testing [3,9,10–12]. The study will connect their effects to specific failures: applying experience that does not fit the current rules, overlooking a required check, or approving a wrong business interpretation. Assessing reviewers on the same candidate solutions will help distinguish better review from better answers produced by the analyst. This provides a more precise explanation of any change in final accuracy.</w:t>
+      </w:r>
+    </w:p>
+    <w:p>
+      <w:pPr>
+        <w:jc w:val="left"/>
+        <w:snapToGrid w:val="0"/>
+        <w:widowControl/>
+        <w:spacing w:before="100" w:after="0" w:line="300" w:lineRule="auto"/>
+        <w:ind w:firstLine="480"/>
+      </w:pPr>
+      <w:r>
+        <w:rPr>
+          <w:rFonts w:ascii="Times New Roman" w:hAnsi="Times New Roman" w:eastAsia="华文楷体"/>
+          <w:sz w:val="24"/>
+          <w:color w:val="000000"/>
+          <w:lang w:val="en-US"/>
+        </w:rPr>
+        <w:t xml:space="preserve">The study may also contribute to MAST by identifying recurring analytics failures that its current categories do not distinguish clearly. Where needed, it will propose refinements or subtypes with definitions and examples from recorded runs. Their value will depend on whether they make errors easier to classify consistently and help identify what needs to be improved.</w:t>
+      </w:r>
+    </w:p>
+    <w:p>
+      <w:pPr>
+        <w:jc w:val="left"/>
+        <w:snapToGrid w:val="0"/>
+        <w:widowControl/>
+        <w:spacing w:before="100" w:after="0" w:line="300" w:lineRule="auto"/>
+        <w:ind w:firstLine="480"/>
+      </w:pPr>
+      <w:r>
+        <w:rPr>
+          <w:rFonts w:ascii="Times New Roman" w:hAnsi="Times New Roman" w:eastAsia="华文楷体"/>
+          <w:sz w:val="24"/>
+          <w:color w:val="000000"/>
+          <w:lang w:val="en-US"/>
+        </w:rPr>
+        <w:t xml:space="preserve">The practical contribution will be guidance on when the two improvements are worth using. Their effect on answer quality will be considered alongside preparation effort, operating cost and results from strong single-agent controls. This will help identify when additional checking is worthwhile, when the improvements work better together, and when a simpler approach provides a better balance of quality and cost.</w:t>
       </w:r>
     </w:p>
     <w:p>
@@ -4791,6 +5210,8 @@
           <w:sz w:val="24"/>
         </w:rPr>
         <w:keepNext/>
+        <w:keepLines/>
+        <w:widowControl/>
       </w:pPr>
       <w:bookmarkStart w:id="6" w:name="OLE_LINK9"/>
       <w:bookmarkStart w:id="7" w:name="OLE_LINK10"/>
@@ -4824,43 +5245,49 @@
     </w:p>
     <w:p>
       <w:pPr>
-        <w:snapToGrid w:val="0"/>
-        <w:spacing w:beforeLines="50" w:before="156" w:line="300" w:lineRule="auto"/>
-        <w:ind w:firstLineChars="200" w:firstLine="480"/>
-        <w:jc w:val="left"/>
-        <w:rPr>
-          <w:rFonts w:eastAsia="华文楷体"/>
-          <w:sz w:val="24"/>
-        </w:rPr>
-        <w:widowControl w:val="1"/>
+        <w:jc w:val="left"/>
+        <w:snapToGrid w:val="0"/>
+        <w:widowControl/>
+        <w:keepNext/>
+        <w:keepLines/>
+        <w:spacing w:before="180" w:after="80" w:line="300" w:lineRule="auto"/>
+        <w:outlineLvl w:val="1"/>
       </w:pPr>
       <w:permStart w:id="1553936702" w:edGrp="everyone"/>
       <w:r>
         <w:rPr>
-          <w:rFonts w:eastAsia="华文楷体"/>
-          <w:sz w:val="24"/>
-        </w:rPr>
-        <w:t xml:space="preserve">The immediate milestone is an English proposal reviewed by the supervisor before submission on 15 October 2026, followed by the proposal defense on 22 October. The intended dispatch date is 11 October, with feedback requested by 13 October and revisions on 14 October. Supervisor response time is not confirmed. The institutional schedule requires supervisor approval before upload and review before 20 October. Print delivery arrangements and the exact submission cutoff remain to be confirmed.</w:t>
+          <w:rFonts w:ascii="Times New Roman" w:hAnsi="Times New Roman" w:eastAsia="华文楷体"/>
+          <w:sz w:val="24"/>
+          <w:color w:val="000000"/>
+          <w:b/>
+          <w:lang w:val="en-US"/>
+        </w:rPr>
+        <w:t xml:space="preserve">5.1 Research schedule</w:t>
       </w:r>
     </w:p>
     <w:tbl>
       <w:tblPr>
-        <w:tblW w:w="0" w:type="auto"/>
-        <w:jc w:val="center"/>
+        <w:tblW w:w="8730" w:type="dxa"/>
+        <w:tblLayout w:type="fixed"/>
         <w:tblBorders>
-          <w:top w:val="single" w:sz="4" w:space="0" w:color="auto"/>
-          <w:left w:val="single" w:sz="4" w:space="0" w:color="auto"/>
-          <w:bottom w:val="single" w:sz="4" w:space="0" w:color="auto"/>
-          <w:right w:val="single" w:sz="4" w:space="0" w:color="auto"/>
-          <w:insideH w:val="single" w:sz="4" w:space="0" w:color="auto"/>
-          <w:insideV w:val="single" w:sz="4" w:space="0" w:color="auto"/>
+          <w:top w:val="single" w:sz="4" w:color="D9D9D9"/>
+          <w:left w:val="single" w:sz="4" w:color="D9D9D9"/>
+          <w:bottom w:val="single" w:sz="4" w:color="D9D9D9"/>
+          <w:right w:val="single" w:sz="4" w:color="D9D9D9"/>
+          <w:insideH w:val="single" w:sz="4" w:color="D9D9D9"/>
+          <w:insideV w:val="single" w:sz="4" w:color="D9D9D9"/>
         </w:tblBorders>
-        <w:tblLook w:val="04A0" w:firstRow="1" w:lastRow="0" w:firstColumn="1" w:lastColumn="0" w:noHBand="0" w:noVBand="1"/>
+        <w:tblCellMar>
+          <w:top w:w="90" w:type="dxa"/>
+          <w:bottom w:w="90" w:type="dxa"/>
+          <w:left w:w="110" w:type="dxa"/>
+          <w:right w:w="110" w:type="dxa"/>
+        </w:tblCellMar>
       </w:tblPr>
       <w:tblGrid>
-        <w:gridCol w:w="1850"/>
-        <w:gridCol w:w="3650"/>
-        <w:gridCol w:w="2700"/>
+        <w:gridCol w:w="1400"/>
+        <w:gridCol w:w="4200"/>
+        <w:gridCol w:w="3130"/>
       </w:tblGrid>
       <w:tr>
         <w:trPr>
@@ -4869,31 +5296,23 @@
         </w:trPr>
         <w:tc>
           <w:tcPr>
-            <w:tcW w:w="1850" w:type="dxa"/>
+            <w:tcW w:w="1400" w:type="dxa"/>
             <w:vAlign w:val="center"/>
-            <w:tcMar>
-              <w:top w:w="90" w:type="dxa"/>
-              <w:left w:w="90" w:type="dxa"/>
-              <w:bottom w:w="90" w:type="dxa"/>
-              <w:right w:w="90" w:type="dxa"/>
-            </w:tcMar>
+            <w:shd w:fill="EFEFEF" w:val="clear"/>
           </w:tcPr>
           <w:p>
             <w:pPr>
+              <w:jc w:val="left"/>
               <w:snapToGrid w:val="0"/>
-              <w:spacing w:line="300" w:lineRule="auto" w:before="0" w:after="0"/>
-              <w:jc w:val="left"/>
-              <w:rPr>
-                <w:rFonts w:eastAsia="华文楷体"/>
-                <w:sz w:val="24"/>
-              </w:rPr>
-              <w:widowControl w:val="1"/>
-              <w:keepNext/>
+              <w:widowControl/>
+              <w:spacing w:before="50" w:after="50" w:line="300" w:lineRule="auto"/>
             </w:pPr>
             <w:r>
               <w:rPr>
-                <w:rFonts w:eastAsia="华文楷体"/>
-                <w:sz w:val="24"/>
+                <w:rFonts w:ascii="Times New Roman" w:hAnsi="Times New Roman" w:eastAsia="华文楷体"/>
+                <w:sz w:val="24"/>
+                <w:color w:val="000000"/>
+                <w:lang w:val="en-US"/>
                 <w:b/>
               </w:rPr>
               <w:t xml:space="preserve">Period</w:t>
@@ -4902,31 +5321,23 @@
         </w:tc>
         <w:tc>
           <w:tcPr>
-            <w:tcW w:w="3650" w:type="dxa"/>
+            <w:tcW w:w="4200" w:type="dxa"/>
             <w:vAlign w:val="center"/>
-            <w:tcMar>
-              <w:top w:w="90" w:type="dxa"/>
-              <w:left w:w="90" w:type="dxa"/>
-              <w:bottom w:w="90" w:type="dxa"/>
-              <w:right w:w="90" w:type="dxa"/>
-            </w:tcMar>
+            <w:shd w:fill="EFEFEF" w:val="clear"/>
           </w:tcPr>
           <w:p>
             <w:pPr>
+              <w:jc w:val="left"/>
               <w:snapToGrid w:val="0"/>
-              <w:spacing w:line="300" w:lineRule="auto" w:before="0" w:after="0"/>
-              <w:jc w:val="left"/>
-              <w:rPr>
-                <w:rFonts w:eastAsia="华文楷体"/>
-                <w:sz w:val="24"/>
-              </w:rPr>
-              <w:widowControl w:val="1"/>
-              <w:keepNext/>
+              <w:widowControl/>
+              <w:spacing w:before="50" w:after="50" w:line="300" w:lineRule="auto"/>
             </w:pPr>
             <w:r>
               <w:rPr>
-                <w:rFonts w:eastAsia="华文楷体"/>
-                <w:sz w:val="24"/>
+                <w:rFonts w:ascii="Times New Roman" w:hAnsi="Times New Roman" w:eastAsia="华文楷体"/>
+                <w:sz w:val="24"/>
+                <w:color w:val="000000"/>
+                <w:lang w:val="en-US"/>
                 <w:b/>
               </w:rPr>
               <w:t xml:space="preserve">Planned work</w:t>
@@ -4935,31 +5346,23 @@
         </w:tc>
         <w:tc>
           <w:tcPr>
-            <w:tcW w:w="2700" w:type="dxa"/>
+            <w:tcW w:w="3130" w:type="dxa"/>
             <w:vAlign w:val="center"/>
-            <w:tcMar>
-              <w:top w:w="90" w:type="dxa"/>
-              <w:left w:w="90" w:type="dxa"/>
-              <w:bottom w:w="90" w:type="dxa"/>
-              <w:right w:w="90" w:type="dxa"/>
-            </w:tcMar>
+            <w:shd w:fill="EFEFEF" w:val="clear"/>
           </w:tcPr>
           <w:p>
             <w:pPr>
+              <w:jc w:val="left"/>
               <w:snapToGrid w:val="0"/>
-              <w:spacing w:line="300" w:lineRule="auto" w:before="0" w:after="0"/>
-              <w:jc w:val="left"/>
-              <w:rPr>
-                <w:rFonts w:eastAsia="华文楷体"/>
-                <w:sz w:val="24"/>
-              </w:rPr>
-              <w:widowControl w:val="1"/>
-              <w:keepNext/>
+              <w:widowControl/>
+              <w:spacing w:before="50" w:after="50" w:line="300" w:lineRule="auto"/>
             </w:pPr>
             <w:r>
               <w:rPr>
-                <w:rFonts w:eastAsia="华文楷体"/>
-                <w:sz w:val="24"/>
+                <w:rFonts w:ascii="Times New Roman" w:hAnsi="Times New Roman" w:eastAsia="华文楷体"/>
+                <w:sz w:val="24"/>
+                <w:color w:val="000000"/>
+                <w:lang w:val="en-US"/>
                 <w:b/>
               </w:rPr>
               <w:t xml:space="preserve">Expected output</w:t>
@@ -4973,97 +5376,70 @@
         </w:trPr>
         <w:tc>
           <w:tcPr>
-            <w:tcW w:w="1850" w:type="dxa"/>
+            <w:tcW w:w="1400" w:type="dxa"/>
             <w:vAlign w:val="center"/>
-            <w:tcMar>
-              <w:top w:w="90" w:type="dxa"/>
-              <w:left w:w="90" w:type="dxa"/>
-              <w:bottom w:w="90" w:type="dxa"/>
-              <w:right w:w="90" w:type="dxa"/>
-            </w:tcMar>
           </w:tcPr>
           <w:p>
             <w:pPr>
+              <w:jc w:val="left"/>
               <w:snapToGrid w:val="0"/>
-              <w:spacing w:line="300" w:lineRule="auto" w:before="0" w:after="0"/>
-              <w:jc w:val="left"/>
-              <w:rPr>
-                <w:rFonts w:eastAsia="华文楷体"/>
-                <w:sz w:val="24"/>
-              </w:rPr>
-              <w:widowControl w:val="1"/>
-              <w:keepNext/>
+              <w:widowControl/>
+              <w:spacing w:before="50" w:after="50" w:line="300" w:lineRule="auto"/>
             </w:pPr>
             <w:r>
               <w:rPr>
-                <w:rFonts w:eastAsia="华文楷体"/>
-                <w:sz w:val="24"/>
-              </w:rPr>
-              <w:t xml:space="preserve">11 to 22 October 2026</w:t>
+                <w:rFonts w:ascii="Times New Roman" w:hAnsi="Times New Roman" w:eastAsia="华文楷体"/>
+                <w:sz w:val="24"/>
+                <w:color w:val="000000"/>
+                <w:lang w:val="en-US"/>
+              </w:rPr>
+              <w:t xml:space="preserve">16–22 October 2026</w:t>
             </w:r>
           </w:p>
         </w:tc>
         <w:tc>
           <w:tcPr>
-            <w:tcW w:w="3650" w:type="dxa"/>
+            <w:tcW w:w="4200" w:type="dxa"/>
             <w:vAlign w:val="center"/>
-            <w:tcMar>
-              <w:top w:w="90" w:type="dxa"/>
-              <w:left w:w="90" w:type="dxa"/>
-              <w:bottom w:w="90" w:type="dxa"/>
-              <w:right w:w="90" w:type="dxa"/>
-            </w:tcMar>
           </w:tcPr>
           <w:p>
             <w:pPr>
+              <w:jc w:val="left"/>
               <w:snapToGrid w:val="0"/>
-              <w:spacing w:line="300" w:lineRule="auto" w:before="0" w:after="0"/>
-              <w:jc w:val="left"/>
-              <w:rPr>
-                <w:rFonts w:eastAsia="华文楷体"/>
-                <w:sz w:val="24"/>
-              </w:rPr>
-              <w:widowControl w:val="1"/>
-              <w:keepNext/>
+              <w:widowControl/>
+              <w:spacing w:before="50" w:after="50" w:line="300" w:lineRule="auto"/>
             </w:pPr>
             <w:r>
               <w:rPr>
-                <w:rFonts w:eastAsia="华文楷体"/>
-                <w:sz w:val="24"/>
-              </w:rPr>
-              <w:t xml:space="preserve">Supervisor review, proposal submission and defense</w:t>
+                <w:rFonts w:ascii="Times New Roman" w:hAnsi="Times New Roman" w:eastAsia="华文楷体"/>
+                <w:sz w:val="24"/>
+                <w:color w:val="000000"/>
+                <w:lang w:val="en-US"/>
+              </w:rPr>
+              <w:t xml:space="preserve">Prepare slides explaining the research problem, the two improvements and the experiment. Present the proposal and record the feedback.</w:t>
             </w:r>
           </w:p>
         </w:tc>
         <w:tc>
           <w:tcPr>
-            <w:tcW w:w="2700" w:type="dxa"/>
+            <w:tcW w:w="3130" w:type="dxa"/>
             <w:vAlign w:val="center"/>
-            <w:tcMar>
-              <w:top w:w="90" w:type="dxa"/>
-              <w:left w:w="90" w:type="dxa"/>
-              <w:bottom w:w="90" w:type="dxa"/>
-              <w:right w:w="90" w:type="dxa"/>
-            </w:tcMar>
           </w:tcPr>
           <w:p>
             <w:pPr>
+              <w:jc w:val="left"/>
               <w:snapToGrid w:val="0"/>
-              <w:spacing w:line="300" w:lineRule="auto" w:before="0" w:after="0"/>
-              <w:jc w:val="left"/>
-              <w:rPr>
-                <w:rFonts w:eastAsia="华文楷体"/>
-                <w:sz w:val="24"/>
-              </w:rPr>
-              <w:widowControl w:val="1"/>
-              <w:keepNext/>
+              <w:widowControl/>
+              <w:spacing w:before="50" w:after="50" w:line="300" w:lineRule="auto"/>
             </w:pPr>
             <w:r>
               <w:rPr>
-                <w:rFonts w:eastAsia="华文楷体"/>
-                <w:sz w:val="24"/>
-              </w:rPr>
-              <w:t xml:space="preserve">Approved proposal and defense feedback</w:t>
+                <w:rFonts w:ascii="Times New Roman" w:hAnsi="Times New Roman" w:eastAsia="华文楷体"/>
+                <w:sz w:val="24"/>
+                <w:color w:val="000000"/>
+                <w:lang w:val="en-US"/>
+              </w:rPr>
+              <w:t xml:space="preserve">Defense slides and a clear list of revisions following the defense.</w:t>
             </w:r>
           </w:p>
         </w:tc>
@@ -5074,94 +5450,70 @@
         </w:trPr>
         <w:tc>
           <w:tcPr>
-            <w:tcW w:w="1850" w:type="dxa"/>
+            <w:tcW w:w="1400" w:type="dxa"/>
             <w:vAlign w:val="center"/>
-            <w:tcMar>
-              <w:top w:w="90" w:type="dxa"/>
-              <w:left w:w="90" w:type="dxa"/>
-              <w:bottom w:w="90" w:type="dxa"/>
-              <w:right w:w="90" w:type="dxa"/>
-            </w:tcMar>
           </w:tcPr>
           <w:p>
             <w:pPr>
+              <w:jc w:val="left"/>
               <w:snapToGrid w:val="0"/>
-              <w:spacing w:line="300" w:lineRule="auto" w:before="0" w:after="0"/>
-              <w:jc w:val="left"/>
-              <w:rPr>
-                <w:rFonts w:eastAsia="华文楷体"/>
-                <w:sz w:val="24"/>
-              </w:rPr>
-              <w:widowControl w:val="1"/>
+              <w:widowControl/>
+              <w:spacing w:before="50" w:after="50" w:line="300" w:lineRule="auto"/>
             </w:pPr>
             <w:r>
               <w:rPr>
-                <w:rFonts w:eastAsia="华文楷体"/>
-                <w:sz w:val="24"/>
-              </w:rPr>
-              <w:t xml:space="preserve">Late October 2026</w:t>
+                <w:rFonts w:ascii="Times New Roman" w:hAnsi="Times New Roman" w:eastAsia="华文楷体"/>
+                <w:sz w:val="24"/>
+                <w:color w:val="000000"/>
+                <w:lang w:val="en-US"/>
+              </w:rPr>
+              <w:t xml:space="preserve">Late October</w:t>
             </w:r>
           </w:p>
         </w:tc>
         <w:tc>
           <w:tcPr>
-            <w:tcW w:w="3650" w:type="dxa"/>
+            <w:tcW w:w="4200" w:type="dxa"/>
             <w:vAlign w:val="center"/>
-            <w:tcMar>
-              <w:top w:w="90" w:type="dxa"/>
-              <w:left w:w="90" w:type="dxa"/>
-              <w:bottom w:w="90" w:type="dxa"/>
-              <w:right w:w="90" w:type="dxa"/>
-            </w:tcMar>
           </w:tcPr>
           <w:p>
             <w:pPr>
+              <w:jc w:val="left"/>
               <w:snapToGrid w:val="0"/>
-              <w:spacing w:line="300" w:lineRule="auto" w:before="0" w:after="0"/>
-              <w:jc w:val="left"/>
-              <w:rPr>
-                <w:rFonts w:eastAsia="华文楷体"/>
-                <w:sz w:val="24"/>
-              </w:rPr>
-              <w:widowControl w:val="1"/>
+              <w:widowControl/>
+              <w:spacing w:before="50" w:after="50" w:line="300" w:lineRule="auto"/>
             </w:pPr>
             <w:r>
               <w:rPr>
-                <w:rFonts w:eastAsia="华文楷体"/>
-                <w:sz w:val="24"/>
-              </w:rPr>
-              <w:t xml:space="preserve">Semantic task audits, minimal harness and budget calibration</w:t>
+                <w:rFonts w:ascii="Times New Roman" w:hAnsi="Times New Roman" w:eastAsia="华文楷体"/>
+                <w:sz w:val="24"/>
+                <w:color w:val="000000"/>
+                <w:lang w:val="en-US"/>
+              </w:rPr>
+              <w:t xml:space="preserve">Build the main agent and three subagents. Check that they can read the permitted sources, perform calculations and record their actions and costs. Select an affordable model and agree the spending limit.</w:t>
             </w:r>
           </w:p>
         </w:tc>
         <w:tc>
           <w:tcPr>
-            <w:tcW w:w="2700" w:type="dxa"/>
+            <w:tcW w:w="3130" w:type="dxa"/>
             <w:vAlign w:val="center"/>
-            <w:tcMar>
-              <w:top w:w="90" w:type="dxa"/>
-              <w:left w:w="90" w:type="dxa"/>
-              <w:bottom w:w="90" w:type="dxa"/>
-              <w:right w:w="90" w:type="dxa"/>
-            </w:tcMar>
           </w:tcPr>
           <w:p>
             <w:pPr>
+              <w:jc w:val="left"/>
               <w:snapToGrid w:val="0"/>
-              <w:spacing w:line="300" w:lineRule="auto" w:before="0" w:after="0"/>
-              <w:jc w:val="left"/>
-              <w:rPr>
-                <w:rFonts w:eastAsia="华文楷体"/>
-                <w:sz w:val="24"/>
-              </w:rPr>
-              <w:widowControl w:val="1"/>
+              <w:widowControl/>
+              <w:spacing w:before="50" w:after="50" w:line="300" w:lineRule="auto"/>
             </w:pPr>
             <w:r>
               <w:rPr>
-                <w:rFonts w:eastAsia="华文楷体"/>
-                <w:sz w:val="24"/>
-              </w:rPr>
-              <w:t xml:space="preserve">Admitted development cases and tested isolation</w:t>
+                <w:rFonts w:ascii="Times New Roman" w:hAnsi="Times New Roman" w:eastAsia="华文楷体"/>
+                <w:sz w:val="24"/>
+                <w:color w:val="000000"/>
+                <w:lang w:val="en-US"/>
+              </w:rPr>
+              <w:t xml:space="preserve">A working baseline system, basic implementation checks and an agreed pilot budget.</w:t>
             </w:r>
           </w:p>
         </w:tc>
@@ -5172,94 +5524,70 @@
         </w:trPr>
         <w:tc>
           <w:tcPr>
-            <w:tcW w:w="1850" w:type="dxa"/>
+            <w:tcW w:w="1400" w:type="dxa"/>
             <w:vAlign w:val="center"/>
-            <w:tcMar>
-              <w:top w:w="90" w:type="dxa"/>
-              <w:left w:w="90" w:type="dxa"/>
-              <w:bottom w:w="90" w:type="dxa"/>
-              <w:right w:w="90" w:type="dxa"/>
-            </w:tcMar>
           </w:tcPr>
           <w:p>
             <w:pPr>
+              <w:jc w:val="left"/>
               <w:snapToGrid w:val="0"/>
-              <w:spacing w:line="300" w:lineRule="auto" w:before="0" w:after="0"/>
-              <w:jc w:val="left"/>
-              <w:rPr>
-                <w:rFonts w:eastAsia="华文楷体"/>
-                <w:sz w:val="24"/>
-              </w:rPr>
-              <w:widowControl w:val="1"/>
+              <w:widowControl/>
+              <w:spacing w:before="50" w:after="50" w:line="300" w:lineRule="auto"/>
             </w:pPr>
             <w:r>
               <w:rPr>
-                <w:rFonts w:eastAsia="华文楷体"/>
-                <w:sz w:val="24"/>
-              </w:rPr>
-              <w:t xml:space="preserve">November 2026</w:t>
+                <w:rFonts w:ascii="Times New Roman" w:hAnsi="Times New Roman" w:eastAsia="华文楷体"/>
+                <w:sz w:val="24"/>
+                <w:color w:val="000000"/>
+                <w:lang w:val="en-US"/>
+              </w:rPr>
+              <w:t xml:space="preserve">Early November</w:t>
             </w:r>
           </w:p>
         </w:tc>
         <w:tc>
           <w:tcPr>
-            <w:tcW w:w="3650" w:type="dxa"/>
+            <w:tcW w:w="4200" w:type="dxa"/>
             <w:vAlign w:val="center"/>
-            <w:tcMar>
-              <w:top w:w="90" w:type="dxa"/>
-              <w:left w:w="90" w:type="dxa"/>
-              <w:bottom w:w="90" w:type="dxa"/>
-              <w:right w:w="90" w:type="dxa"/>
-            </w:tcMar>
           </w:tcPr>
           <w:p>
             <w:pPr>
+              <w:jc w:val="left"/>
               <w:snapToGrid w:val="0"/>
-              <w:spacing w:line="300" w:lineRule="auto" w:before="0" w:after="0"/>
-              <w:jc w:val="left"/>
-              <w:rPr>
-                <w:rFonts w:eastAsia="华文楷体"/>
-                <w:sz w:val="24"/>
-              </w:rPr>
-              <w:widowControl w:val="1"/>
+              <w:widowControl/>
+              <w:spacing w:before="50" w:after="50" w:line="300" w:lineRule="auto"/>
             </w:pPr>
             <w:r>
               <w:rPr>
-                <w:rFonts w:eastAsia="华文楷体"/>
-                <w:sz w:val="24"/>
-              </w:rPr>
-              <w:t xml:space="preserve">Validate procedures, controls and scoring; expand tasks</w:t>
+                <w:rFonts w:ascii="Times New Roman" w:hAnsi="Times New Roman" w:eastAsia="华文楷体"/>
+                <w:sz w:val="24"/>
+                <w:color w:val="000000"/>
+                <w:lang w:val="en-US"/>
+              </w:rPr>
+              <w:t xml:space="preserve">Implement evidence-checked experience reuse and source-grounded counterexample review. Prepare reusable procedures from development material and check the tasks and reference answers.</w:t>
             </w:r>
           </w:p>
         </w:tc>
         <w:tc>
           <w:tcPr>
-            <w:tcW w:w="2700" w:type="dxa"/>
+            <w:tcW w:w="3130" w:type="dxa"/>
             <w:vAlign w:val="center"/>
-            <w:tcMar>
-              <w:top w:w="90" w:type="dxa"/>
-              <w:left w:w="90" w:type="dxa"/>
-              <w:bottom w:w="90" w:type="dxa"/>
-              <w:right w:w="90" w:type="dxa"/>
-            </w:tcMar>
           </w:tcPr>
           <w:p>
             <w:pPr>
+              <w:jc w:val="left"/>
               <w:snapToGrid w:val="0"/>
-              <w:spacing w:line="300" w:lineRule="auto" w:before="0" w:after="0"/>
-              <w:jc w:val="left"/>
-              <w:rPr>
-                <w:rFonts w:eastAsia="华文楷体"/>
-                <w:sz w:val="24"/>
-              </w:rPr>
-              <w:widowControl w:val="1"/>
+              <w:widowControl/>
+              <w:spacing w:before="50" w:after="50" w:line="300" w:lineRule="auto"/>
             </w:pPr>
             <w:r>
               <w:rPr>
-                <w:rFonts w:eastAsia="华文楷体"/>
-                <w:sz w:val="24"/>
-              </w:rPr>
-              <w:t xml:space="preserve">Frozen evaluation suite and analysis plan</w:t>
+                <w:rFonts w:ascii="Times New Roman" w:hAnsi="Times New Roman" w:eastAsia="华文楷体"/>
+                <w:sz w:val="24"/>
+                <w:color w:val="000000"/>
+                <w:lang w:val="en-US"/>
+              </w:rPr>
+              <w:t xml:space="preserve">Both improvements implemented, a documented knowledge bank and checked development tasks.</w:t>
             </w:r>
           </w:p>
         </w:tc>
@@ -5270,94 +5598,70 @@
         </w:trPr>
         <w:tc>
           <w:tcPr>
-            <w:tcW w:w="1850" w:type="dxa"/>
+            <w:tcW w:w="1400" w:type="dxa"/>
             <w:vAlign w:val="center"/>
-            <w:tcMar>
-              <w:top w:w="90" w:type="dxa"/>
-              <w:left w:w="90" w:type="dxa"/>
-              <w:bottom w:w="90" w:type="dxa"/>
-              <w:right w:w="90" w:type="dxa"/>
-            </w:tcMar>
           </w:tcPr>
           <w:p>
             <w:pPr>
+              <w:jc w:val="left"/>
               <w:snapToGrid w:val="0"/>
-              <w:spacing w:line="300" w:lineRule="auto" w:before="0" w:after="0"/>
-              <w:jc w:val="left"/>
-              <w:rPr>
-                <w:rFonts w:eastAsia="华文楷体"/>
-                <w:sz w:val="24"/>
-              </w:rPr>
-              <w:widowControl w:val="1"/>
+              <w:widowControl/>
+              <w:spacing w:before="50" w:after="50" w:line="300" w:lineRule="auto"/>
             </w:pPr>
             <w:r>
               <w:rPr>
-                <w:rFonts w:eastAsia="华文楷体"/>
-                <w:sz w:val="24"/>
-              </w:rPr>
-              <w:t xml:space="preserve">December 2026</w:t>
+                <w:rFonts w:ascii="Times New Roman" w:hAnsi="Times New Roman" w:eastAsia="华文楷体"/>
+                <w:sz w:val="24"/>
+                <w:color w:val="000000"/>
+                <w:lang w:val="en-US"/>
+              </w:rPr>
+              <w:t xml:space="preserve">Late November</w:t>
             </w:r>
           </w:p>
         </w:tc>
         <w:tc>
           <w:tcPr>
-            <w:tcW w:w="3650" w:type="dxa"/>
+            <w:tcW w:w="4200" w:type="dxa"/>
             <w:vAlign w:val="center"/>
-            <w:tcMar>
-              <w:top w:w="90" w:type="dxa"/>
-              <w:left w:w="90" w:type="dxa"/>
-              <w:bottom w:w="90" w:type="dxa"/>
-              <w:right w:w="90" w:type="dxa"/>
-            </w:tcMar>
           </w:tcPr>
           <w:p>
             <w:pPr>
+              <w:jc w:val="left"/>
               <w:snapToGrid w:val="0"/>
-              <w:spacing w:line="300" w:lineRule="auto" w:before="0" w:after="0"/>
-              <w:jc w:val="left"/>
-              <w:rPr>
-                <w:rFonts w:eastAsia="华文楷体"/>
-                <w:sz w:val="24"/>
-              </w:rPr>
-              <w:widowControl w:val="1"/>
+              <w:widowControl/>
+              <w:spacing w:before="50" w:after="50" w:line="300" w:lineRule="auto"/>
             </w:pPr>
             <w:r>
               <w:rPr>
-                <w:rFonts w:eastAsia="华文楷体"/>
-                <w:sz w:val="24"/>
-              </w:rPr>
-              <w:t xml:space="preserve">Conduct feasible experiments and prepare midterm report</w:t>
+                <w:rFonts w:ascii="Times New Roman" w:hAnsi="Times New Roman" w:eastAsia="华文楷体"/>
+                <w:sz w:val="24"/>
+                <w:color w:val="000000"/>
+                <w:lang w:val="en-US"/>
+              </w:rPr>
+              <w:t xml:space="preserve">Run a small pilot to check that the procedures, generated tests and scoring work as intended. Fix implementation problems, then set the evaluation tasks, repeat counts and resource limits before the main experiment.</w:t>
             </w:r>
           </w:p>
         </w:tc>
         <w:tc>
           <w:tcPr>
-            <w:tcW w:w="2700" w:type="dxa"/>
+            <w:tcW w:w="3130" w:type="dxa"/>
             <w:vAlign w:val="center"/>
-            <w:tcMar>
-              <w:top w:w="90" w:type="dxa"/>
-              <w:left w:w="90" w:type="dxa"/>
-              <w:bottom w:w="90" w:type="dxa"/>
-              <w:right w:w="90" w:type="dxa"/>
-            </w:tcMar>
           </w:tcPr>
           <w:p>
             <w:pPr>
+              <w:jc w:val="left"/>
               <w:snapToGrid w:val="0"/>
-              <w:spacing w:line="300" w:lineRule="auto" w:before="0" w:after="0"/>
-              <w:jc w:val="left"/>
-              <w:rPr>
-                <w:rFonts w:eastAsia="华文楷体"/>
-                <w:sz w:val="24"/>
-              </w:rPr>
-              <w:widowControl w:val="1"/>
+              <w:widowControl/>
+              <w:spacing w:before="50" w:after="50" w:line="300" w:lineRule="auto"/>
             </w:pPr>
             <w:r>
               <w:rPr>
-                <w:rFonts w:eastAsia="华文楷体"/>
-                <w:sz w:val="24"/>
-              </w:rPr>
-              <w:t xml:space="preserve">Run evidence and midterm submission by 20 December</w:t>
+                <w:rFonts w:ascii="Times New Roman" w:hAnsi="Times New Roman" w:eastAsia="华文楷体"/>
+                <w:sz w:val="24"/>
+                <w:color w:val="000000"/>
+                <w:lang w:val="en-US"/>
+              </w:rPr>
+              <w:t xml:space="preserve">A tested experimental setup and a written plan specifying exactly what will be compared and measured.</w:t>
             </w:r>
           </w:p>
         </w:tc>
@@ -5368,94 +5672,70 @@
         </w:trPr>
         <w:tc>
           <w:tcPr>
-            <w:tcW w:w="1850" w:type="dxa"/>
+            <w:tcW w:w="1400" w:type="dxa"/>
             <w:vAlign w:val="center"/>
-            <w:tcMar>
-              <w:top w:w="90" w:type="dxa"/>
-              <w:left w:w="90" w:type="dxa"/>
-              <w:bottom w:w="90" w:type="dxa"/>
-              <w:right w:w="90" w:type="dxa"/>
-            </w:tcMar>
           </w:tcPr>
           <w:p>
             <w:pPr>
+              <w:jc w:val="left"/>
               <w:snapToGrid w:val="0"/>
-              <w:spacing w:line="300" w:lineRule="auto" w:before="0" w:after="0"/>
-              <w:jc w:val="left"/>
-              <w:rPr>
-                <w:rFonts w:eastAsia="华文楷体"/>
-                <w:sz w:val="24"/>
-              </w:rPr>
-              <w:widowControl w:val="1"/>
+              <w:widowControl/>
+              <w:spacing w:before="50" w:after="50" w:line="300" w:lineRule="auto"/>
             </w:pPr>
             <w:r>
               <w:rPr>
-                <w:rFonts w:eastAsia="华文楷体"/>
-                <w:sz w:val="24"/>
-              </w:rPr>
-              <w:t xml:space="preserve">January 2027</w:t>
+                <w:rFonts w:ascii="Times New Roman" w:hAnsi="Times New Roman" w:eastAsia="华文楷体"/>
+                <w:sz w:val="24"/>
+                <w:color w:val="000000"/>
+                <w:lang w:val="en-US"/>
+              </w:rPr>
+              <w:t xml:space="preserve">December</w:t>
             </w:r>
           </w:p>
         </w:tc>
         <w:tc>
           <w:tcPr>
-            <w:tcW w:w="3650" w:type="dxa"/>
+            <w:tcW w:w="4200" w:type="dxa"/>
             <w:vAlign w:val="center"/>
-            <w:tcMar>
-              <w:top w:w="90" w:type="dxa"/>
-              <w:left w:w="90" w:type="dxa"/>
-              <w:bottom w:w="90" w:type="dxa"/>
-              <w:right w:w="90" w:type="dxa"/>
-            </w:tcMar>
           </w:tcPr>
           <w:p>
             <w:pPr>
+              <w:jc w:val="left"/>
               <w:snapToGrid w:val="0"/>
-              <w:spacing w:line="300" w:lineRule="auto" w:before="0" w:after="0"/>
-              <w:jc w:val="left"/>
-              <w:rPr>
-                <w:rFonts w:eastAsia="华文楷体"/>
-                <w:sz w:val="24"/>
-              </w:rPr>
-              <w:widowControl w:val="1"/>
+              <w:widowControl/>
+              <w:spacing w:before="50" w:after="50" w:line="300" w:lineRule="auto"/>
             </w:pPr>
             <w:r>
               <w:rPr>
-                <w:rFonts w:eastAsia="华文楷体"/>
-                <w:sz w:val="24"/>
-              </w:rPr>
-              <w:t xml:space="preserve">Analyse effects, uncertainty, costs and visible failures</w:t>
+                <w:rFonts w:ascii="Times New Roman" w:hAnsi="Times New Roman" w:eastAsia="华文楷体"/>
+                <w:sz w:val="24"/>
+                <w:color w:val="000000"/>
+                <w:lang w:val="en-US"/>
+              </w:rPr>
+              <w:t xml:space="preserve">Run the four MAS versions and the single-agent controls on the same evaluation tasks. Save answers, review decisions, failures, time and cost. Submit the midterm report by 20 December, describing the work completed by that date.</w:t>
             </w:r>
           </w:p>
         </w:tc>
         <w:tc>
           <w:tcPr>
-            <w:tcW w:w="2700" w:type="dxa"/>
+            <w:tcW w:w="3130" w:type="dxa"/>
             <w:vAlign w:val="center"/>
-            <w:tcMar>
-              <w:top w:w="90" w:type="dxa"/>
-              <w:left w:w="90" w:type="dxa"/>
-              <w:bottom w:w="90" w:type="dxa"/>
-              <w:right w:w="90" w:type="dxa"/>
-            </w:tcMar>
           </w:tcPr>
           <w:p>
             <w:pPr>
+              <w:jc w:val="left"/>
               <w:snapToGrid w:val="0"/>
-              <w:spacing w:line="300" w:lineRule="auto" w:before="0" w:after="0"/>
-              <w:jc w:val="left"/>
-              <w:rPr>
-                <w:rFonts w:eastAsia="华文楷体"/>
-                <w:sz w:val="24"/>
-              </w:rPr>
-              <w:widowControl w:val="1"/>
+              <w:widowControl/>
+              <w:spacing w:before="50" w:after="50" w:line="300" w:lineRule="auto"/>
             </w:pPr>
             <w:r>
               <w:rPr>
-                <w:rFonts w:eastAsia="华文楷体"/>
-                <w:sz w:val="24"/>
-              </w:rPr>
-              <w:t xml:space="preserve">Comparative findings and targeted robustness checks</w:t>
+                <w:rFonts w:ascii="Times New Roman" w:hAnsi="Times New Roman" w:eastAsia="华文楷体"/>
+                <w:sz w:val="24"/>
+                <w:color w:val="000000"/>
+                <w:lang w:val="en-US"/>
+              </w:rPr>
+              <w:t xml:space="preserve">Experiment records and the midterm report, including any work still outstanding.</w:t>
             </w:r>
           </w:p>
         </w:tc>
@@ -5466,94 +5746,70 @@
         </w:trPr>
         <w:tc>
           <w:tcPr>
-            <w:tcW w:w="1850" w:type="dxa"/>
+            <w:tcW w:w="1400" w:type="dxa"/>
             <w:vAlign w:val="center"/>
-            <w:tcMar>
-              <w:top w:w="90" w:type="dxa"/>
-              <w:left w:w="90" w:type="dxa"/>
-              <w:bottom w:w="90" w:type="dxa"/>
-              <w:right w:w="90" w:type="dxa"/>
-            </w:tcMar>
           </w:tcPr>
           <w:p>
             <w:pPr>
+              <w:jc w:val="left"/>
               <w:snapToGrid w:val="0"/>
-              <w:spacing w:line="300" w:lineRule="auto" w:before="0" w:after="0"/>
-              <w:jc w:val="left"/>
-              <w:rPr>
-                <w:rFonts w:eastAsia="华文楷体"/>
-                <w:sz w:val="24"/>
-              </w:rPr>
-              <w:widowControl w:val="1"/>
+              <w:widowControl/>
+              <w:spacing w:before="50" w:after="50" w:line="300" w:lineRule="auto"/>
             </w:pPr>
             <w:r>
               <w:rPr>
-                <w:rFonts w:eastAsia="华文楷体"/>
-                <w:sz w:val="24"/>
-              </w:rPr>
-              <w:t xml:space="preserve">February to March 2027</w:t>
+                <w:rFonts w:ascii="Times New Roman" w:hAnsi="Times New Roman" w:eastAsia="华文楷体"/>
+                <w:sz w:val="24"/>
+                <w:color w:val="000000"/>
+                <w:lang w:val="en-US"/>
+              </w:rPr>
+              <w:t xml:space="preserve">January 2027</w:t>
             </w:r>
           </w:p>
         </w:tc>
         <w:tc>
           <w:tcPr>
-            <w:tcW w:w="3650" w:type="dxa"/>
+            <w:tcW w:w="4200" w:type="dxa"/>
             <w:vAlign w:val="center"/>
-            <w:tcMar>
-              <w:top w:w="90" w:type="dxa"/>
-              <w:left w:w="90" w:type="dxa"/>
-              <w:bottom w:w="90" w:type="dxa"/>
-              <w:right w:w="90" w:type="dxa"/>
-            </w:tcMar>
           </w:tcPr>
           <w:p>
             <w:pPr>
+              <w:jc w:val="left"/>
               <w:snapToGrid w:val="0"/>
-              <w:spacing w:line="300" w:lineRule="auto" w:before="0" w:after="0"/>
-              <w:jc w:val="left"/>
-              <w:rPr>
-                <w:rFonts w:eastAsia="华文楷体"/>
-                <w:sz w:val="24"/>
-              </w:rPr>
-              <w:widowControl w:val="1"/>
+              <w:widowControl/>
+              <w:spacing w:before="50" w:after="50" w:line="300" w:lineRule="auto"/>
             </w:pPr>
             <w:r>
               <w:rPr>
-                <w:rFonts w:eastAsia="华文楷体"/>
-                <w:sz w:val="24"/>
-              </w:rPr>
-              <w:t xml:space="preserve">Write thesis, obtain feedback and revise</w:t>
+                <w:rFonts w:ascii="Times New Roman" w:hAnsi="Times New Roman" w:eastAsia="华文楷体"/>
+                <w:sz w:val="24"/>
+                <w:color w:val="000000"/>
+                <w:lang w:val="en-US"/>
+              </w:rPr>
+              <w:t xml:space="preserve">Compare answer quality and cost across versions. Examine which errors remain, whether the improvements help separately or together, and how the hierarchy compares with the single-agent controls. Conduct limited follow-up checks where needed to explain the findings.</w:t>
             </w:r>
           </w:p>
         </w:tc>
         <w:tc>
           <w:tcPr>
-            <w:tcW w:w="2700" w:type="dxa"/>
+            <w:tcW w:w="3130" w:type="dxa"/>
             <w:vAlign w:val="center"/>
-            <w:tcMar>
-              <w:top w:w="90" w:type="dxa"/>
-              <w:left w:w="90" w:type="dxa"/>
-              <w:bottom w:w="90" w:type="dxa"/>
-              <w:right w:w="90" w:type="dxa"/>
-            </w:tcMar>
           </w:tcPr>
           <w:p>
             <w:pPr>
+              <w:jc w:val="left"/>
               <w:snapToGrid w:val="0"/>
-              <w:spacing w:line="300" w:lineRule="auto" w:before="0" w:after="0"/>
-              <w:jc w:val="left"/>
-              <w:rPr>
-                <w:rFonts w:eastAsia="华文楷体"/>
-                <w:sz w:val="24"/>
-              </w:rPr>
-              <w:widowControl w:val="1"/>
+              <w:widowControl/>
+              <w:spacing w:before="50" w:after="50" w:line="300" w:lineRule="auto"/>
             </w:pPr>
             <w:r>
               <w:rPr>
-                <w:rFonts w:eastAsia="华文楷体"/>
-                <w:sz w:val="24"/>
-              </w:rPr>
-              <w:t xml:space="preserve">Full thesis and reproducibility package</w:t>
+                <w:rFonts w:ascii="Times New Roman" w:hAnsi="Times New Roman" w:eastAsia="华文楷体"/>
+                <w:sz w:val="24"/>
+                <w:color w:val="000000"/>
+                <w:lang w:val="en-US"/>
+              </w:rPr>
+              <w:t xml:space="preserve">Comparison tables, an analysis of errors and costs, and conclusions supported by the results and their uncertainty.</w:t>
             </w:r>
           </w:p>
         </w:tc>
@@ -5564,94 +5820,70 @@
         </w:trPr>
         <w:tc>
           <w:tcPr>
-            <w:tcW w:w="1850" w:type="dxa"/>
+            <w:tcW w:w="1400" w:type="dxa"/>
             <w:vAlign w:val="center"/>
-            <w:tcMar>
-              <w:top w:w="90" w:type="dxa"/>
-              <w:left w:w="90" w:type="dxa"/>
-              <w:bottom w:w="90" w:type="dxa"/>
-              <w:right w:w="90" w:type="dxa"/>
-            </w:tcMar>
           </w:tcPr>
           <w:p>
             <w:pPr>
+              <w:jc w:val="left"/>
               <w:snapToGrid w:val="0"/>
-              <w:spacing w:line="300" w:lineRule="auto" w:before="0" w:after="0"/>
-              <w:jc w:val="left"/>
-              <w:rPr>
-                <w:rFonts w:eastAsia="华文楷体"/>
-                <w:sz w:val="24"/>
-              </w:rPr>
-              <w:widowControl w:val="1"/>
+              <w:widowControl/>
+              <w:spacing w:before="50" w:after="50" w:line="300" w:lineRule="auto"/>
             </w:pPr>
             <w:r>
               <w:rPr>
-                <w:rFonts w:eastAsia="华文楷体"/>
-                <w:sz w:val="24"/>
-              </w:rPr>
-              <w:t xml:space="preserve">7 to 14 April 2027</w:t>
+                <w:rFonts w:ascii="Times New Roman" w:hAnsi="Times New Roman" w:eastAsia="华文楷体"/>
+                <w:sz w:val="24"/>
+                <w:color w:val="000000"/>
+                <w:lang w:val="en-US"/>
+              </w:rPr>
+              <w:t xml:space="preserve">February</w:t>
             </w:r>
           </w:p>
         </w:tc>
         <w:tc>
           <w:tcPr>
-            <w:tcW w:w="3650" w:type="dxa"/>
+            <w:tcW w:w="4200" w:type="dxa"/>
             <w:vAlign w:val="center"/>
-            <w:tcMar>
-              <w:top w:w="90" w:type="dxa"/>
-              <w:left w:w="90" w:type="dxa"/>
-              <w:bottom w:w="90" w:type="dxa"/>
-              <w:right w:w="90" w:type="dxa"/>
-            </w:tcMar>
           </w:tcPr>
           <w:p>
             <w:pPr>
+              <w:jc w:val="left"/>
               <w:snapToGrid w:val="0"/>
-              <w:spacing w:line="300" w:lineRule="auto" w:before="0" w:after="0"/>
-              <w:jc w:val="left"/>
-              <w:rPr>
-                <w:rFonts w:eastAsia="华文楷体"/>
-                <w:sz w:val="24"/>
-              </w:rPr>
-              <w:widowControl w:val="1"/>
+              <w:widowControl/>
+              <w:spacing w:before="50" w:after="50" w:line="300" w:lineRule="auto"/>
             </w:pPr>
             <w:r>
               <w:rPr>
-                <w:rFonts w:eastAsia="华文楷体"/>
-                <w:sz w:val="24"/>
-              </w:rPr>
-              <w:t xml:space="preserve">Final thesis and plagiarism-check submission</w:t>
+                <w:rFonts w:ascii="Times New Roman" w:hAnsi="Times New Roman" w:eastAsia="华文楷体"/>
+                <w:sz w:val="24"/>
+                <w:color w:val="000000"/>
+                <w:lang w:val="en-US"/>
+              </w:rPr>
+              <w:t xml:space="preserve">Write the full thesis, explaining the literature, system, experiment, findings and limitations.</w:t>
             </w:r>
           </w:p>
         </w:tc>
         <w:tc>
           <w:tcPr>
-            <w:tcW w:w="2700" w:type="dxa"/>
+            <w:tcW w:w="3130" w:type="dxa"/>
             <w:vAlign w:val="center"/>
-            <w:tcMar>
-              <w:top w:w="90" w:type="dxa"/>
-              <w:left w:w="90" w:type="dxa"/>
-              <w:bottom w:w="90" w:type="dxa"/>
-              <w:right w:w="90" w:type="dxa"/>
-            </w:tcMar>
           </w:tcPr>
           <w:p>
             <w:pPr>
+              <w:jc w:val="left"/>
               <w:snapToGrid w:val="0"/>
-              <w:spacing w:line="300" w:lineRule="auto" w:before="0" w:after="0"/>
-              <w:jc w:val="left"/>
-              <w:rPr>
-                <w:rFonts w:eastAsia="华文楷体"/>
-                <w:sz w:val="24"/>
-              </w:rPr>
-              <w:widowControl w:val="1"/>
+              <w:widowControl/>
+              <w:spacing w:before="50" w:after="50" w:line="300" w:lineRule="auto"/>
             </w:pPr>
             <w:r>
               <w:rPr>
-                <w:rFonts w:eastAsia="华文楷体"/>
-                <w:sz w:val="24"/>
-              </w:rPr>
-              <w:t xml:space="preserve">Supervisor-approved submission</w:t>
+                <w:rFonts w:ascii="Times New Roman" w:hAnsi="Times New Roman" w:eastAsia="华文楷体"/>
+                <w:sz w:val="24"/>
+                <w:color w:val="000000"/>
+                <w:lang w:val="en-US"/>
+              </w:rPr>
+              <w:t xml:space="preserve">A complete thesis draft for supervisor review.</w:t>
             </w:r>
           </w:p>
         </w:tc>
@@ -5662,94 +5894,218 @@
         </w:trPr>
         <w:tc>
           <w:tcPr>
-            <w:tcW w:w="1850" w:type="dxa"/>
+            <w:tcW w:w="1400" w:type="dxa"/>
             <w:vAlign w:val="center"/>
-            <w:tcMar>
-              <w:top w:w="90" w:type="dxa"/>
-              <w:left w:w="90" w:type="dxa"/>
-              <w:bottom w:w="90" w:type="dxa"/>
-              <w:right w:w="90" w:type="dxa"/>
-            </w:tcMar>
           </w:tcPr>
           <w:p>
             <w:pPr>
+              <w:jc w:val="left"/>
               <w:snapToGrid w:val="0"/>
-              <w:spacing w:line="300" w:lineRule="auto" w:before="0" w:after="0"/>
-              <w:jc w:val="left"/>
-              <w:rPr>
-                <w:rFonts w:eastAsia="华文楷体"/>
-                <w:sz w:val="24"/>
-              </w:rPr>
-              <w:widowControl w:val="1"/>
+              <w:widowControl/>
+              <w:spacing w:before="50" w:after="50" w:line="300" w:lineRule="auto"/>
             </w:pPr>
             <w:r>
               <w:rPr>
-                <w:rFonts w:eastAsia="华文楷体"/>
-                <w:sz w:val="24"/>
-              </w:rPr>
-              <w:t xml:space="preserve">Mid to late May 2027</w:t>
+                <w:rFonts w:ascii="Times New Roman" w:hAnsi="Times New Roman" w:eastAsia="华文楷体"/>
+                <w:sz w:val="24"/>
+                <w:color w:val="000000"/>
+                <w:lang w:val="en-US"/>
+              </w:rPr>
+              <w:t xml:space="preserve">March</w:t>
             </w:r>
           </w:p>
         </w:tc>
         <w:tc>
           <w:tcPr>
-            <w:tcW w:w="3650" w:type="dxa"/>
+            <w:tcW w:w="4200" w:type="dxa"/>
             <w:vAlign w:val="center"/>
-            <w:tcMar>
-              <w:top w:w="90" w:type="dxa"/>
-              <w:left w:w="90" w:type="dxa"/>
-              <w:bottom w:w="90" w:type="dxa"/>
-              <w:right w:w="90" w:type="dxa"/>
-            </w:tcMar>
           </w:tcPr>
           <w:p>
             <w:pPr>
+              <w:jc w:val="left"/>
               <w:snapToGrid w:val="0"/>
-              <w:spacing w:line="300" w:lineRule="auto" w:before="0" w:after="0"/>
-              <w:jc w:val="left"/>
-              <w:rPr>
-                <w:rFonts w:eastAsia="华文楷体"/>
-                <w:sz w:val="24"/>
-              </w:rPr>
-              <w:widowControl w:val="1"/>
+              <w:widowControl/>
+              <w:spacing w:before="50" w:after="50" w:line="300" w:lineRule="auto"/>
             </w:pPr>
             <w:r>
               <w:rPr>
-                <w:rFonts w:eastAsia="华文楷体"/>
-                <w:sz w:val="24"/>
-              </w:rPr>
-              <w:t xml:space="preserve">Final defense on the institutional date</w:t>
+                <w:rFonts w:ascii="Times New Roman" w:hAnsi="Times New Roman" w:eastAsia="华文楷体"/>
+                <w:sz w:val="24"/>
+                <w:color w:val="000000"/>
+                <w:lang w:val="en-US"/>
+              </w:rPr>
+              <w:t xml:space="preserve">Revise the thesis after feedback. Organise the code, task versions and instructions needed to repeat the experiment.</w:t>
             </w:r>
           </w:p>
         </w:tc>
         <w:tc>
           <w:tcPr>
-            <w:tcW w:w="2700" w:type="dxa"/>
+            <w:tcW w:w="3130" w:type="dxa"/>
             <w:vAlign w:val="center"/>
-            <w:tcMar>
-              <w:top w:w="90" w:type="dxa"/>
-              <w:left w:w="90" w:type="dxa"/>
-              <w:bottom w:w="90" w:type="dxa"/>
-              <w:right w:w="90" w:type="dxa"/>
-            </w:tcMar>
           </w:tcPr>
           <w:p>
             <w:pPr>
+              <w:jc w:val="left"/>
               <w:snapToGrid w:val="0"/>
-              <w:spacing w:line="300" w:lineRule="auto" w:before="0" w:after="0"/>
+              <w:widowControl/>
+              <w:spacing w:before="50" w:after="50" w:line="300" w:lineRule="auto"/>
+            </w:pPr>
+            <w:r>
+              <w:rPr>
+                <w:rFonts w:ascii="Times New Roman" w:hAnsi="Times New Roman" w:eastAsia="华文楷体"/>
+                <w:sz w:val="24"/>
+                <w:color w:val="000000"/>
+                <w:lang w:val="en-US"/>
+              </w:rPr>
+              <w:t xml:space="preserve">A revised thesis and an accompanying set of research materials.</w:t>
+            </w:r>
+          </w:p>
+        </w:tc>
+      </w:tr>
+      <w:tr>
+        <w:trPr>
+          <w:cantSplit/>
+        </w:trPr>
+        <w:tc>
+          <w:tcPr>
+            <w:tcW w:w="1400" w:type="dxa"/>
+            <w:vAlign w:val="center"/>
+          </w:tcPr>
+          <w:p>
+            <w:pPr>
               <w:jc w:val="left"/>
-              <w:rPr>
-                <w:rFonts w:eastAsia="华文楷体"/>
-                <w:sz w:val="24"/>
-              </w:rPr>
-              <w:widowControl w:val="1"/>
+              <w:snapToGrid w:val="0"/>
+              <w:widowControl/>
+              <w:spacing w:before="50" w:after="50" w:line="300" w:lineRule="auto"/>
             </w:pPr>
             <w:r>
               <w:rPr>
-                <w:rFonts w:eastAsia="华文楷体"/>
-                <w:sz w:val="24"/>
-              </w:rPr>
-              <w:t xml:space="preserve">Defense and final revisions</w:t>
+                <w:rFonts w:ascii="Times New Roman" w:hAnsi="Times New Roman" w:eastAsia="华文楷体"/>
+                <w:sz w:val="24"/>
+                <w:color w:val="000000"/>
+                <w:lang w:val="en-US"/>
+              </w:rPr>
+              <w:t xml:space="preserve">7–14 April</w:t>
+            </w:r>
+          </w:p>
+        </w:tc>
+        <w:tc>
+          <w:tcPr>
+            <w:tcW w:w="4200" w:type="dxa"/>
+            <w:vAlign w:val="center"/>
+          </w:tcPr>
+          <w:p>
+            <w:pPr>
+              <w:jc w:val="left"/>
+              <w:snapToGrid w:val="0"/>
+              <w:widowControl/>
+              <w:spacing w:before="50" w:after="50" w:line="300" w:lineRule="auto"/>
+            </w:pPr>
+            <w:r>
+              <w:rPr>
+                <w:rFonts w:ascii="Times New Roman" w:hAnsi="Times New Roman" w:eastAsia="华文楷体"/>
+                <w:sz w:val="24"/>
+                <w:color w:val="000000"/>
+                <w:lang w:val="en-US"/>
+              </w:rPr>
+              <w:t xml:space="preserve">Complete the required checks and submit the supervisor-approved thesis and plagiarism-check confirmation files.</w:t>
+            </w:r>
+          </w:p>
+        </w:tc>
+        <w:tc>
+          <w:tcPr>
+            <w:tcW w:w="3130" w:type="dxa"/>
+            <w:vAlign w:val="center"/>
+          </w:tcPr>
+          <w:p>
+            <w:pPr>
+              <w:jc w:val="left"/>
+              <w:snapToGrid w:val="0"/>
+              <w:widowControl/>
+              <w:spacing w:before="50" w:after="50" w:line="300" w:lineRule="auto"/>
+            </w:pPr>
+            <w:r>
+              <w:rPr>
+                <w:rFonts w:ascii="Times New Roman" w:hAnsi="Times New Roman" w:eastAsia="华文楷体"/>
+                <w:sz w:val="24"/>
+                <w:color w:val="000000"/>
+                <w:lang w:val="en-US"/>
+              </w:rPr>
+              <w:t xml:space="preserve">Final submission and confirmation of receipt.</w:t>
+            </w:r>
+          </w:p>
+        </w:tc>
+      </w:tr>
+      <w:tr>
+        <w:trPr>
+          <w:cantSplit/>
+        </w:trPr>
+        <w:tc>
+          <w:tcPr>
+            <w:tcW w:w="1400" w:type="dxa"/>
+            <w:vAlign w:val="center"/>
+          </w:tcPr>
+          <w:p>
+            <w:pPr>
+              <w:jc w:val="left"/>
+              <w:snapToGrid w:val="0"/>
+              <w:widowControl/>
+              <w:spacing w:before="50" w:after="50" w:line="300" w:lineRule="auto"/>
+            </w:pPr>
+            <w:r>
+              <w:rPr>
+                <w:rFonts w:ascii="Times New Roman" w:hAnsi="Times New Roman" w:eastAsia="华文楷体"/>
+                <w:sz w:val="24"/>
+                <w:color w:val="000000"/>
+                <w:lang w:val="en-US"/>
+              </w:rPr>
+              <w:t xml:space="preserve">Mid-to-late May</w:t>
+            </w:r>
+          </w:p>
+        </w:tc>
+        <w:tc>
+          <w:tcPr>
+            <w:tcW w:w="4200" w:type="dxa"/>
+            <w:vAlign w:val="center"/>
+          </w:tcPr>
+          <w:p>
+            <w:pPr>
+              <w:jc w:val="left"/>
+              <w:snapToGrid w:val="0"/>
+              <w:widowControl/>
+              <w:spacing w:before="50" w:after="50" w:line="300" w:lineRule="auto"/>
+            </w:pPr>
+            <w:r>
+              <w:rPr>
+                <w:rFonts w:ascii="Times New Roman" w:hAnsi="Times New Roman" w:eastAsia="华文楷体"/>
+                <w:sz w:val="24"/>
+                <w:color w:val="000000"/>
+                <w:lang w:val="en-US"/>
+              </w:rPr>
+              <w:t xml:space="preserve">Prepare the final presentation and defend the thesis on the confirmed institutional date.</w:t>
+            </w:r>
+          </w:p>
+        </w:tc>
+        <w:tc>
+          <w:tcPr>
+            <w:tcW w:w="3130" w:type="dxa"/>
+            <w:vAlign w:val="center"/>
+          </w:tcPr>
+          <w:p>
+            <w:pPr>
+              <w:jc w:val="left"/>
+              <w:snapToGrid w:val="0"/>
+              <w:widowControl/>
+              <w:spacing w:before="50" w:after="50" w:line="300" w:lineRule="auto"/>
+            </w:pPr>
+            <w:r>
+              <w:rPr>
+                <w:rFonts w:ascii="Times New Roman" w:hAnsi="Times New Roman" w:eastAsia="华文楷体"/>
+                <w:sz w:val="24"/>
+                <w:color w:val="000000"/>
+                <w:lang w:val="en-US"/>
+              </w:rPr>
+              <w:t xml:space="preserve">Thesis defense and any required final revisions.</w:t>
             </w:r>
           </w:p>
         </w:tc>
@@ -5757,22 +6113,77 @@
     </w:tbl>
     <w:p>
       <w:pPr>
-        <w:snapToGrid w:val="0"/>
-        <w:spacing w:beforeLines="50" w:before="156" w:line="300" w:lineRule="auto"/>
-        <w:ind w:firstLineChars="200" w:firstLine="480"/>
-        <w:jc w:val="left"/>
-        <w:rPr>
-          <w:rFonts w:eastAsia="华文楷体"/>
-          <w:sz w:val="24"/>
-        </w:rPr>
-        <w:widowControl w:val="1"/>
-      </w:pPr>
-      <w:r>
-        <w:rPr>
-          <w:rFonts w:eastAsia="华文楷体"/>
-          <w:sz w:val="24"/>
-        </w:rPr>
-        <w:t xml:space="preserve">Expected research outputs are audited public task packages and references, a reproducible fixed-condition harness, a prespecified evaluation protocol, trace/resource evidence and a thesis reporting comparative results. Recommendations will depend on measured reliability and costs. Null or adverse effects remain valid possible outcomes, but imprecise findings will be acknowledged as inconclusive. Exact task counts, repeat counts and any model replication will be set after pilot feasibility and budget agreement. Optional extensions will be deferred before weakening controls or selecting only favourable tasks.</w:t>
+        <w:jc w:val="left"/>
+        <w:snapToGrid w:val="0"/>
+        <w:widowControl/>
+        <w:keepNext/>
+        <w:keepLines/>
+        <w:spacing w:before="180" w:after="80" w:line="300" w:lineRule="auto"/>
+        <w:outlineLvl w:val="1"/>
+      </w:pPr>
+      <w:r>
+        <w:rPr>
+          <w:rFonts w:ascii="Times New Roman" w:hAnsi="Times New Roman" w:eastAsia="华文楷体"/>
+          <w:sz w:val="24"/>
+          <w:color w:val="000000"/>
+          <w:b/>
+          <w:lang w:val="en-US"/>
+        </w:rPr>
+        <w:t xml:space="preserve">5.2 Expected outcomes</w:t>
+      </w:r>
+    </w:p>
+    <w:p>
+      <w:pPr>
+        <w:jc w:val="left"/>
+        <w:snapToGrid w:val="0"/>
+        <w:widowControl/>
+        <w:spacing w:before="100" w:after="0" w:line="300" w:lineRule="auto"/>
+        <w:ind w:firstLine="480"/>
+      </w:pPr>
+      <w:r>
+        <w:rPr>
+          <w:rFonts w:ascii="Times New Roman" w:hAnsi="Times New Roman" w:eastAsia="华文楷体"/>
+          <w:sz w:val="24"/>
+          <w:color w:val="000000"/>
+          <w:lang w:val="en-US"/>
+        </w:rPr>
+        <w:t xml:space="preserve">The study is expected to produce a working research implementation of the hierarchical MAS with evidence-checked experience reuse and source-grounded counterexample review. The implementation will be accompanied by the code, agent instructions, task versions and experiment settings needed to repeat the comparisons.</w:t>
+      </w:r>
+    </w:p>
+    <w:p>
+      <w:pPr>
+        <w:jc w:val="left"/>
+        <w:snapToGrid w:val="0"/>
+        <w:widowControl/>
+        <w:spacing w:before="100" w:after="0" w:line="300" w:lineRule="auto"/>
+        <w:ind w:firstLine="480"/>
+      </w:pPr>
+      <w:r>
+        <w:rPr>
+          <w:rFonts w:ascii="Times New Roman" w:hAnsi="Times New Roman" w:eastAsia="华文楷体"/>
+          <w:sz w:val="24"/>
+          <w:color w:val="000000"/>
+          <w:lang w:val="en-US"/>
+        </w:rPr>
+        <w:t xml:space="preserve">The main research outcome will be a comparison showing how each improvement, and their combination, affects correct answers, wrong business interpretations, completion time and cost. Results from the single-agent controls will show whether the hierarchy offers an advantage over a simpler system with comparable capabilities. The findings may show benefits, no clear difference or additional errors and expense; the conclusions will reflect the measured results.</w:t>
+      </w:r>
+    </w:p>
+    <w:p>
+      <w:pPr>
+        <w:jc w:val="left"/>
+        <w:snapToGrid w:val="0"/>
+        <w:widowControl/>
+        <w:spacing w:before="100" w:after="0" w:line="300" w:lineRule="auto"/>
+        <w:ind w:firstLine="480"/>
+      </w:pPr>
+      <w:r>
+        <w:rPr>
+          <w:rFonts w:ascii="Times New Roman" w:hAnsi="Times New Roman" w:eastAsia="华文楷体"/>
+          <w:sz w:val="24"/>
+          <w:color w:val="000000"/>
+          <w:lang w:val="en-US"/>
+        </w:rPr>
+        <w:t xml:space="preserve">The error analysis will provide examples of knowledge-use and review failures organised using MAST, with proposed refinements where existing categories are insufficient. Together with the quality and cost comparisons, this should support practical recommendations about when to use evidence-checked experience reuse, source-grounded counterexample review or both. The final thesis will explain these recommendations, the evidence behind them and the limits of applying them beyond the tested tasks.</w:t>
       </w:r>
     </w:p>
     <w:permEnd w:id="1553936702"/>
@@ -5789,6 +6200,8 @@
           <w:sz w:val="24"/>
         </w:rPr>
         <w:keepNext/>
+        <w:keepLines/>
+        <w:widowControl/>
       </w:pPr>
       <w:r>
         <w:rPr>
@@ -5829,83 +6242,21 @@
     </w:p>
     <w:p>
       <w:pPr>
-        <w:snapToGrid w:val="0"/>
-        <w:spacing w:beforeLines="50" w:before="156" w:line="300" w:lineRule="auto"/>
-        <w:ind w:firstLineChars="200" w:firstLine="480"/>
-        <w:jc w:val="left"/>
-        <w:rPr>
-          <w:rFonts w:eastAsia="华文楷体"/>
-          <w:sz w:val="24"/>
-        </w:rPr>
-        <w:widowControl w:val="1"/>
+        <w:jc w:val="left"/>
+        <w:snapToGrid w:val="0"/>
+        <w:widowControl/>
+        <w:spacing w:before="100" w:after="0" w:line="300" w:lineRule="auto"/>
+        <w:ind w:firstLine="480"/>
       </w:pPr>
       <w:permStart w:id="134552170" w:edGrp="everyone"/>
       <w:r>
         <w:rPr>
-          <w:rFonts w:eastAsia="华文楷体"/>
-          <w:sz w:val="24"/>
-        </w:rPr>
-        <w:t xml:space="preserve">My experience in banking analytics motivates attention to the distinction between documented data structure and business-correct analytical interpretation. The trade-finance utilisation example illustrates the need to define active limits and hierarchy treatment before computation. This experience is motivation rather than a measured workplace study; no internal bank tables, documents or messages will enter the experiments.</w:t>
-      </w:r>
-    </w:p>
-    <w:p>
-      <w:pPr>
-        <w:snapToGrid w:val="0"/>
-        <w:spacing w:beforeLines="50" w:before="156" w:line="300" w:lineRule="auto"/>
-        <w:ind w:firstLineChars="200" w:firstLine="480"/>
-        <w:jc w:val="left"/>
-        <w:rPr>
-          <w:rFonts w:eastAsia="华文楷体"/>
-          <w:sz w:val="24"/>
-        </w:rPr>
-        <w:widowControl w:val="1"/>
-      </w:pPr>
-      <w:r>
-        <w:rPr>
-          <w:rFonts w:eastAsia="华文楷体"/>
-          <w:sz w:val="24"/>
-        </w:rPr>
-        <w:t xml:space="preserve">The revised title, scope and roadmap were approved by the supervisor according to my report of the discussion on 23 September 2026. The detailed implementation and hypotheses still require pilot validation. A research design, focused source-reading record and draft pilot specification have been prepared. Bibliographic records and selected primary-paper sections have been audited; metadata verification is not equivalent to a complete reading or replication of every paper.</w:t>
-      </w:r>
-    </w:p>
-    <w:p>
-      <w:pPr>
-        <w:snapToGrid w:val="0"/>
-        <w:spacing w:beforeLines="50" w:before="156" w:line="300" w:lineRule="auto"/>
-        <w:ind w:firstLineChars="200" w:firstLine="480"/>
-        <w:jc w:val="left"/>
-        <w:rPr>
-          <w:rFonts w:eastAsia="华文楷体"/>
-          <w:sz w:val="24"/>
-        </w:rPr>
-        <w:widowControl w:val="1"/>
-      </w:pPr>
-      <w:r>
-        <w:rPr>
-          <w:rFonts w:eastAsia="华文楷体"/>
-          <w:sz w:val="24"/>
-        </w:rPr>
-        <w:t xml:space="preserve">A public-data feasibility audit screened 18 source families and inspected six leading releases. It pinned and checksummed 76 source files and reproduced selected DABstep, AgenticDataBench and LongDA HERD calculations using separate Python and SQL implementations against available public references. These are offline source and calculation checks, not intervention findings. A 12-base-query development specification exists, but the full suite has not passed semantic admission.</w:t>
-      </w:r>
-    </w:p>
-    <w:p>
-      <w:pPr>
-        <w:snapToGrid w:val="0"/>
-        <w:spacing w:beforeLines="50" w:before="156" w:line="300" w:lineRule="auto"/>
-        <w:ind w:firstLineChars="200" w:firstLine="480"/>
-        <w:jc w:val="left"/>
-        <w:rPr>
-          <w:rFonts w:eastAsia="华文楷体"/>
-          <w:sz w:val="24"/>
-        </w:rPr>
-        <w:widowControl w:val="1"/>
-      </w:pPr>
-      <w:r>
-        <w:rPr>
-          <w:rFonts w:eastAsia="华文楷体"/>
-          <w:sz w:val="24"/>
-        </w:rPr>
-        <w:t xml:space="preserve">There is currently no completed experimental harness, no pilot agent run, no main-study result and no frozen test suite. The proposed intervention effects and practical recommendations remain questions to evaluate. This preparatory work supports a feasible next phase of reference auditing, controlled implementation and prespecified evaluation.</w:t>
+          <w:rFonts w:ascii="Times New Roman" w:hAnsi="Times New Roman" w:eastAsia="华文楷体"/>
+          <w:sz w:val="24"/>
+          <w:color w:val="000000"/>
+          <w:lang w:val="en-US"/>
+        </w:rPr>
+        <w:t xml:space="preserve">I have professional experience as a data and business analyst in the banking sector. As agentic systems became more capable, my team increasingly explored their use for analytical work, from ad hoc tasks to complete analytics projects. These attempts did not consistently produce reliable results. The main recurring obstacle was context: agents needed relevant business definitions and rules, but providing this information did not ensure that they interpreted and applied it correctly. This experience motivates my research into how multi-agent systems use business knowledge and verify analytical conclusions.</w:t>
       </w:r>
     </w:p>
     <w:permEnd w:id="134552170"/>
@@ -5918,7 +6269,6 @@
           <w:b/>
           <w:sz w:val="24"/>
         </w:rPr>
-        <w:keepNext/>
       </w:pPr>
       <w:r>
         <w:rPr>
@@ -6113,15 +6463,98 @@
           <w:b/>
           <w:sz w:val="24"/>
         </w:rPr>
-        <w:jc w:val="left"/>
-      </w:pPr>
-      <w:r>
-        <w:rPr>
-          <w:rFonts w:eastAsia="华文楷体"/>
-          <w:sz w:val="24"/>
-        </w:rPr>
-        <w:t xml:space="preserve">学生签字 / Signature of Student: ____________    日期 / Date: ____________</w:t>
-      </w:r>
+      </w:pPr>
+      <w:r>
+        <w:rPr>
+          <w:rFonts w:eastAsia="仿宋_GB2312"/>
+          <w:b/>
+          <w:sz w:val="24"/>
+        </w:rPr>
+        <w:t>学生签字</w:t>
+      </w:r>
+      <w:r>
+        <w:rPr>
+          <w:rFonts w:eastAsia="仿宋_GB2312"/>
+          <w:b/>
+          <w:sz w:val="24"/>
+        </w:rPr>
+        <w:t>/Signature of Student</w:t>
+      </w:r>
+      <w:r>
+        <w:rPr>
+          <w:rFonts w:eastAsia="仿宋_GB2312"/>
+          <w:b/>
+          <w:sz w:val="24"/>
+        </w:rPr>
+        <w:t>：</w:t>
+      </w:r>
+      <w:r>
+        <w:rPr>
+          <w:rFonts w:eastAsia="仿宋_GB2312"/>
+          <w:b/>
+          <w:sz w:val="24"/>
+        </w:rPr>
+        <w:t xml:space="preserve">        </w:t>
+      </w:r>
+      <w:permStart w:id="1356228740" w:edGrp="everyone"/>
+      <w:r>
+        <w:rPr>
+          <w:rFonts w:eastAsia="仿宋_GB2312"/>
+          <w:b/>
+          <w:sz w:val="24"/>
+        </w:rPr>
+        <w:t xml:space="preserve">        </w:t>
+      </w:r>
+      <w:permEnd w:id="1356228740"/>
+      <w:r>
+        <w:rPr>
+          <w:rFonts w:eastAsia="仿宋_GB2312"/>
+          <w:b/>
+          <w:sz w:val="24"/>
+        </w:rPr>
+        <w:t xml:space="preserve">        </w:t>
+      </w:r>
+      <w:r>
+        <w:rPr>
+          <w:rFonts w:eastAsia="仿宋_GB2312"/>
+          <w:b/>
+          <w:sz w:val="24"/>
+        </w:rPr>
+        <w:t>日期</w:t>
+      </w:r>
+      <w:r>
+        <w:rPr>
+          <w:rFonts w:eastAsia="仿宋_GB2312"/>
+          <w:b/>
+          <w:sz w:val="24"/>
+        </w:rPr>
+        <w:t>/Date</w:t>
+      </w:r>
+      <w:r>
+        <w:rPr>
+          <w:rFonts w:eastAsia="仿宋_GB2312"/>
+          <w:b/>
+          <w:sz w:val="24"/>
+        </w:rPr>
+        <w:t>：</w:t>
+      </w:r>
+      <w:permStart w:id="1733842291" w:edGrp="everyone"/>
+      <w:r>
+        <w:rPr>
+          <w:rFonts w:eastAsia="仿宋_GB2312" w:hint="eastAsia"/>
+          <w:b/>
+          <w:sz w:val="24"/>
+        </w:rPr>
+        <w:t xml:space="preserve">        </w:t>
+      </w:r>
+      <w:r>
+        <w:rPr>
+          <w:rFonts w:eastAsia="仿宋_GB2312"/>
+          <w:sz w:val="24"/>
+        </w:rPr>
+        <w:t xml:space="preserve">        </w:t>
+      </w:r>
+      <w:permEnd w:id="1733842291"/>
     </w:p>
     <w:sectPr>
       <w:footerReference w:type="default" r:id="rId14"/>
@@ -6638,6 +7071,60 @@
   </w:num>
   <w:num w:numId="3" w16cid:durableId="1356997482">
     <w:abstractNumId w:val="2"/>
+  </w:num>
+  <w:abstractNum w:abstractNumId="100">
+    <w:multiLevelType w:val="singleLevel"/>
+    <w:lvl w:ilvl="0">
+      <w:start w:val="1"/>
+      <w:numFmt w:val="bullet"/>
+      <w:lvlText w:val="•"/>
+      <w:lvlJc w:val="left"/>
+      <w:pPr>
+        <w:ind w:left="360" w:hanging="360"/>
+      </w:pPr>
+    </w:lvl>
+  </w:abstractNum>
+  <w:abstractNum w:abstractNumId="101">
+    <w:multiLevelType w:val="singleLevel"/>
+    <w:lvl w:ilvl="0">
+      <w:start w:val="1"/>
+      <w:numFmt w:val="decimal"/>
+      <w:lvlText w:val="%1."/>
+      <w:lvlJc w:val="left"/>
+      <w:pPr>
+        <w:ind w:left="360" w:hanging="360"/>
+      </w:pPr>
+    </w:lvl>
+  </w:abstractNum>
+  <w:num w:numId="100">
+    <w:abstractNumId w:val="101"/>
+    <w:lvlOverride w:ilvl="0">
+      <w:startOverride w:val="1"/>
+    </w:lvlOverride>
+  </w:num>
+  <w:num w:numId="101">
+    <w:abstractNumId w:val="101"/>
+    <w:lvlOverride w:ilvl="0">
+      <w:startOverride w:val="1"/>
+    </w:lvlOverride>
+  </w:num>
+  <w:num w:numId="102">
+    <w:abstractNumId w:val="100"/>
+    <w:lvlOverride w:ilvl="0">
+      <w:startOverride w:val="1"/>
+    </w:lvlOverride>
+  </w:num>
+  <w:num w:numId="103">
+    <w:abstractNumId w:val="100"/>
+    <w:lvlOverride w:ilvl="0">
+      <w:startOverride w:val="1"/>
+    </w:lvlOverride>
+  </w:num>
+  <w:num w:numId="104">
+    <w:abstractNumId w:val="101"/>
+    <w:lvlOverride w:ilvl="0">
+      <w:startOverride w:val="1"/>
+    </w:lvlOverride>
   </w:num>
 </w:numbering>
 </file>
